--- a/rapport_data_science.docx
+++ b/rapport_data_science.docx
@@ -297,6 +297,3241 @@
         </w:rPr>
       </w:r>
     </w:p>
+    <w:p>
+      <w:pPr>
+        <w:rPr/>
+      </w:pPr>
+      <w:r>
+        <w:rPr>
+          <w:rtl w:val="0"/>
+        </w:rPr>
+      </w:r>
+    </w:p>
+    <w:p>
+      <w:pPr>
+        <w:rPr/>
+      </w:pPr>
+      <w:r>
+        <w:rPr>
+          <w:rtl w:val="0"/>
+        </w:rPr>
+      </w:r>
+    </w:p>
+    <w:p>
+      <w:pPr>
+        <w:rPr/>
+      </w:pPr>
+      <w:r>
+        <w:rPr>
+          <w:rtl w:val="0"/>
+        </w:rPr>
+      </w:r>
+    </w:p>
+    <w:p>
+      <w:pPr>
+        <w:rPr/>
+      </w:pPr>
+      <w:r>
+        <w:rPr>
+          <w:rtl w:val="0"/>
+        </w:rPr>
+      </w:r>
+    </w:p>
+    <w:p>
+      <w:pPr>
+        <w:rPr/>
+      </w:pPr>
+      <w:r>
+        <w:rPr>
+          <w:rtl w:val="0"/>
+        </w:rPr>
+      </w:r>
+    </w:p>
+    <w:p>
+      <w:pPr>
+        <w:rPr/>
+      </w:pPr>
+      <w:r>
+        <w:rPr>
+          <w:rtl w:val="0"/>
+        </w:rPr>
+      </w:r>
+    </w:p>
+    <w:p>
+      <w:pPr>
+        <w:rPr/>
+      </w:pPr>
+      <w:r>
+        <w:rPr>
+          <w:rtl w:val="0"/>
+        </w:rPr>
+      </w:r>
+    </w:p>
+    <w:p>
+      <w:pPr>
+        <w:rPr/>
+      </w:pPr>
+      <w:r>
+        <w:rPr>
+          <w:rtl w:val="0"/>
+        </w:rPr>
+      </w:r>
+    </w:p>
+    <w:p>
+      <w:pPr>
+        <w:rPr/>
+      </w:pPr>
+      <w:r>
+        <w:rPr>
+          <w:rtl w:val="0"/>
+        </w:rPr>
+      </w:r>
+    </w:p>
+    <w:p>
+      <w:pPr>
+        <w:rPr/>
+      </w:pPr>
+      <w:r>
+        <w:rPr>
+          <w:rtl w:val="0"/>
+        </w:rPr>
+      </w:r>
+    </w:p>
+    <w:p>
+      <w:pPr>
+        <w:rPr/>
+      </w:pPr>
+      <w:r>
+        <w:rPr>
+          <w:rtl w:val="0"/>
+        </w:rPr>
+      </w:r>
+    </w:p>
+    <w:p>
+      <w:pPr>
+        <w:rPr/>
+      </w:pPr>
+      <w:r>
+        <w:rPr>
+          <w:rtl w:val="0"/>
+        </w:rPr>
+      </w:r>
+    </w:p>
+    <w:p>
+      <w:pPr>
+        <w:rPr/>
+      </w:pPr>
+      <w:r>
+        <w:rPr>
+          <w:rtl w:val="0"/>
+        </w:rPr>
+      </w:r>
+    </w:p>
+    <w:p>
+      <w:pPr>
+        <w:rPr/>
+      </w:pPr>
+      <w:r>
+        <w:rPr>
+          <w:rtl w:val="0"/>
+        </w:rPr>
+      </w:r>
+    </w:p>
+    <w:p>
+      <w:pPr>
+        <w:rPr/>
+      </w:pPr>
+      <w:r>
+        <w:rPr>
+          <w:rtl w:val="0"/>
+        </w:rPr>
+      </w:r>
+    </w:p>
+    <w:p>
+      <w:pPr>
+        <w:rPr/>
+      </w:pPr>
+      <w:r>
+        <w:rPr>
+          <w:rtl w:val="0"/>
+        </w:rPr>
+      </w:r>
+    </w:p>
+    <w:p>
+      <w:pPr>
+        <w:rPr/>
+      </w:pPr>
+      <w:r>
+        <w:rPr>
+          <w:rtl w:val="0"/>
+        </w:rPr>
+      </w:r>
+    </w:p>
+    <w:sdt>
+      <w:sdtPr>
+        <w:id w:val="-1657024980"/>
+        <w:docPartObj>
+          <w:docPartGallery w:val="Table of Contents"/>
+          <w:docPartUnique w:val="1"/>
+        </w:docPartObj>
+      </w:sdtPr>
+      <w:sdtContent>
+        <w:p>
+          <w:pPr>
+            <w:widowControl w:val="0"/>
+            <w:tabs>
+              <w:tab w:val="right" w:leader="dot" w:pos="9025.511811023624"/>
+            </w:tabs>
+            <w:spacing w:before="60" w:lineRule="auto"/>
+            <w:rPr>
+              <w:b w:val="1"/>
+              <w:bCs w:val="1"/>
+              <w:color w:val="000000"/>
+              <w:u w:val="none"/>
+            </w:rPr>
+          </w:pPr>
+          <w:r>
+            <w:fldChar w:fldCharType="begin"/>
+            <w:instrText xml:space="preserve"> TOC \h \u \z \t "Heading 1,1,Heading 2,2,Heading 3,3,Heading 4,4,Heading 5,5,Heading 6,6,"</w:instrText>
+            <w:fldChar w:fldCharType="separate"/>
+          </w:r>
+          <w:hyperlink w:anchor="_heading=">
+            <w:r>
+              <w:rPr>
+                <w:b w:val="1"/>
+                <w:bCs w:val="1"/>
+                <w:color w:val="000000"/>
+                <w:u w:val="none"/>
+                <w:rtl w:val="0"/>
+              </w:rPr>
+              <w:t xml:space="preserve">1. Résumé</w:t>
+              <w:tab/>
+            </w:r>
+          </w:hyperlink>
+          <w:r>
+            <w:fldChar w:fldCharType="begin"/>
+            <w:instrText xml:space="preserve"> PAGEREF _heading= \h </w:instrText>
+            <w:fldChar w:fldCharType="separate"/>
+          </w:r>
+          <w:r>
+            <w:rPr>
+              <w:b w:val="1"/>
+              <w:bCs w:val="1"/>
+              <w:rtl w:val="0"/>
+            </w:rPr>
+            <w:t xml:space="preserve">7</w:t>
+          </w:r>
+          <w:r>
+            <w:fldChar w:fldCharType="end"/>
+          </w:r>
+          <w:r>
+            <w:rPr>
+              <w:rtl w:val="0"/>
+            </w:rPr>
+          </w:r>
+        </w:p>
+        <w:p>
+          <w:pPr>
+            <w:widowControl w:val="0"/>
+            <w:tabs>
+              <w:tab w:val="right" w:leader="dot" w:pos="9025.511811023624"/>
+            </w:tabs>
+            <w:spacing w:before="60" w:lineRule="auto"/>
+            <w:rPr>
+              <w:b w:val="1"/>
+              <w:bCs w:val="1"/>
+              <w:color w:val="000000"/>
+              <w:u w:val="none"/>
+            </w:rPr>
+          </w:pPr>
+          <w:hyperlink w:anchor="_heading=">
+            <w:r>
+              <w:rPr>
+                <w:b w:val="1"/>
+                <w:bCs w:val="1"/>
+                <w:color w:val="000000"/>
+                <w:u w:val="none"/>
+                <w:rtl w:val="0"/>
+              </w:rPr>
+              <w:t xml:space="preserve">2. Introduction et Contexte</w:t>
+              <w:tab/>
+            </w:r>
+          </w:hyperlink>
+          <w:r>
+            <w:fldChar w:fldCharType="begin"/>
+            <w:instrText xml:space="preserve"> PAGEREF _heading= \h </w:instrText>
+            <w:fldChar w:fldCharType="separate"/>
+          </w:r>
+          <w:r>
+            <w:rPr>
+              <w:b w:val="1"/>
+              <w:bCs w:val="1"/>
+              <w:rtl w:val="0"/>
+            </w:rPr>
+            <w:t xml:space="preserve">8</w:t>
+          </w:r>
+          <w:r>
+            <w:fldChar w:fldCharType="end"/>
+          </w:r>
+          <w:r>
+            <w:rPr>
+              <w:rtl w:val="0"/>
+            </w:rPr>
+          </w:r>
+        </w:p>
+        <w:p>
+          <w:pPr>
+            <w:widowControl w:val="0"/>
+            <w:tabs>
+              <w:tab w:val="right" w:leader="dot" w:pos="9025.511811023624"/>
+            </w:tabs>
+            <w:spacing w:before="60" w:lineRule="auto"/>
+            <w:ind w:left="360" w:firstLine="0"/>
+            <w:rPr>
+              <w:color w:val="000000"/>
+              <w:u w:val="none"/>
+            </w:rPr>
+          </w:pPr>
+          <w:hyperlink w:anchor="_heading=">
+            <w:r>
+              <w:rPr>
+                <w:color w:val="000000"/>
+                <w:u w:val="none"/>
+                <w:rtl w:val="0"/>
+              </w:rPr>
+              <w:t xml:space="preserve">2.1 Problématique métier</w:t>
+              <w:tab/>
+            </w:r>
+          </w:hyperlink>
+          <w:r>
+            <w:fldChar w:fldCharType="begin"/>
+            <w:instrText xml:space="preserve"> PAGEREF _heading= \h </w:instrText>
+            <w:fldChar w:fldCharType="separate"/>
+          </w:r>
+          <w:r>
+            <w:rPr>
+              <w:rtl w:val="0"/>
+            </w:rPr>
+            <w:t xml:space="preserve">9</w:t>
+          </w:r>
+          <w:r>
+            <w:fldChar w:fldCharType="end"/>
+          </w:r>
+          <w:r>
+            <w:rPr>
+              <w:rtl w:val="0"/>
+            </w:rPr>
+          </w:r>
+        </w:p>
+        <w:p>
+          <w:pPr>
+            <w:widowControl w:val="0"/>
+            <w:tabs>
+              <w:tab w:val="right" w:leader="dot" w:pos="9025.511811023624"/>
+            </w:tabs>
+            <w:spacing w:before="60" w:lineRule="auto"/>
+            <w:ind w:left="360" w:firstLine="0"/>
+            <w:rPr>
+              <w:color w:val="000000"/>
+              <w:u w:val="none"/>
+            </w:rPr>
+          </w:pPr>
+          <w:hyperlink w:anchor="_heading=">
+            <w:r>
+              <w:rPr>
+                <w:color w:val="000000"/>
+                <w:u w:val="none"/>
+                <w:rtl w:val="0"/>
+              </w:rPr>
+              <w:t xml:space="preserve">2.2 Pourquoi le Machine Learning supervisé ?</w:t>
+              <w:tab/>
+            </w:r>
+          </w:hyperlink>
+          <w:r>
+            <w:fldChar w:fldCharType="begin"/>
+            <w:instrText xml:space="preserve"> PAGEREF _heading= \h </w:instrText>
+            <w:fldChar w:fldCharType="separate"/>
+          </w:r>
+          <w:r>
+            <w:rPr>
+              <w:rtl w:val="0"/>
+            </w:rPr>
+            <w:t xml:space="preserve">9</w:t>
+          </w:r>
+          <w:r>
+            <w:fldChar w:fldCharType="end"/>
+          </w:r>
+          <w:r>
+            <w:rPr>
+              <w:rtl w:val="0"/>
+            </w:rPr>
+          </w:r>
+        </w:p>
+        <w:p>
+          <w:pPr>
+            <w:widowControl w:val="0"/>
+            <w:tabs>
+              <w:tab w:val="right" w:leader="dot" w:pos="9025.511811023624"/>
+            </w:tabs>
+            <w:spacing w:before="60" w:lineRule="auto"/>
+            <w:ind w:left="360" w:firstLine="0"/>
+            <w:rPr>
+              <w:color w:val="000000"/>
+              <w:u w:val="none"/>
+            </w:rPr>
+          </w:pPr>
+          <w:hyperlink w:anchor="_heading=">
+            <w:r>
+              <w:rPr>
+                <w:color w:val="000000"/>
+                <w:u w:val="none"/>
+                <w:rtl w:val="0"/>
+              </w:rPr>
+              <w:t xml:space="preserve">3.1 Utilisateur cible</w:t>
+              <w:tab/>
+            </w:r>
+          </w:hyperlink>
+          <w:r>
+            <w:fldChar w:fldCharType="begin"/>
+            <w:instrText xml:space="preserve"> PAGEREF _heading= \h </w:instrText>
+            <w:fldChar w:fldCharType="separate"/>
+          </w:r>
+          <w:r>
+            <w:rPr>
+              <w:rtl w:val="0"/>
+            </w:rPr>
+            <w:t xml:space="preserve">9</w:t>
+          </w:r>
+          <w:r>
+            <w:fldChar w:fldCharType="end"/>
+          </w:r>
+          <w:r>
+            <w:rPr>
+              <w:rtl w:val="0"/>
+            </w:rPr>
+          </w:r>
+        </w:p>
+        <w:p>
+          <w:pPr>
+            <w:widowControl w:val="0"/>
+            <w:tabs>
+              <w:tab w:val="right" w:leader="dot" w:pos="9025.511811023624"/>
+            </w:tabs>
+            <w:spacing w:before="60" w:lineRule="auto"/>
+            <w:ind w:left="360" w:firstLine="0"/>
+            <w:rPr>
+              <w:color w:val="000000"/>
+              <w:u w:val="none"/>
+            </w:rPr>
+          </w:pPr>
+          <w:hyperlink w:anchor="_heading=">
+            <w:r>
+              <w:rPr>
+                <w:color w:val="000000"/>
+                <w:u w:val="none"/>
+                <w:rtl w:val="0"/>
+              </w:rPr>
+              <w:t xml:space="preserve">3.2 Scénarios d'usage</w:t>
+              <w:tab/>
+            </w:r>
+          </w:hyperlink>
+          <w:r>
+            <w:fldChar w:fldCharType="begin"/>
+            <w:instrText xml:space="preserve"> PAGEREF _heading= \h </w:instrText>
+            <w:fldChar w:fldCharType="separate"/>
+          </w:r>
+          <w:r>
+            <w:rPr>
+              <w:rtl w:val="0"/>
+            </w:rPr>
+            <w:t xml:space="preserve">10</w:t>
+          </w:r>
+          <w:r>
+            <w:fldChar w:fldCharType="end"/>
+          </w:r>
+          <w:r>
+            <w:rPr>
+              <w:rtl w:val="0"/>
+            </w:rPr>
+          </w:r>
+        </w:p>
+        <w:p>
+          <w:pPr>
+            <w:widowControl w:val="0"/>
+            <w:tabs>
+              <w:tab w:val="right" w:leader="dot" w:pos="9025.511811023624"/>
+            </w:tabs>
+            <w:spacing w:before="60" w:lineRule="auto"/>
+            <w:ind w:left="360" w:firstLine="0"/>
+            <w:rPr>
+              <w:color w:val="000000"/>
+              <w:u w:val="none"/>
+            </w:rPr>
+          </w:pPr>
+          <w:hyperlink w:anchor="_heading=">
+            <w:r>
+              <w:rPr>
+                <w:color w:val="000000"/>
+                <w:u w:val="none"/>
+                <w:rtl w:val="0"/>
+              </w:rPr>
+              <w:t xml:space="preserve">3.4 Décisions à soutenir</w:t>
+              <w:tab/>
+            </w:r>
+          </w:hyperlink>
+          <w:r>
+            <w:fldChar w:fldCharType="begin"/>
+            <w:instrText xml:space="preserve"> PAGEREF _heading= \h </w:instrText>
+            <w:fldChar w:fldCharType="separate"/>
+          </w:r>
+          <w:r>
+            <w:rPr>
+              <w:rtl w:val="0"/>
+            </w:rPr>
+            <w:t xml:space="preserve">10</w:t>
+          </w:r>
+          <w:r>
+            <w:fldChar w:fldCharType="end"/>
+          </w:r>
+          <w:r>
+            <w:rPr>
+              <w:rtl w:val="0"/>
+            </w:rPr>
+          </w:r>
+        </w:p>
+        <w:p>
+          <w:pPr>
+            <w:widowControl w:val="0"/>
+            <w:tabs>
+              <w:tab w:val="right" w:leader="dot" w:pos="9025.511811023624"/>
+            </w:tabs>
+            <w:spacing w:before="60" w:lineRule="auto"/>
+            <w:ind w:left="360" w:firstLine="0"/>
+            <w:rPr>
+              <w:color w:val="000000"/>
+              <w:u w:val="none"/>
+            </w:rPr>
+          </w:pPr>
+          <w:hyperlink w:anchor="_heading=">
+            <w:r>
+              <w:rPr>
+                <w:color w:val="000000"/>
+                <w:u w:val="none"/>
+                <w:rtl w:val="0"/>
+              </w:rPr>
+              <w:t xml:space="preserve">3.5 Hypothèses et contraintes</w:t>
+              <w:tab/>
+            </w:r>
+          </w:hyperlink>
+          <w:r>
+            <w:fldChar w:fldCharType="begin"/>
+            <w:instrText xml:space="preserve"> PAGEREF _heading= \h </w:instrText>
+            <w:fldChar w:fldCharType="separate"/>
+          </w:r>
+          <w:r>
+            <w:rPr>
+              <w:rtl w:val="0"/>
+            </w:rPr>
+            <w:t xml:space="preserve">10</w:t>
+          </w:r>
+          <w:r>
+            <w:fldChar w:fldCharType="end"/>
+          </w:r>
+          <w:r>
+            <w:rPr>
+              <w:rtl w:val="0"/>
+            </w:rPr>
+          </w:r>
+        </w:p>
+        <w:p>
+          <w:pPr>
+            <w:widowControl w:val="0"/>
+            <w:tabs>
+              <w:tab w:val="right" w:leader="dot" w:pos="9025.511811023624"/>
+            </w:tabs>
+            <w:spacing w:before="60" w:lineRule="auto"/>
+            <w:ind w:left="360" w:firstLine="0"/>
+            <w:rPr>
+              <w:color w:val="000000"/>
+              <w:u w:val="none"/>
+            </w:rPr>
+          </w:pPr>
+          <w:hyperlink w:anchor="_heading=">
+            <w:r>
+              <w:rPr>
+                <w:color w:val="000000"/>
+                <w:u w:val="none"/>
+                <w:rtl w:val="0"/>
+              </w:rPr>
+              <w:t xml:space="preserve">3.6 Indicateurs attendus dans le dashboard</w:t>
+              <w:tab/>
+            </w:r>
+          </w:hyperlink>
+          <w:r>
+            <w:fldChar w:fldCharType="begin"/>
+            <w:instrText xml:space="preserve"> PAGEREF _heading= \h </w:instrText>
+            <w:fldChar w:fldCharType="separate"/>
+          </w:r>
+          <w:r>
+            <w:rPr>
+              <w:rtl w:val="0"/>
+            </w:rPr>
+            <w:t xml:space="preserve">11</w:t>
+          </w:r>
+          <w:r>
+            <w:fldChar w:fldCharType="end"/>
+          </w:r>
+          <w:r>
+            <w:rPr>
+              <w:rtl w:val="0"/>
+            </w:rPr>
+          </w:r>
+        </w:p>
+        <w:p>
+          <w:pPr>
+            <w:widowControl w:val="0"/>
+            <w:tabs>
+              <w:tab w:val="right" w:leader="dot" w:pos="9025.511811023624"/>
+            </w:tabs>
+            <w:spacing w:before="60" w:lineRule="auto"/>
+            <w:ind w:left="360" w:firstLine="0"/>
+            <w:rPr>
+              <w:color w:val="000000"/>
+              <w:u w:val="none"/>
+            </w:rPr>
+          </w:pPr>
+          <w:hyperlink w:anchor="_heading=">
+            <w:r>
+              <w:rPr>
+                <w:color w:val="000000"/>
+                <w:u w:val="none"/>
+                <w:rtl w:val="0"/>
+              </w:rPr>
+              <w:t xml:space="preserve">4.1 Organisation du projet</w:t>
+              <w:tab/>
+            </w:r>
+          </w:hyperlink>
+          <w:r>
+            <w:fldChar w:fldCharType="begin"/>
+            <w:instrText xml:space="preserve"> PAGEREF _heading= \h </w:instrText>
+            <w:fldChar w:fldCharType="separate"/>
+          </w:r>
+          <w:r>
+            <w:rPr>
+              <w:rtl w:val="0"/>
+            </w:rPr>
+            <w:t xml:space="preserve">11</w:t>
+          </w:r>
+          <w:r>
+            <w:fldChar w:fldCharType="end"/>
+          </w:r>
+          <w:r>
+            <w:rPr>
+              <w:rtl w:val="0"/>
+            </w:rPr>
+          </w:r>
+        </w:p>
+        <w:p>
+          <w:pPr>
+            <w:widowControl w:val="0"/>
+            <w:tabs>
+              <w:tab w:val="right" w:leader="dot" w:pos="9025.511811023624"/>
+            </w:tabs>
+            <w:spacing w:before="60" w:lineRule="auto"/>
+            <w:ind w:left="360" w:firstLine="0"/>
+            <w:rPr>
+              <w:color w:val="000000"/>
+              <w:u w:val="none"/>
+            </w:rPr>
+          </w:pPr>
+          <w:hyperlink w:anchor="_heading=">
+            <w:r>
+              <w:rPr>
+                <w:color w:val="000000"/>
+                <w:u w:val="none"/>
+                <w:rtl w:val="0"/>
+              </w:rPr>
+              <w:t xml:space="preserve">4.2 Grandes étapes</w:t>
+              <w:tab/>
+            </w:r>
+          </w:hyperlink>
+          <w:r>
+            <w:fldChar w:fldCharType="begin"/>
+            <w:instrText xml:space="preserve"> PAGEREF _heading= \h </w:instrText>
+            <w:fldChar w:fldCharType="separate"/>
+          </w:r>
+          <w:r>
+            <w:rPr>
+              <w:rtl w:val="0"/>
+            </w:rPr>
+            <w:t xml:space="preserve">12</w:t>
+          </w:r>
+          <w:r>
+            <w:fldChar w:fldCharType="end"/>
+          </w:r>
+          <w:r>
+            <w:rPr>
+              <w:rtl w:val="0"/>
+            </w:rPr>
+          </w:r>
+        </w:p>
+        <w:p>
+          <w:pPr>
+            <w:widowControl w:val="0"/>
+            <w:tabs>
+              <w:tab w:val="right" w:leader="dot" w:pos="9025.511811023624"/>
+            </w:tabs>
+            <w:spacing w:before="60" w:lineRule="auto"/>
+            <w:ind w:left="360" w:firstLine="0"/>
+            <w:rPr>
+              <w:color w:val="000000"/>
+              <w:u w:val="none"/>
+            </w:rPr>
+          </w:pPr>
+          <w:hyperlink w:anchor="_heading=">
+            <w:r>
+              <w:rPr>
+                <w:color w:val="000000"/>
+                <w:u w:val="none"/>
+                <w:rtl w:val="0"/>
+              </w:rPr>
+              <w:t xml:space="preserve">4.3 Outils utilisés</w:t>
+              <w:tab/>
+            </w:r>
+          </w:hyperlink>
+          <w:r>
+            <w:fldChar w:fldCharType="begin"/>
+            <w:instrText xml:space="preserve"> PAGEREF _heading= \h </w:instrText>
+            <w:fldChar w:fldCharType="separate"/>
+          </w:r>
+          <w:r>
+            <w:rPr>
+              <w:rtl w:val="0"/>
+            </w:rPr>
+            <w:t xml:space="preserve">12</w:t>
+          </w:r>
+          <w:r>
+            <w:fldChar w:fldCharType="end"/>
+          </w:r>
+          <w:r>
+            <w:rPr>
+              <w:rtl w:val="0"/>
+            </w:rPr>
+          </w:r>
+        </w:p>
+        <w:p>
+          <w:pPr>
+            <w:widowControl w:val="0"/>
+            <w:tabs>
+              <w:tab w:val="right" w:leader="dot" w:pos="9025.511811023624"/>
+            </w:tabs>
+            <w:spacing w:before="60" w:lineRule="auto"/>
+            <w:ind w:left="360" w:firstLine="0"/>
+            <w:rPr>
+              <w:color w:val="000000"/>
+              <w:u w:val="none"/>
+            </w:rPr>
+          </w:pPr>
+          <w:hyperlink w:anchor="_heading=">
+            <w:r>
+              <w:rPr>
+                <w:color w:val="000000"/>
+                <w:u w:val="none"/>
+                <w:rtl w:val="0"/>
+              </w:rPr>
+              <w:t xml:space="preserve">Le projet s'appuie sur un ensemble d'outils couvrant l'ensemble du cycle de développement. Le versionnement du code a été assuré via Git et GitHub, permettant de tracer chaque évolution du projet et de revenir en arrière en cas d'erreur. L'environnement de développement principal est VS Code, complété par Jupyter Notebook pour les phases d'exploration et de modélisation. La gestion des dépendances repose sur pip et un fichier requirements.txt garantissant la reproductibilité de l'environnement. Le suivi des tâches et l'organisation du projet ont été gérés via un tableau de bord personnel, dont le planning détaillé est disponible en Annexe 1.</w:t>
+              <w:tab/>
+            </w:r>
+          </w:hyperlink>
+          <w:r>
+            <w:fldChar w:fldCharType="begin"/>
+            <w:instrText xml:space="preserve"> PAGEREF _heading= \h </w:instrText>
+            <w:fldChar w:fldCharType="separate"/>
+          </w:r>
+          <w:r>
+            <w:rPr>
+              <w:rtl w:val="0"/>
+            </w:rPr>
+            <w:t xml:space="preserve">12</w:t>
+          </w:r>
+          <w:r>
+            <w:fldChar w:fldCharType="end"/>
+          </w:r>
+          <w:r>
+            <w:rPr>
+              <w:rtl w:val="0"/>
+            </w:rPr>
+          </w:r>
+        </w:p>
+        <w:p>
+          <w:pPr>
+            <w:widowControl w:val="0"/>
+            <w:tabs>
+              <w:tab w:val="right" w:leader="dot" w:pos="9025.511811023624"/>
+            </w:tabs>
+            <w:spacing w:before="60" w:lineRule="auto"/>
+            <w:ind w:left="360" w:firstLine="0"/>
+            <w:rPr>
+              <w:color w:val="000000"/>
+              <w:u w:val="none"/>
+            </w:rPr>
+          </w:pPr>
+          <w:hyperlink w:anchor="_heading=">
+            <w:r>
+              <w:rPr>
+                <w:color w:val="000000"/>
+                <w:u w:val="none"/>
+                <w:rtl w:val="0"/>
+              </w:rPr>
+              <w:t xml:space="preserve">4.4 Risques rencontrés et solutions</w:t>
+              <w:tab/>
+            </w:r>
+          </w:hyperlink>
+          <w:r>
+            <w:fldChar w:fldCharType="begin"/>
+            <w:instrText xml:space="preserve"> PAGEREF _heading= \h </w:instrText>
+            <w:fldChar w:fldCharType="separate"/>
+          </w:r>
+          <w:r>
+            <w:rPr>
+              <w:rtl w:val="0"/>
+            </w:rPr>
+            <w:t xml:space="preserve">13</w:t>
+          </w:r>
+          <w:r>
+            <w:fldChar w:fldCharType="end"/>
+          </w:r>
+          <w:r>
+            <w:rPr>
+              <w:rtl w:val="0"/>
+            </w:rPr>
+          </w:r>
+        </w:p>
+        <w:p>
+          <w:pPr>
+            <w:widowControl w:val="0"/>
+            <w:tabs>
+              <w:tab w:val="right" w:leader="dot" w:pos="9025.511811023624"/>
+            </w:tabs>
+            <w:spacing w:before="60" w:lineRule="auto"/>
+            <w:ind w:left="360" w:firstLine="0"/>
+            <w:rPr>
+              <w:color w:val="000000"/>
+              <w:u w:val="none"/>
+            </w:rPr>
+          </w:pPr>
+          <w:hyperlink w:anchor="_heading=">
+            <w:r>
+              <w:rPr>
+                <w:color w:val="000000"/>
+                <w:u w:val="none"/>
+                <w:rtl w:val="0"/>
+              </w:rPr>
+              <w:t xml:space="preserve">5.1 Source et description</w:t>
+              <w:tab/>
+            </w:r>
+          </w:hyperlink>
+          <w:r>
+            <w:fldChar w:fldCharType="begin"/>
+            <w:instrText xml:space="preserve"> PAGEREF _heading= \h </w:instrText>
+            <w:fldChar w:fldCharType="separate"/>
+          </w:r>
+          <w:r>
+            <w:rPr>
+              <w:rtl w:val="0"/>
+            </w:rPr>
+            <w:t xml:space="preserve">13</w:t>
+          </w:r>
+          <w:r>
+            <w:fldChar w:fldCharType="end"/>
+          </w:r>
+          <w:r>
+            <w:rPr>
+              <w:rtl w:val="0"/>
+            </w:rPr>
+          </w:r>
+        </w:p>
+        <w:p>
+          <w:pPr>
+            <w:widowControl w:val="0"/>
+            <w:tabs>
+              <w:tab w:val="right" w:leader="dot" w:pos="9025.511811023624"/>
+            </w:tabs>
+            <w:spacing w:before="60" w:lineRule="auto"/>
+            <w:ind w:left="360" w:firstLine="0"/>
+            <w:rPr>
+              <w:color w:val="000000"/>
+              <w:u w:val="none"/>
+            </w:rPr>
+          </w:pPr>
+          <w:hyperlink w:anchor="_heading=">
+            <w:r>
+              <w:rPr>
+                <w:color w:val="000000"/>
+                <w:u w:val="none"/>
+                <w:rtl w:val="0"/>
+              </w:rPr>
+              <w:t xml:space="preserve">5.2 Variables disponibles</w:t>
+              <w:tab/>
+            </w:r>
+          </w:hyperlink>
+          <w:r>
+            <w:fldChar w:fldCharType="begin"/>
+            <w:instrText xml:space="preserve"> PAGEREF _heading= \h </w:instrText>
+            <w:fldChar w:fldCharType="separate"/>
+          </w:r>
+          <w:r>
+            <w:rPr>
+              <w:rtl w:val="0"/>
+            </w:rPr>
+            <w:t xml:space="preserve">13</w:t>
+          </w:r>
+          <w:r>
+            <w:fldChar w:fldCharType="end"/>
+          </w:r>
+          <w:r>
+            <w:rPr>
+              <w:rtl w:val="0"/>
+            </w:rPr>
+          </w:r>
+        </w:p>
+        <w:p>
+          <w:pPr>
+            <w:widowControl w:val="0"/>
+            <w:tabs>
+              <w:tab w:val="right" w:leader="dot" w:pos="9025.511811023624"/>
+            </w:tabs>
+            <w:spacing w:before="60" w:lineRule="auto"/>
+            <w:ind w:left="360" w:firstLine="0"/>
+            <w:rPr>
+              <w:color w:val="000000"/>
+              <w:u w:val="none"/>
+            </w:rPr>
+          </w:pPr>
+          <w:hyperlink w:anchor="_heading=">
+            <w:r>
+              <w:rPr>
+                <w:color w:val="000000"/>
+                <w:u w:val="none"/>
+                <w:rtl w:val="0"/>
+              </w:rPr>
+              <w:t xml:space="preserve">5.3 Variables cibles</w:t>
+              <w:tab/>
+            </w:r>
+          </w:hyperlink>
+          <w:r>
+            <w:fldChar w:fldCharType="begin"/>
+            <w:instrText xml:space="preserve"> PAGEREF _heading= \h </w:instrText>
+            <w:fldChar w:fldCharType="separate"/>
+          </w:r>
+          <w:r>
+            <w:rPr>
+              <w:rtl w:val="0"/>
+            </w:rPr>
+            <w:t xml:space="preserve">14</w:t>
+          </w:r>
+          <w:r>
+            <w:fldChar w:fldCharType="end"/>
+          </w:r>
+          <w:r>
+            <w:rPr>
+              <w:rtl w:val="0"/>
+            </w:rPr>
+          </w:r>
+        </w:p>
+        <w:p>
+          <w:pPr>
+            <w:widowControl w:val="0"/>
+            <w:tabs>
+              <w:tab w:val="right" w:leader="dot" w:pos="9025.511811023624"/>
+            </w:tabs>
+            <w:spacing w:before="60" w:lineRule="auto"/>
+            <w:ind w:left="360" w:firstLine="0"/>
+            <w:rPr>
+              <w:color w:val="000000"/>
+              <w:u w:val="none"/>
+            </w:rPr>
+          </w:pPr>
+          <w:hyperlink w:anchor="_heading=">
+            <w:r>
+              <w:rPr>
+                <w:color w:val="000000"/>
+                <w:u w:val="none"/>
+                <w:rtl w:val="0"/>
+              </w:rPr>
+              <w:t xml:space="preserve">5.4 Types de données</w:t>
+              <w:tab/>
+            </w:r>
+          </w:hyperlink>
+          <w:r>
+            <w:fldChar w:fldCharType="begin"/>
+            <w:instrText xml:space="preserve"> PAGEREF _heading= \h </w:instrText>
+            <w:fldChar w:fldCharType="separate"/>
+          </w:r>
+          <w:r>
+            <w:rPr>
+              <w:rtl w:val="0"/>
+            </w:rPr>
+            <w:t xml:space="preserve">14</w:t>
+          </w:r>
+          <w:r>
+            <w:fldChar w:fldCharType="end"/>
+          </w:r>
+          <w:r>
+            <w:rPr>
+              <w:rtl w:val="0"/>
+            </w:rPr>
+          </w:r>
+        </w:p>
+        <w:p>
+          <w:pPr>
+            <w:widowControl w:val="0"/>
+            <w:tabs>
+              <w:tab w:val="right" w:leader="dot" w:pos="9025.511811023624"/>
+            </w:tabs>
+            <w:spacing w:before="60" w:lineRule="auto"/>
+            <w:ind w:left="360" w:firstLine="0"/>
+            <w:rPr>
+              <w:color w:val="000000"/>
+              <w:u w:val="none"/>
+            </w:rPr>
+          </w:pPr>
+          <w:hyperlink w:anchor="_heading=">
+            <w:r>
+              <w:rPr>
+                <w:color w:val="000000"/>
+                <w:u w:val="none"/>
+                <w:rtl w:val="0"/>
+              </w:rPr>
+              <w:t xml:space="preserve">5.5 Limites du dataset</w:t>
+              <w:tab/>
+            </w:r>
+          </w:hyperlink>
+          <w:r>
+            <w:fldChar w:fldCharType="begin"/>
+            <w:instrText xml:space="preserve"> PAGEREF _heading= \h </w:instrText>
+            <w:fldChar w:fldCharType="separate"/>
+          </w:r>
+          <w:r>
+            <w:rPr>
+              <w:rtl w:val="0"/>
+            </w:rPr>
+            <w:t xml:space="preserve">15</w:t>
+          </w:r>
+          <w:r>
+            <w:fldChar w:fldCharType="end"/>
+          </w:r>
+          <w:r>
+            <w:rPr>
+              <w:rtl w:val="0"/>
+            </w:rPr>
+          </w:r>
+        </w:p>
+        <w:p>
+          <w:pPr>
+            <w:widowControl w:val="0"/>
+            <w:tabs>
+              <w:tab w:val="right" w:leader="dot" w:pos="9025.511811023624"/>
+            </w:tabs>
+            <w:spacing w:before="60" w:lineRule="auto"/>
+            <w:ind w:left="360" w:firstLine="0"/>
+            <w:rPr>
+              <w:color w:val="000000"/>
+              <w:u w:val="none"/>
+            </w:rPr>
+          </w:pPr>
+          <w:hyperlink w:anchor="_heading=">
+            <w:r>
+              <w:rPr>
+                <w:color w:val="000000"/>
+                <w:u w:val="none"/>
+                <w:rtl w:val="0"/>
+              </w:rPr>
+              <w:t xml:space="preserve">6.1 Statistiques descriptives globales</w:t>
+              <w:tab/>
+            </w:r>
+          </w:hyperlink>
+          <w:r>
+            <w:fldChar w:fldCharType="begin"/>
+            <w:instrText xml:space="preserve"> PAGEREF _heading= \h </w:instrText>
+            <w:fldChar w:fldCharType="separate"/>
+          </w:r>
+          <w:r>
+            <w:rPr>
+              <w:rtl w:val="0"/>
+            </w:rPr>
+            <w:t xml:space="preserve">15</w:t>
+          </w:r>
+          <w:r>
+            <w:fldChar w:fldCharType="end"/>
+          </w:r>
+          <w:r>
+            <w:rPr>
+              <w:rtl w:val="0"/>
+            </w:rPr>
+          </w:r>
+        </w:p>
+        <w:p>
+          <w:pPr>
+            <w:widowControl w:val="0"/>
+            <w:tabs>
+              <w:tab w:val="right" w:leader="dot" w:pos="9025.511811023624"/>
+            </w:tabs>
+            <w:spacing w:before="60" w:lineRule="auto"/>
+            <w:ind w:left="360" w:firstLine="0"/>
+            <w:rPr>
+              <w:color w:val="000000"/>
+              <w:u w:val="none"/>
+            </w:rPr>
+          </w:pPr>
+          <w:hyperlink w:anchor="_heading=">
+            <w:r>
+              <w:rPr>
+                <w:color w:val="000000"/>
+                <w:u w:val="none"/>
+                <w:rtl w:val="0"/>
+              </w:rPr>
+              <w:t xml:space="preserve">6.2 Distribution de la variable cible — Churn</w:t>
+              <w:tab/>
+            </w:r>
+          </w:hyperlink>
+          <w:r>
+            <w:fldChar w:fldCharType="begin"/>
+            <w:instrText xml:space="preserve"> PAGEREF _heading= \h </w:instrText>
+            <w:fldChar w:fldCharType="separate"/>
+          </w:r>
+          <w:r>
+            <w:rPr>
+              <w:rtl w:val="0"/>
+            </w:rPr>
+            <w:t xml:space="preserve">16</w:t>
+          </w:r>
+          <w:r>
+            <w:fldChar w:fldCharType="end"/>
+          </w:r>
+          <w:r>
+            <w:rPr>
+              <w:rtl w:val="0"/>
+            </w:rPr>
+          </w:r>
+        </w:p>
+        <w:p>
+          <w:pPr>
+            <w:widowControl w:val="0"/>
+            <w:tabs>
+              <w:tab w:val="right" w:leader="dot" w:pos="9025.511811023624"/>
+            </w:tabs>
+            <w:spacing w:before="60" w:lineRule="auto"/>
+            <w:ind w:left="360" w:firstLine="0"/>
+            <w:rPr>
+              <w:color w:val="000000"/>
+              <w:u w:val="none"/>
+            </w:rPr>
+          </w:pPr>
+          <w:hyperlink w:anchor="_heading=">
+            <w:r>
+              <w:rPr>
+                <w:color w:val="000000"/>
+                <w:u w:val="none"/>
+                <w:rtl w:val="0"/>
+              </w:rPr>
+              <w:t xml:space="preserve">6.3 Distribution de la variable cible — Revenue at Risk</w:t>
+              <w:tab/>
+            </w:r>
+          </w:hyperlink>
+          <w:r>
+            <w:fldChar w:fldCharType="begin"/>
+            <w:instrText xml:space="preserve"> PAGEREF _heading= \h </w:instrText>
+            <w:fldChar w:fldCharType="separate"/>
+          </w:r>
+          <w:r>
+            <w:rPr>
+              <w:rtl w:val="0"/>
+            </w:rPr>
+            <w:t xml:space="preserve">16</w:t>
+          </w:r>
+          <w:r>
+            <w:fldChar w:fldCharType="end"/>
+          </w:r>
+          <w:r>
+            <w:rPr>
+              <w:rtl w:val="0"/>
+            </w:rPr>
+          </w:r>
+        </w:p>
+        <w:p>
+          <w:pPr>
+            <w:widowControl w:val="0"/>
+            <w:tabs>
+              <w:tab w:val="right" w:leader="dot" w:pos="9025.511811023624"/>
+            </w:tabs>
+            <w:spacing w:before="60" w:lineRule="auto"/>
+            <w:ind w:left="360" w:firstLine="0"/>
+            <w:rPr>
+              <w:color w:val="000000"/>
+              <w:u w:val="none"/>
+            </w:rPr>
+          </w:pPr>
+          <w:hyperlink w:anchor="_heading=">
+            <w:r>
+              <w:rPr>
+                <w:color w:val="000000"/>
+                <w:u w:val="none"/>
+                <w:rtl w:val="0"/>
+              </w:rPr>
+              <w:t xml:space="preserve">6.4 Insights majeurs par segment</w:t>
+              <w:tab/>
+            </w:r>
+          </w:hyperlink>
+          <w:r>
+            <w:fldChar w:fldCharType="begin"/>
+            <w:instrText xml:space="preserve"> PAGEREF _heading= \h </w:instrText>
+            <w:fldChar w:fldCharType="separate"/>
+          </w:r>
+          <w:r>
+            <w:rPr>
+              <w:rtl w:val="0"/>
+            </w:rPr>
+            <w:t xml:space="preserve">16</w:t>
+          </w:r>
+          <w:r>
+            <w:fldChar w:fldCharType="end"/>
+          </w:r>
+          <w:r>
+            <w:rPr>
+              <w:rtl w:val="0"/>
+            </w:rPr>
+          </w:r>
+        </w:p>
+        <w:p>
+          <w:pPr>
+            <w:widowControl w:val="0"/>
+            <w:tabs>
+              <w:tab w:val="right" w:leader="dot" w:pos="9025.511811023624"/>
+            </w:tabs>
+            <w:spacing w:before="60" w:lineRule="auto"/>
+            <w:ind w:left="360" w:firstLine="0"/>
+            <w:rPr>
+              <w:color w:val="000000"/>
+              <w:u w:val="none"/>
+            </w:rPr>
+          </w:pPr>
+          <w:hyperlink w:anchor="_heading=">
+            <w:r>
+              <w:rPr>
+                <w:color w:val="000000"/>
+                <w:u w:val="none"/>
+                <w:rtl w:val="0"/>
+              </w:rPr>
+              <w:t xml:space="preserve">6.5 Corrélations et relations avec la variable cible</w:t>
+              <w:tab/>
+            </w:r>
+          </w:hyperlink>
+          <w:r>
+            <w:fldChar w:fldCharType="begin"/>
+            <w:instrText xml:space="preserve"> PAGEREF _heading= \h </w:instrText>
+            <w:fldChar w:fldCharType="separate"/>
+          </w:r>
+          <w:r>
+            <w:rPr>
+              <w:rtl w:val="0"/>
+            </w:rPr>
+            <w:t xml:space="preserve">17</w:t>
+          </w:r>
+          <w:r>
+            <w:fldChar w:fldCharType="end"/>
+          </w:r>
+          <w:r>
+            <w:rPr>
+              <w:rtl w:val="0"/>
+            </w:rPr>
+          </w:r>
+        </w:p>
+        <w:p>
+          <w:pPr>
+            <w:widowControl w:val="0"/>
+            <w:tabs>
+              <w:tab w:val="right" w:leader="dot" w:pos="9025.511811023624"/>
+            </w:tabs>
+            <w:spacing w:before="60" w:lineRule="auto"/>
+            <w:ind w:left="360" w:firstLine="0"/>
+            <w:rPr>
+              <w:color w:val="000000"/>
+              <w:u w:val="none"/>
+            </w:rPr>
+          </w:pPr>
+          <w:hyperlink w:anchor="_heading=">
+            <w:r>
+              <w:rPr>
+                <w:color w:val="000000"/>
+                <w:u w:val="none"/>
+                <w:rtl w:val="0"/>
+              </w:rPr>
+              <w:t xml:space="preserve">6.6 Valeurs extrêmes</w:t>
+              <w:tab/>
+            </w:r>
+          </w:hyperlink>
+          <w:r>
+            <w:fldChar w:fldCharType="begin"/>
+            <w:instrText xml:space="preserve"> PAGEREF _heading= \h </w:instrText>
+            <w:fldChar w:fldCharType="separate"/>
+          </w:r>
+          <w:r>
+            <w:rPr>
+              <w:rtl w:val="0"/>
+            </w:rPr>
+            <w:t xml:space="preserve">18</w:t>
+          </w:r>
+          <w:r>
+            <w:fldChar w:fldCharType="end"/>
+          </w:r>
+          <w:r>
+            <w:rPr>
+              <w:rtl w:val="0"/>
+            </w:rPr>
+          </w:r>
+        </w:p>
+        <w:p>
+          <w:pPr>
+            <w:widowControl w:val="0"/>
+            <w:tabs>
+              <w:tab w:val="right" w:leader="dot" w:pos="9025.511811023624"/>
+            </w:tabs>
+            <w:spacing w:before="60" w:lineRule="auto"/>
+            <w:ind w:left="360" w:firstLine="0"/>
+            <w:rPr>
+              <w:color w:val="000000"/>
+              <w:u w:val="none"/>
+            </w:rPr>
+          </w:pPr>
+          <w:hyperlink w:anchor="_heading=">
+            <w:r>
+              <w:rPr>
+                <w:color w:val="000000"/>
+                <w:u w:val="none"/>
+                <w:rtl w:val="0"/>
+              </w:rPr>
+              <w:t xml:space="preserve">7.1 Nettoyage</w:t>
+              <w:tab/>
+            </w:r>
+          </w:hyperlink>
+          <w:r>
+            <w:fldChar w:fldCharType="begin"/>
+            <w:instrText xml:space="preserve"> PAGEREF _heading= \h </w:instrText>
+            <w:fldChar w:fldCharType="separate"/>
+          </w:r>
+          <w:r>
+            <w:rPr>
+              <w:rtl w:val="0"/>
+            </w:rPr>
+            <w:t xml:space="preserve">18</w:t>
+          </w:r>
+          <w:r>
+            <w:fldChar w:fldCharType="end"/>
+          </w:r>
+          <w:r>
+            <w:rPr>
+              <w:rtl w:val="0"/>
+            </w:rPr>
+          </w:r>
+        </w:p>
+        <w:p>
+          <w:pPr>
+            <w:widowControl w:val="0"/>
+            <w:tabs>
+              <w:tab w:val="right" w:leader="dot" w:pos="9025.511811023624"/>
+            </w:tabs>
+            <w:spacing w:before="60" w:lineRule="auto"/>
+            <w:ind w:left="360" w:firstLine="0"/>
+            <w:rPr>
+              <w:color w:val="000000"/>
+              <w:u w:val="none"/>
+            </w:rPr>
+          </w:pPr>
+          <w:hyperlink w:anchor="_heading=">
+            <w:r>
+              <w:rPr>
+                <w:color w:val="000000"/>
+                <w:u w:val="none"/>
+                <w:rtl w:val="0"/>
+              </w:rPr>
+              <w:t xml:space="preserve">7.2 Création de la variable cible de régression</w:t>
+              <w:tab/>
+            </w:r>
+          </w:hyperlink>
+          <w:r>
+            <w:fldChar w:fldCharType="begin"/>
+            <w:instrText xml:space="preserve"> PAGEREF _heading= \h </w:instrText>
+            <w:fldChar w:fldCharType="separate"/>
+          </w:r>
+          <w:r>
+            <w:rPr>
+              <w:rtl w:val="0"/>
+            </w:rPr>
+            <w:t xml:space="preserve">19</w:t>
+          </w:r>
+          <w:r>
+            <w:fldChar w:fldCharType="end"/>
+          </w:r>
+          <w:r>
+            <w:rPr>
+              <w:rtl w:val="0"/>
+            </w:rPr>
+          </w:r>
+        </w:p>
+        <w:p>
+          <w:pPr>
+            <w:widowControl w:val="0"/>
+            <w:tabs>
+              <w:tab w:val="right" w:leader="dot" w:pos="9025.511811023624"/>
+            </w:tabs>
+            <w:spacing w:before="60" w:lineRule="auto"/>
+            <w:ind w:left="360" w:firstLine="0"/>
+            <w:rPr>
+              <w:color w:val="000000"/>
+              <w:u w:val="none"/>
+            </w:rPr>
+          </w:pPr>
+          <w:hyperlink w:anchor="_heading=">
+            <w:r>
+              <w:rPr>
+                <w:color w:val="000000"/>
+                <w:u w:val="none"/>
+                <w:rtl w:val="0"/>
+              </w:rPr>
+              <w:t xml:space="preserve">7.3 Encodage et standardisation</w:t>
+              <w:tab/>
+            </w:r>
+          </w:hyperlink>
+          <w:r>
+            <w:fldChar w:fldCharType="begin"/>
+            <w:instrText xml:space="preserve"> PAGEREF _heading= \h </w:instrText>
+            <w:fldChar w:fldCharType="separate"/>
+          </w:r>
+          <w:r>
+            <w:rPr>
+              <w:rtl w:val="0"/>
+            </w:rPr>
+            <w:t xml:space="preserve">19</w:t>
+          </w:r>
+          <w:r>
+            <w:fldChar w:fldCharType="end"/>
+          </w:r>
+          <w:r>
+            <w:rPr>
+              <w:rtl w:val="0"/>
+            </w:rPr>
+          </w:r>
+        </w:p>
+        <w:p>
+          <w:pPr>
+            <w:widowControl w:val="0"/>
+            <w:tabs>
+              <w:tab w:val="right" w:leader="dot" w:pos="9025.511811023624"/>
+            </w:tabs>
+            <w:spacing w:before="60" w:lineRule="auto"/>
+            <w:ind w:left="360" w:firstLine="0"/>
+            <w:rPr>
+              <w:color w:val="000000"/>
+              <w:u w:val="none"/>
+            </w:rPr>
+          </w:pPr>
+          <w:hyperlink w:anchor="_heading=">
+            <w:r>
+              <w:rPr>
+                <w:color w:val="000000"/>
+                <w:u w:val="none"/>
+                <w:rtl w:val="0"/>
+              </w:rPr>
+              <w:t xml:space="preserve">7.4 Split Train/Test</w:t>
+              <w:tab/>
+            </w:r>
+          </w:hyperlink>
+          <w:r>
+            <w:fldChar w:fldCharType="begin"/>
+            <w:instrText xml:space="preserve"> PAGEREF _heading= \h </w:instrText>
+            <w:fldChar w:fldCharType="separate"/>
+          </w:r>
+          <w:r>
+            <w:rPr>
+              <w:rtl w:val="0"/>
+            </w:rPr>
+            <w:t xml:space="preserve">20</w:t>
+          </w:r>
+          <w:r>
+            <w:fldChar w:fldCharType="end"/>
+          </w:r>
+          <w:r>
+            <w:rPr>
+              <w:rtl w:val="0"/>
+            </w:rPr>
+          </w:r>
+        </w:p>
+        <w:p>
+          <w:pPr>
+            <w:widowControl w:val="0"/>
+            <w:tabs>
+              <w:tab w:val="right" w:leader="dot" w:pos="9025.511811023624"/>
+            </w:tabs>
+            <w:spacing w:before="60" w:lineRule="auto"/>
+            <w:ind w:left="360" w:firstLine="0"/>
+            <w:rPr>
+              <w:color w:val="000000"/>
+              <w:u w:val="none"/>
+            </w:rPr>
+          </w:pPr>
+          <w:hyperlink w:anchor="_heading=">
+            <w:r>
+              <w:rPr>
+                <w:color w:val="000000"/>
+                <w:u w:val="none"/>
+                <w:rtl w:val="0"/>
+              </w:rPr>
+              <w:t xml:space="preserve">7.5 Gestion du déséquilibre des classes</w:t>
+              <w:tab/>
+            </w:r>
+          </w:hyperlink>
+          <w:r>
+            <w:fldChar w:fldCharType="begin"/>
+            <w:instrText xml:space="preserve"> PAGEREF _heading= \h </w:instrText>
+            <w:fldChar w:fldCharType="separate"/>
+          </w:r>
+          <w:r>
+            <w:rPr>
+              <w:rtl w:val="0"/>
+            </w:rPr>
+            <w:t xml:space="preserve">20</w:t>
+          </w:r>
+          <w:r>
+            <w:fldChar w:fldCharType="end"/>
+          </w:r>
+          <w:r>
+            <w:rPr>
+              <w:rtl w:val="0"/>
+            </w:rPr>
+          </w:r>
+        </w:p>
+        <w:p>
+          <w:pPr>
+            <w:widowControl w:val="0"/>
+            <w:tabs>
+              <w:tab w:val="right" w:leader="dot" w:pos="9025.511811023624"/>
+            </w:tabs>
+            <w:spacing w:before="60" w:lineRule="auto"/>
+            <w:ind w:left="360" w:firstLine="0"/>
+            <w:rPr>
+              <w:color w:val="000000"/>
+              <w:u w:val="none"/>
+            </w:rPr>
+          </w:pPr>
+          <w:hyperlink w:anchor="_heading=">
+            <w:r>
+              <w:rPr>
+                <w:color w:val="000000"/>
+                <w:u w:val="none"/>
+                <w:rtl w:val="0"/>
+              </w:rPr>
+              <w:t xml:space="preserve">8.1 Vue d'ensemble du pipeline</w:t>
+              <w:tab/>
+            </w:r>
+          </w:hyperlink>
+          <w:r>
+            <w:fldChar w:fldCharType="begin"/>
+            <w:instrText xml:space="preserve"> PAGEREF _heading= \h </w:instrText>
+            <w:fldChar w:fldCharType="separate"/>
+          </w:r>
+          <w:r>
+            <w:rPr>
+              <w:rtl w:val="0"/>
+            </w:rPr>
+            <w:t xml:space="preserve">20</w:t>
+          </w:r>
+          <w:r>
+            <w:fldChar w:fldCharType="end"/>
+          </w:r>
+          <w:r>
+            <w:rPr>
+              <w:rtl w:val="0"/>
+            </w:rPr>
+          </w:r>
+        </w:p>
+        <w:p>
+          <w:pPr>
+            <w:widowControl w:val="0"/>
+            <w:tabs>
+              <w:tab w:val="right" w:leader="dot" w:pos="9025.511811023624"/>
+            </w:tabs>
+            <w:spacing w:before="60" w:lineRule="auto"/>
+            <w:ind w:left="360" w:firstLine="0"/>
+            <w:rPr>
+              <w:color w:val="000000"/>
+              <w:u w:val="none"/>
+            </w:rPr>
+          </w:pPr>
+          <w:hyperlink w:anchor="_heading=">
+            <w:r>
+              <w:rPr>
+                <w:color w:val="000000"/>
+                <w:u w:val="none"/>
+                <w:rtl w:val="0"/>
+              </w:rPr>
+              <w:t xml:space="preserve">8.2 Architecture technique</w:t>
+              <w:tab/>
+            </w:r>
+          </w:hyperlink>
+          <w:r>
+            <w:fldChar w:fldCharType="begin"/>
+            <w:instrText xml:space="preserve"> PAGEREF _heading= \h </w:instrText>
+            <w:fldChar w:fldCharType="separate"/>
+          </w:r>
+          <w:r>
+            <w:rPr>
+              <w:rtl w:val="0"/>
+            </w:rPr>
+            <w:t xml:space="preserve">21</w:t>
+          </w:r>
+          <w:r>
+            <w:fldChar w:fldCharType="end"/>
+          </w:r>
+          <w:r>
+            <w:rPr>
+              <w:rtl w:val="0"/>
+            </w:rPr>
+          </w:r>
+        </w:p>
+        <w:p>
+          <w:pPr>
+            <w:widowControl w:val="0"/>
+            <w:tabs>
+              <w:tab w:val="right" w:leader="dot" w:pos="9025.511811023624"/>
+            </w:tabs>
+            <w:spacing w:before="60" w:lineRule="auto"/>
+            <w:ind w:left="360" w:firstLine="0"/>
+            <w:rPr>
+              <w:color w:val="000000"/>
+              <w:u w:val="none"/>
+            </w:rPr>
+          </w:pPr>
+          <w:hyperlink w:anchor="_heading=">
+            <w:r>
+              <w:rPr>
+                <w:color w:val="000000"/>
+                <w:u w:val="none"/>
+                <w:rtl w:val="0"/>
+              </w:rPr>
+              <w:t xml:space="preserve">8.3 Organisation du dépôt</w:t>
+              <w:tab/>
+            </w:r>
+          </w:hyperlink>
+          <w:r>
+            <w:fldChar w:fldCharType="begin"/>
+            <w:instrText xml:space="preserve"> PAGEREF _heading= \h </w:instrText>
+            <w:fldChar w:fldCharType="separate"/>
+          </w:r>
+          <w:r>
+            <w:rPr>
+              <w:rtl w:val="0"/>
+            </w:rPr>
+            <w:t xml:space="preserve">22</w:t>
+          </w:r>
+          <w:r>
+            <w:fldChar w:fldCharType="end"/>
+          </w:r>
+          <w:r>
+            <w:rPr>
+              <w:rtl w:val="0"/>
+            </w:rPr>
+          </w:r>
+        </w:p>
+        <w:p>
+          <w:pPr>
+            <w:widowControl w:val="0"/>
+            <w:tabs>
+              <w:tab w:val="right" w:leader="dot" w:pos="9025.511811023624"/>
+            </w:tabs>
+            <w:spacing w:before="60" w:lineRule="auto"/>
+            <w:ind w:left="360" w:firstLine="0"/>
+            <w:rPr>
+              <w:color w:val="000000"/>
+              <w:u w:val="none"/>
+            </w:rPr>
+          </w:pPr>
+          <w:hyperlink w:anchor="_heading=">
+            <w:r>
+              <w:rPr>
+                <w:color w:val="000000"/>
+                <w:u w:val="none"/>
+                <w:rtl w:val="0"/>
+              </w:rPr>
+              <w:t xml:space="preserve">9.1 Langages et librairies utilisés</w:t>
+              <w:tab/>
+            </w:r>
+          </w:hyperlink>
+          <w:r>
+            <w:fldChar w:fldCharType="begin"/>
+            <w:instrText xml:space="preserve"> PAGEREF _heading= \h </w:instrText>
+            <w:fldChar w:fldCharType="separate"/>
+          </w:r>
+          <w:r>
+            <w:rPr>
+              <w:rtl w:val="0"/>
+            </w:rPr>
+            <w:t xml:space="preserve">22</w:t>
+          </w:r>
+          <w:r>
+            <w:fldChar w:fldCharType="end"/>
+          </w:r>
+          <w:r>
+            <w:rPr>
+              <w:rtl w:val="0"/>
+            </w:rPr>
+          </w:r>
+        </w:p>
+        <w:p>
+          <w:pPr>
+            <w:widowControl w:val="0"/>
+            <w:tabs>
+              <w:tab w:val="right" w:leader="dot" w:pos="9025.511811023624"/>
+            </w:tabs>
+            <w:spacing w:before="60" w:lineRule="auto"/>
+            <w:ind w:left="360" w:firstLine="0"/>
+            <w:rPr>
+              <w:color w:val="000000"/>
+              <w:u w:val="none"/>
+            </w:rPr>
+          </w:pPr>
+          <w:hyperlink w:anchor="_heading=">
+            <w:r>
+              <w:rPr>
+                <w:color w:val="000000"/>
+                <w:u w:val="none"/>
+                <w:rtl w:val="0"/>
+              </w:rPr>
+              <w:t xml:space="preserve">9.2 Modèles testés et justification</w:t>
+              <w:tab/>
+            </w:r>
+          </w:hyperlink>
+          <w:r>
+            <w:fldChar w:fldCharType="begin"/>
+            <w:instrText xml:space="preserve"> PAGEREF _heading= \h </w:instrText>
+            <w:fldChar w:fldCharType="separate"/>
+          </w:r>
+          <w:r>
+            <w:rPr>
+              <w:rtl w:val="0"/>
+            </w:rPr>
+            <w:t xml:space="preserve">22</w:t>
+          </w:r>
+          <w:r>
+            <w:fldChar w:fldCharType="end"/>
+          </w:r>
+          <w:r>
+            <w:rPr>
+              <w:rtl w:val="0"/>
+            </w:rPr>
+          </w:r>
+        </w:p>
+        <w:p>
+          <w:pPr>
+            <w:widowControl w:val="0"/>
+            <w:tabs>
+              <w:tab w:val="right" w:leader="dot" w:pos="9025.511811023624"/>
+            </w:tabs>
+            <w:spacing w:before="60" w:lineRule="auto"/>
+            <w:ind w:left="360" w:firstLine="0"/>
+            <w:rPr>
+              <w:color w:val="000000"/>
+              <w:u w:val="none"/>
+            </w:rPr>
+          </w:pPr>
+          <w:hyperlink w:anchor="_heading=">
+            <w:r>
+              <w:rPr>
+                <w:color w:val="000000"/>
+                <w:u w:val="none"/>
+                <w:rtl w:val="0"/>
+              </w:rPr>
+              <w:t xml:space="preserve">9.3 Hyperparamètres principaux — Random Forest Classification</w:t>
+              <w:tab/>
+            </w:r>
+          </w:hyperlink>
+          <w:r>
+            <w:fldChar w:fldCharType="begin"/>
+            <w:instrText xml:space="preserve"> PAGEREF _heading= \h </w:instrText>
+            <w:fldChar w:fldCharType="separate"/>
+          </w:r>
+          <w:r>
+            <w:rPr>
+              <w:rtl w:val="0"/>
+            </w:rPr>
+            <w:t xml:space="preserve">23</w:t>
+          </w:r>
+          <w:r>
+            <w:fldChar w:fldCharType="end"/>
+          </w:r>
+          <w:r>
+            <w:rPr>
+              <w:rtl w:val="0"/>
+            </w:rPr>
+          </w:r>
+        </w:p>
+        <w:p>
+          <w:pPr>
+            <w:widowControl w:val="0"/>
+            <w:tabs>
+              <w:tab w:val="right" w:leader="dot" w:pos="9025.511811023624"/>
+            </w:tabs>
+            <w:spacing w:before="60" w:lineRule="auto"/>
+            <w:ind w:left="360" w:firstLine="0"/>
+            <w:rPr>
+              <w:color w:val="000000"/>
+              <w:u w:val="none"/>
+            </w:rPr>
+          </w:pPr>
+          <w:hyperlink w:anchor="_heading=">
+            <w:r>
+              <w:rPr>
+                <w:color w:val="000000"/>
+                <w:u w:val="none"/>
+                <w:rtl w:val="0"/>
+              </w:rPr>
+              <w:t xml:space="preserve">9.4 Architecture MLP — Régression</w:t>
+              <w:tab/>
+            </w:r>
+          </w:hyperlink>
+          <w:r>
+            <w:fldChar w:fldCharType="begin"/>
+            <w:instrText xml:space="preserve"> PAGEREF _heading= \h </w:instrText>
+            <w:fldChar w:fldCharType="separate"/>
+          </w:r>
+          <w:r>
+            <w:rPr>
+              <w:rtl w:val="0"/>
+            </w:rPr>
+            <w:t xml:space="preserve">23</w:t>
+          </w:r>
+          <w:r>
+            <w:fldChar w:fldCharType="end"/>
+          </w:r>
+          <w:r>
+            <w:rPr>
+              <w:rtl w:val="0"/>
+            </w:rPr>
+          </w:r>
+        </w:p>
+        <w:p>
+          <w:pPr>
+            <w:widowControl w:val="0"/>
+            <w:tabs>
+              <w:tab w:val="right" w:leader="dot" w:pos="9025.511811023624"/>
+            </w:tabs>
+            <w:spacing w:before="60" w:lineRule="auto"/>
+            <w:ind w:left="360" w:firstLine="0"/>
+            <w:rPr>
+              <w:color w:val="000000"/>
+              <w:u w:val="none"/>
+            </w:rPr>
+          </w:pPr>
+          <w:hyperlink w:anchor="_heading=">
+            <w:r>
+              <w:rPr>
+                <w:color w:val="000000"/>
+                <w:u w:val="none"/>
+                <w:rtl w:val="0"/>
+              </w:rPr>
+              <w:t xml:space="preserve">9.5 Analyse critique du Deep Learning</w:t>
+              <w:tab/>
+            </w:r>
+          </w:hyperlink>
+          <w:r>
+            <w:fldChar w:fldCharType="begin"/>
+            <w:instrText xml:space="preserve"> PAGEREF _heading= \h </w:instrText>
+            <w:fldChar w:fldCharType="separate"/>
+          </w:r>
+          <w:r>
+            <w:rPr>
+              <w:rtl w:val="0"/>
+            </w:rPr>
+            <w:t xml:space="preserve">24</w:t>
+          </w:r>
+          <w:r>
+            <w:fldChar w:fldCharType="end"/>
+          </w:r>
+          <w:r>
+            <w:rPr>
+              <w:rtl w:val="0"/>
+            </w:rPr>
+          </w:r>
+        </w:p>
+        <w:p>
+          <w:pPr>
+            <w:widowControl w:val="0"/>
+            <w:tabs>
+              <w:tab w:val="right" w:leader="dot" w:pos="9025.511811023624"/>
+            </w:tabs>
+            <w:spacing w:before="60" w:lineRule="auto"/>
+            <w:ind w:left="360" w:firstLine="0"/>
+            <w:rPr>
+              <w:color w:val="000000"/>
+              <w:u w:val="none"/>
+            </w:rPr>
+          </w:pPr>
+          <w:hyperlink w:anchor="_heading=">
+            <w:r>
+              <w:rPr>
+                <w:color w:val="000000"/>
+                <w:u w:val="none"/>
+                <w:rtl w:val="0"/>
+              </w:rPr>
+              <w:t xml:space="preserve">10.1 Classification — Comparaison des 4 modèles</w:t>
+              <w:tab/>
+            </w:r>
+          </w:hyperlink>
+          <w:r>
+            <w:fldChar w:fldCharType="begin"/>
+            <w:instrText xml:space="preserve"> PAGEREF _heading= \h </w:instrText>
+            <w:fldChar w:fldCharType="separate"/>
+          </w:r>
+          <w:r>
+            <w:rPr>
+              <w:rtl w:val="0"/>
+            </w:rPr>
+            <w:t xml:space="preserve">24</w:t>
+          </w:r>
+          <w:r>
+            <w:fldChar w:fldCharType="end"/>
+          </w:r>
+          <w:r>
+            <w:rPr>
+              <w:rtl w:val="0"/>
+            </w:rPr>
+          </w:r>
+        </w:p>
+        <w:p>
+          <w:pPr>
+            <w:widowControl w:val="0"/>
+            <w:tabs>
+              <w:tab w:val="right" w:leader="dot" w:pos="9025.511811023624"/>
+            </w:tabs>
+            <w:spacing w:before="60" w:lineRule="auto"/>
+            <w:ind w:left="360" w:firstLine="0"/>
+            <w:rPr>
+              <w:color w:val="000000"/>
+              <w:u w:val="none"/>
+            </w:rPr>
+          </w:pPr>
+          <w:hyperlink w:anchor="_heading=">
+            <w:r>
+              <w:rPr>
+                <w:color w:val="000000"/>
+                <w:u w:val="none"/>
+                <w:rtl w:val="0"/>
+              </w:rPr>
+              <w:t xml:space="preserve">10.2 Régression — Comparaison des 4 modèles</w:t>
+              <w:tab/>
+            </w:r>
+          </w:hyperlink>
+          <w:r>
+            <w:fldChar w:fldCharType="begin"/>
+            <w:instrText xml:space="preserve"> PAGEREF _heading= \h </w:instrText>
+            <w:fldChar w:fldCharType="separate"/>
+          </w:r>
+          <w:r>
+            <w:rPr>
+              <w:rtl w:val="0"/>
+            </w:rPr>
+            <w:t xml:space="preserve">24</w:t>
+          </w:r>
+          <w:r>
+            <w:fldChar w:fldCharType="end"/>
+          </w:r>
+          <w:r>
+            <w:rPr>
+              <w:rtl w:val="0"/>
+            </w:rPr>
+          </w:r>
+        </w:p>
+        <w:p>
+          <w:pPr>
+            <w:widowControl w:val="0"/>
+            <w:tabs>
+              <w:tab w:val="right" w:leader="dot" w:pos="9025.511811023624"/>
+            </w:tabs>
+            <w:spacing w:before="60" w:lineRule="auto"/>
+            <w:ind w:left="360" w:firstLine="0"/>
+            <w:rPr>
+              <w:color w:val="000000"/>
+              <w:u w:val="none"/>
+            </w:rPr>
+          </w:pPr>
+          <w:hyperlink w:anchor="_heading=">
+            <w:r>
+              <w:rPr>
+                <w:color w:val="000000"/>
+                <w:u w:val="none"/>
+                <w:rtl w:val="0"/>
+              </w:rPr>
+              <w:t xml:space="preserve">10.3 Analyse et justification des choix</w:t>
+              <w:tab/>
+            </w:r>
+          </w:hyperlink>
+          <w:r>
+            <w:fldChar w:fldCharType="begin"/>
+            <w:instrText xml:space="preserve"> PAGEREF _heading= \h </w:instrText>
+            <w:fldChar w:fldCharType="separate"/>
+          </w:r>
+          <w:r>
+            <w:rPr>
+              <w:rtl w:val="0"/>
+            </w:rPr>
+            <w:t xml:space="preserve">25</w:t>
+          </w:r>
+          <w:r>
+            <w:fldChar w:fldCharType="end"/>
+          </w:r>
+          <w:r>
+            <w:rPr>
+              <w:rtl w:val="0"/>
+            </w:rPr>
+          </w:r>
+        </w:p>
+        <w:p>
+          <w:pPr>
+            <w:widowControl w:val="0"/>
+            <w:tabs>
+              <w:tab w:val="right" w:leader="dot" w:pos="9025.511811023624"/>
+            </w:tabs>
+            <w:spacing w:before="60" w:lineRule="auto"/>
+            <w:ind w:left="360" w:firstLine="0"/>
+            <w:rPr>
+              <w:color w:val="000000"/>
+              <w:u w:val="none"/>
+            </w:rPr>
+          </w:pPr>
+          <w:hyperlink w:anchor="_heading=">
+            <w:r>
+              <w:rPr>
+                <w:color w:val="000000"/>
+                <w:u w:val="none"/>
+                <w:rtl w:val="0"/>
+              </w:rPr>
+              <w:t xml:space="preserve">Random Forest pour la classification</w:t>
+              <w:tab/>
+            </w:r>
+          </w:hyperlink>
+          <w:r>
+            <w:fldChar w:fldCharType="begin"/>
+            <w:instrText xml:space="preserve"> PAGEREF _heading= \h </w:instrText>
+            <w:fldChar w:fldCharType="separate"/>
+          </w:r>
+          <w:r>
+            <w:rPr>
+              <w:rtl w:val="0"/>
+            </w:rPr>
+            <w:t xml:space="preserve">25</w:t>
+          </w:r>
+          <w:r>
+            <w:fldChar w:fldCharType="end"/>
+          </w:r>
+          <w:r>
+            <w:rPr>
+              <w:rtl w:val="0"/>
+            </w:rPr>
+          </w:r>
+        </w:p>
+        <w:p>
+          <w:pPr>
+            <w:widowControl w:val="0"/>
+            <w:tabs>
+              <w:tab w:val="right" w:leader="dot" w:pos="9025.511811023624"/>
+            </w:tabs>
+            <w:spacing w:before="60" w:lineRule="auto"/>
+            <w:ind w:left="360" w:firstLine="0"/>
+            <w:rPr>
+              <w:color w:val="000000"/>
+              <w:u w:val="none"/>
+            </w:rPr>
+          </w:pPr>
+          <w:hyperlink w:anchor="_heading=">
+            <w:r>
+              <w:rPr>
+                <w:color w:val="000000"/>
+                <w:u w:val="none"/>
+                <w:rtl w:val="0"/>
+              </w:rPr>
+              <w:t xml:space="preserve">11.1 Feature Importance — Random Forest</w:t>
+              <w:tab/>
+            </w:r>
+          </w:hyperlink>
+          <w:r>
+            <w:fldChar w:fldCharType="begin"/>
+            <w:instrText xml:space="preserve"> PAGEREF _heading= \h </w:instrText>
+            <w:fldChar w:fldCharType="separate"/>
+          </w:r>
+          <w:r>
+            <w:rPr>
+              <w:rtl w:val="0"/>
+            </w:rPr>
+            <w:t xml:space="preserve">26</w:t>
+          </w:r>
+          <w:r>
+            <w:fldChar w:fldCharType="end"/>
+          </w:r>
+          <w:r>
+            <w:rPr>
+              <w:rtl w:val="0"/>
+            </w:rPr>
+          </w:r>
+        </w:p>
+        <w:p>
+          <w:pPr>
+            <w:widowControl w:val="0"/>
+            <w:tabs>
+              <w:tab w:val="right" w:leader="dot" w:pos="9025.511811023624"/>
+            </w:tabs>
+            <w:spacing w:before="60" w:lineRule="auto"/>
+            <w:ind w:left="360" w:firstLine="0"/>
+            <w:rPr>
+              <w:color w:val="000000"/>
+              <w:u w:val="none"/>
+            </w:rPr>
+          </w:pPr>
+          <w:hyperlink w:anchor="_heading=">
+            <w:r>
+              <w:rPr>
+                <w:color w:val="000000"/>
+                <w:u w:val="none"/>
+                <w:rtl w:val="0"/>
+              </w:rPr>
+              <w:t xml:space="preserve">11.2 Lecture métier des résultats — en langage non spécialistealyse SHAP</w:t>
+              <w:tab/>
+            </w:r>
+          </w:hyperlink>
+          <w:r>
+            <w:fldChar w:fldCharType="begin"/>
+            <w:instrText xml:space="preserve"> PAGEREF _heading= \h </w:instrText>
+            <w:fldChar w:fldCharType="separate"/>
+          </w:r>
+          <w:r>
+            <w:rPr>
+              <w:rtl w:val="0"/>
+            </w:rPr>
+            <w:t xml:space="preserve">26</w:t>
+          </w:r>
+          <w:r>
+            <w:fldChar w:fldCharType="end"/>
+          </w:r>
+          <w:r>
+            <w:rPr>
+              <w:rtl w:val="0"/>
+            </w:rPr>
+          </w:r>
+        </w:p>
+        <w:p>
+          <w:pPr>
+            <w:widowControl w:val="0"/>
+            <w:tabs>
+              <w:tab w:val="right" w:leader="dot" w:pos="9025.511811023624"/>
+            </w:tabs>
+            <w:spacing w:before="60" w:lineRule="auto"/>
+            <w:ind w:left="360" w:firstLine="0"/>
+            <w:rPr>
+              <w:color w:val="000000"/>
+              <w:u w:val="none"/>
+            </w:rPr>
+          </w:pPr>
+          <w:hyperlink w:anchor="_heading=">
+            <w:r>
+              <w:rPr>
+                <w:color w:val="000000"/>
+                <w:u w:val="none"/>
+                <w:rtl w:val="0"/>
+              </w:rPr>
+              <w:t xml:space="preserve">11.3 Analyse SHAP</w:t>
+              <w:tab/>
+            </w:r>
+          </w:hyperlink>
+          <w:r>
+            <w:fldChar w:fldCharType="begin"/>
+            <w:instrText xml:space="preserve"> PAGEREF _heading= \h </w:instrText>
+            <w:fldChar w:fldCharType="separate"/>
+          </w:r>
+          <w:r>
+            <w:rPr>
+              <w:rtl w:val="0"/>
+            </w:rPr>
+            <w:t xml:space="preserve">27</w:t>
+          </w:r>
+          <w:r>
+            <w:fldChar w:fldCharType="end"/>
+          </w:r>
+          <w:r>
+            <w:rPr>
+              <w:rtl w:val="0"/>
+            </w:rPr>
+          </w:r>
+        </w:p>
+        <w:p>
+          <w:pPr>
+            <w:widowControl w:val="0"/>
+            <w:tabs>
+              <w:tab w:val="right" w:leader="dot" w:pos="9025.511811023624"/>
+            </w:tabs>
+            <w:spacing w:before="60" w:lineRule="auto"/>
+            <w:ind w:left="360" w:firstLine="0"/>
+            <w:rPr>
+              <w:color w:val="000000"/>
+              <w:u w:val="none"/>
+            </w:rPr>
+          </w:pPr>
+          <w:hyperlink w:anchor="_heading=">
+            <w:r>
+              <w:rPr>
+                <w:color w:val="000000"/>
+                <w:u w:val="none"/>
+                <w:rtl w:val="0"/>
+              </w:rPr>
+              <w:t xml:space="preserve">12.1 Objectif et conception</w:t>
+              <w:tab/>
+            </w:r>
+          </w:hyperlink>
+          <w:r>
+            <w:fldChar w:fldCharType="begin"/>
+            <w:instrText xml:space="preserve"> PAGEREF _heading= \h </w:instrText>
+            <w:fldChar w:fldCharType="separate"/>
+          </w:r>
+          <w:r>
+            <w:rPr>
+              <w:rtl w:val="0"/>
+            </w:rPr>
+            <w:t xml:space="preserve">27</w:t>
+          </w:r>
+          <w:r>
+            <w:fldChar w:fldCharType="end"/>
+          </w:r>
+          <w:r>
+            <w:rPr>
+              <w:rtl w:val="0"/>
+            </w:rPr>
+          </w:r>
+        </w:p>
+        <w:p>
+          <w:pPr>
+            <w:widowControl w:val="0"/>
+            <w:tabs>
+              <w:tab w:val="right" w:leader="dot" w:pos="9025.511811023624"/>
+            </w:tabs>
+            <w:spacing w:before="60" w:lineRule="auto"/>
+            <w:ind w:left="360" w:firstLine="0"/>
+            <w:rPr>
+              <w:color w:val="000000"/>
+              <w:u w:val="none"/>
+            </w:rPr>
+          </w:pPr>
+          <w:hyperlink w:anchor="_heading=">
+            <w:r>
+              <w:rPr>
+                <w:color w:val="000000"/>
+                <w:u w:val="none"/>
+                <w:rtl w:val="0"/>
+              </w:rPr>
+              <w:t xml:space="preserve">12.2 Pages du dashboard</w:t>
+              <w:tab/>
+            </w:r>
+          </w:hyperlink>
+          <w:r>
+            <w:fldChar w:fldCharType="begin"/>
+            <w:instrText xml:space="preserve"> PAGEREF _heading= \h </w:instrText>
+            <w:fldChar w:fldCharType="separate"/>
+          </w:r>
+          <w:r>
+            <w:rPr>
+              <w:rtl w:val="0"/>
+            </w:rPr>
+            <w:t xml:space="preserve">28</w:t>
+          </w:r>
+          <w:r>
+            <w:fldChar w:fldCharType="end"/>
+          </w:r>
+          <w:r>
+            <w:rPr>
+              <w:rtl w:val="0"/>
+            </w:rPr>
+          </w:r>
+        </w:p>
+        <w:p>
+          <w:pPr>
+            <w:widowControl w:val="0"/>
+            <w:tabs>
+              <w:tab w:val="right" w:leader="dot" w:pos="9025.511811023624"/>
+            </w:tabs>
+            <w:spacing w:before="60" w:lineRule="auto"/>
+            <w:ind w:left="720" w:firstLine="0"/>
+            <w:rPr>
+              <w:color w:val="000000"/>
+              <w:u w:val="none"/>
+            </w:rPr>
+          </w:pPr>
+          <w:hyperlink w:anchor="_heading=">
+            <w:r>
+              <w:rPr>
+                <w:color w:val="000000"/>
+                <w:u w:val="none"/>
+                <w:rtl w:val="0"/>
+              </w:rPr>
+              <w:t xml:space="preserve">Page 1 — Vue d'ensemble</w:t>
+              <w:tab/>
+            </w:r>
+          </w:hyperlink>
+          <w:r>
+            <w:fldChar w:fldCharType="begin"/>
+            <w:instrText xml:space="preserve"> PAGEREF _heading= \h </w:instrText>
+            <w:fldChar w:fldCharType="separate"/>
+          </w:r>
+          <w:r>
+            <w:rPr>
+              <w:rtl w:val="0"/>
+            </w:rPr>
+            <w:t xml:space="preserve">28</w:t>
+          </w:r>
+          <w:r>
+            <w:fldChar w:fldCharType="end"/>
+          </w:r>
+          <w:r>
+            <w:rPr>
+              <w:rtl w:val="0"/>
+            </w:rPr>
+          </w:r>
+        </w:p>
+        <w:p>
+          <w:pPr>
+            <w:widowControl w:val="0"/>
+            <w:tabs>
+              <w:tab w:val="right" w:leader="dot" w:pos="9025.511811023624"/>
+            </w:tabs>
+            <w:spacing w:before="60" w:lineRule="auto"/>
+            <w:ind w:left="720" w:firstLine="0"/>
+            <w:rPr>
+              <w:color w:val="000000"/>
+              <w:u w:val="none"/>
+            </w:rPr>
+          </w:pPr>
+          <w:hyperlink w:anchor="_heading=">
+            <w:r>
+              <w:rPr>
+                <w:color w:val="000000"/>
+                <w:u w:val="none"/>
+                <w:rtl w:val="0"/>
+              </w:rPr>
+              <w:t xml:space="preserve">Page 2 Analyse des données</w:t>
+              <w:tab/>
+            </w:r>
+          </w:hyperlink>
+          <w:r>
+            <w:fldChar w:fldCharType="begin"/>
+            <w:instrText xml:space="preserve"> PAGEREF _heading= \h </w:instrText>
+            <w:fldChar w:fldCharType="separate"/>
+          </w:r>
+          <w:r>
+            <w:rPr>
+              <w:rtl w:val="0"/>
+            </w:rPr>
+            <w:t xml:space="preserve">28</w:t>
+          </w:r>
+          <w:r>
+            <w:fldChar w:fldCharType="end"/>
+          </w:r>
+          <w:r>
+            <w:rPr>
+              <w:rtl w:val="0"/>
+            </w:rPr>
+          </w:r>
+        </w:p>
+        <w:p>
+          <w:pPr>
+            <w:widowControl w:val="0"/>
+            <w:tabs>
+              <w:tab w:val="right" w:leader="dot" w:pos="9025.511811023624"/>
+            </w:tabs>
+            <w:spacing w:before="60" w:lineRule="auto"/>
+            <w:ind w:left="720" w:firstLine="0"/>
+            <w:rPr>
+              <w:color w:val="000000"/>
+              <w:u w:val="none"/>
+            </w:rPr>
+          </w:pPr>
+          <w:hyperlink w:anchor="_heading=">
+            <w:r>
+              <w:rPr>
+                <w:color w:val="000000"/>
+                <w:u w:val="none"/>
+                <w:rtl w:val="0"/>
+              </w:rPr>
+              <w:t xml:space="preserve">Page 3 Comparaison des modèles</w:t>
+              <w:tab/>
+            </w:r>
+          </w:hyperlink>
+          <w:r>
+            <w:fldChar w:fldCharType="begin"/>
+            <w:instrText xml:space="preserve"> PAGEREF _heading= \h </w:instrText>
+            <w:fldChar w:fldCharType="separate"/>
+          </w:r>
+          <w:r>
+            <w:rPr>
+              <w:rtl w:val="0"/>
+            </w:rPr>
+            <w:t xml:space="preserve">28</w:t>
+          </w:r>
+          <w:r>
+            <w:fldChar w:fldCharType="end"/>
+          </w:r>
+          <w:r>
+            <w:rPr>
+              <w:rtl w:val="0"/>
+            </w:rPr>
+          </w:r>
+        </w:p>
+        <w:p>
+          <w:pPr>
+            <w:widowControl w:val="0"/>
+            <w:tabs>
+              <w:tab w:val="right" w:leader="dot" w:pos="9025.511811023624"/>
+            </w:tabs>
+            <w:spacing w:before="60" w:lineRule="auto"/>
+            <w:ind w:left="720" w:firstLine="0"/>
+            <w:rPr>
+              <w:color w:val="000000"/>
+              <w:u w:val="none"/>
+            </w:rPr>
+          </w:pPr>
+          <w:hyperlink w:anchor="_heading=">
+            <w:r>
+              <w:rPr>
+                <w:color w:val="000000"/>
+                <w:u w:val="none"/>
+                <w:rtl w:val="0"/>
+              </w:rPr>
+              <w:t xml:space="preserve">Page 4  Prédiction client</w:t>
+              <w:tab/>
+            </w:r>
+          </w:hyperlink>
+          <w:r>
+            <w:fldChar w:fldCharType="begin"/>
+            <w:instrText xml:space="preserve"> PAGEREF _heading= \h </w:instrText>
+            <w:fldChar w:fldCharType="separate"/>
+          </w:r>
+          <w:r>
+            <w:rPr>
+              <w:rtl w:val="0"/>
+            </w:rPr>
+            <w:t xml:space="preserve">28</w:t>
+          </w:r>
+          <w:r>
+            <w:fldChar w:fldCharType="end"/>
+          </w:r>
+          <w:r>
+            <w:rPr>
+              <w:rtl w:val="0"/>
+            </w:rPr>
+          </w:r>
+        </w:p>
+        <w:p>
+          <w:pPr>
+            <w:widowControl w:val="0"/>
+            <w:tabs>
+              <w:tab w:val="right" w:leader="dot" w:pos="9025.511811023624"/>
+            </w:tabs>
+            <w:spacing w:before="60" w:lineRule="auto"/>
+            <w:ind w:left="360" w:firstLine="0"/>
+            <w:rPr>
+              <w:color w:val="000000"/>
+              <w:u w:val="none"/>
+            </w:rPr>
+          </w:pPr>
+          <w:hyperlink w:anchor="_heading=">
+            <w:r>
+              <w:rPr>
+                <w:color w:val="000000"/>
+                <w:u w:val="none"/>
+                <w:rtl w:val="0"/>
+              </w:rPr>
+              <w:t xml:space="preserve">12.3 Technologies</w:t>
+              <w:tab/>
+            </w:r>
+          </w:hyperlink>
+          <w:r>
+            <w:fldChar w:fldCharType="begin"/>
+            <w:instrText xml:space="preserve"> PAGEREF _heading= \h </w:instrText>
+            <w:fldChar w:fldCharType="separate"/>
+          </w:r>
+          <w:r>
+            <w:rPr>
+              <w:rtl w:val="0"/>
+            </w:rPr>
+            <w:t xml:space="preserve">28</w:t>
+          </w:r>
+          <w:r>
+            <w:fldChar w:fldCharType="end"/>
+          </w:r>
+          <w:r>
+            <w:rPr>
+              <w:rtl w:val="0"/>
+            </w:rPr>
+          </w:r>
+        </w:p>
+        <w:p>
+          <w:pPr>
+            <w:widowControl w:val="0"/>
+            <w:tabs>
+              <w:tab w:val="right" w:leader="dot" w:pos="9025.511811023624"/>
+            </w:tabs>
+            <w:spacing w:before="60" w:lineRule="auto"/>
+            <w:ind w:left="360" w:firstLine="0"/>
+            <w:rPr>
+              <w:color w:val="000000"/>
+              <w:u w:val="none"/>
+            </w:rPr>
+          </w:pPr>
+          <w:hyperlink w:anchor="_heading=">
+            <w:r>
+              <w:rPr>
+                <w:color w:val="000000"/>
+                <w:u w:val="none"/>
+                <w:rtl w:val="0"/>
+              </w:rPr>
+              <w:t xml:space="preserve">13.1 Rôle et technologie</w:t>
+              <w:tab/>
+            </w:r>
+          </w:hyperlink>
+          <w:r>
+            <w:fldChar w:fldCharType="begin"/>
+            <w:instrText xml:space="preserve"> PAGEREF _heading= \h </w:instrText>
+            <w:fldChar w:fldCharType="separate"/>
+          </w:r>
+          <w:r>
+            <w:rPr>
+              <w:rtl w:val="0"/>
+            </w:rPr>
+            <w:t xml:space="preserve">28</w:t>
+          </w:r>
+          <w:r>
+            <w:fldChar w:fldCharType="end"/>
+          </w:r>
+          <w:r>
+            <w:rPr>
+              <w:rtl w:val="0"/>
+            </w:rPr>
+          </w:r>
+        </w:p>
+        <w:p>
+          <w:pPr>
+            <w:widowControl w:val="0"/>
+            <w:tabs>
+              <w:tab w:val="right" w:leader="dot" w:pos="9025.511811023624"/>
+            </w:tabs>
+            <w:spacing w:before="60" w:lineRule="auto"/>
+            <w:ind w:left="360" w:firstLine="0"/>
+            <w:rPr>
+              <w:color w:val="000000"/>
+              <w:u w:val="none"/>
+            </w:rPr>
+          </w:pPr>
+          <w:hyperlink w:anchor="_heading=">
+            <w:r>
+              <w:rPr>
+                <w:color w:val="000000"/>
+                <w:u w:val="none"/>
+                <w:rtl w:val="0"/>
+              </w:rPr>
+              <w:t xml:space="preserve">13.2 Endpoints disponibles</w:t>
+              <w:tab/>
+            </w:r>
+          </w:hyperlink>
+          <w:r>
+            <w:fldChar w:fldCharType="begin"/>
+            <w:instrText xml:space="preserve"> PAGEREF _heading= \h </w:instrText>
+            <w:fldChar w:fldCharType="separate"/>
+          </w:r>
+          <w:r>
+            <w:rPr>
+              <w:rtl w:val="0"/>
+            </w:rPr>
+            <w:t xml:space="preserve">29</w:t>
+          </w:r>
+          <w:r>
+            <w:fldChar w:fldCharType="end"/>
+          </w:r>
+          <w:r>
+            <w:rPr>
+              <w:rtl w:val="0"/>
+            </w:rPr>
+          </w:r>
+        </w:p>
+        <w:p>
+          <w:pPr>
+            <w:widowControl w:val="0"/>
+            <w:tabs>
+              <w:tab w:val="right" w:leader="dot" w:pos="9025.511811023624"/>
+            </w:tabs>
+            <w:spacing w:before="60" w:lineRule="auto"/>
+            <w:ind w:left="360" w:firstLine="0"/>
+            <w:rPr>
+              <w:color w:val="000000"/>
+              <w:u w:val="none"/>
+            </w:rPr>
+          </w:pPr>
+          <w:hyperlink w:anchor="_heading=">
+            <w:r>
+              <w:rPr>
+                <w:color w:val="000000"/>
+                <w:u w:val="none"/>
+                <w:rtl w:val="0"/>
+              </w:rPr>
+              <w:t xml:space="preserve">13.3 Format des données</w:t>
+              <w:tab/>
+            </w:r>
+          </w:hyperlink>
+          <w:r>
+            <w:fldChar w:fldCharType="begin"/>
+            <w:instrText xml:space="preserve"> PAGEREF _heading= \h </w:instrText>
+            <w:fldChar w:fldCharType="separate"/>
+          </w:r>
+          <w:r>
+            <w:rPr>
+              <w:rtl w:val="0"/>
+            </w:rPr>
+            <w:t xml:space="preserve">29</w:t>
+          </w:r>
+          <w:r>
+            <w:fldChar w:fldCharType="end"/>
+          </w:r>
+          <w:r>
+            <w:rPr>
+              <w:rtl w:val="0"/>
+            </w:rPr>
+          </w:r>
+        </w:p>
+        <w:p>
+          <w:pPr>
+            <w:widowControl w:val="0"/>
+            <w:tabs>
+              <w:tab w:val="right" w:leader="dot" w:pos="9025.511811023624"/>
+            </w:tabs>
+            <w:spacing w:before="60" w:lineRule="auto"/>
+            <w:ind w:left="360" w:firstLine="0"/>
+            <w:rPr>
+              <w:color w:val="000000"/>
+              <w:u w:val="none"/>
+            </w:rPr>
+          </w:pPr>
+          <w:hyperlink w:anchor="_heading=">
+            <w:r>
+              <w:rPr>
+                <w:color w:val="000000"/>
+                <w:u w:val="none"/>
+                <w:rtl w:val="0"/>
+              </w:rPr>
+              <w:t xml:space="preserve">13.4 Gestion des erreurs</w:t>
+              <w:tab/>
+            </w:r>
+          </w:hyperlink>
+          <w:r>
+            <w:fldChar w:fldCharType="begin"/>
+            <w:instrText xml:space="preserve"> PAGEREF _heading= \h </w:instrText>
+            <w:fldChar w:fldCharType="separate"/>
+          </w:r>
+          <w:r>
+            <w:rPr>
+              <w:rtl w:val="0"/>
+            </w:rPr>
+            <w:t xml:space="preserve">29</w:t>
+          </w:r>
+          <w:r>
+            <w:fldChar w:fldCharType="end"/>
+          </w:r>
+          <w:r>
+            <w:rPr>
+              <w:rtl w:val="0"/>
+            </w:rPr>
+          </w:r>
+        </w:p>
+        <w:p>
+          <w:pPr>
+            <w:widowControl w:val="0"/>
+            <w:tabs>
+              <w:tab w:val="right" w:leader="dot" w:pos="9025.511811023624"/>
+            </w:tabs>
+            <w:spacing w:before="60" w:lineRule="auto"/>
+            <w:ind w:left="360" w:firstLine="0"/>
+            <w:rPr>
+              <w:color w:val="000000"/>
+              <w:u w:val="none"/>
+            </w:rPr>
+          </w:pPr>
+          <w:hyperlink w:anchor="_heading=">
+            <w:r>
+              <w:rPr>
+                <w:color w:val="000000"/>
+                <w:u w:val="none"/>
+                <w:rtl w:val="0"/>
+              </w:rPr>
+              <w:t xml:space="preserve">13.5 Lancement</w:t>
+              <w:tab/>
+            </w:r>
+          </w:hyperlink>
+          <w:r>
+            <w:fldChar w:fldCharType="begin"/>
+            <w:instrText xml:space="preserve"> PAGEREF _heading= \h </w:instrText>
+            <w:fldChar w:fldCharType="separate"/>
+          </w:r>
+          <w:r>
+            <w:rPr>
+              <w:rtl w:val="0"/>
+            </w:rPr>
+            <w:t xml:space="preserve">29</w:t>
+          </w:r>
+          <w:r>
+            <w:fldChar w:fldCharType="end"/>
+          </w:r>
+          <w:r>
+            <w:rPr>
+              <w:rtl w:val="0"/>
+            </w:rPr>
+          </w:r>
+        </w:p>
+        <w:p>
+          <w:pPr>
+            <w:widowControl w:val="0"/>
+            <w:tabs>
+              <w:tab w:val="right" w:leader="dot" w:pos="9025.511811023624"/>
+            </w:tabs>
+            <w:spacing w:before="60" w:lineRule="auto"/>
+            <w:ind w:left="360" w:firstLine="0"/>
+            <w:rPr>
+              <w:color w:val="000000"/>
+              <w:u w:val="none"/>
+            </w:rPr>
+          </w:pPr>
+          <w:hyperlink w:anchor="_heading=">
+            <w:r>
+              <w:rPr>
+                <w:color w:val="000000"/>
+                <w:u w:val="none"/>
+                <w:rtl w:val="0"/>
+              </w:rPr>
+              <w:t xml:space="preserve">14.1 Démonstration réelle sur le dashboard</w:t>
+              <w:tab/>
+            </w:r>
+          </w:hyperlink>
+          <w:r>
+            <w:fldChar w:fldCharType="begin"/>
+            <w:instrText xml:space="preserve"> PAGEREF _heading= \h </w:instrText>
+            <w:fldChar w:fldCharType="separate"/>
+          </w:r>
+          <w:r>
+            <w:rPr>
+              <w:rtl w:val="0"/>
+            </w:rPr>
+            <w:t xml:space="preserve">29</w:t>
+          </w:r>
+          <w:r>
+            <w:fldChar w:fldCharType="end"/>
+          </w:r>
+          <w:r>
+            <w:rPr>
+              <w:rtl w:val="0"/>
+            </w:rPr>
+          </w:r>
+        </w:p>
+        <w:p>
+          <w:pPr>
+            <w:widowControl w:val="0"/>
+            <w:tabs>
+              <w:tab w:val="right" w:leader="dot" w:pos="9025.511811023624"/>
+            </w:tabs>
+            <w:spacing w:before="60" w:lineRule="auto"/>
+            <w:ind w:left="360" w:firstLine="0"/>
+            <w:rPr>
+              <w:color w:val="000000"/>
+              <w:u w:val="none"/>
+            </w:rPr>
+          </w:pPr>
+          <w:hyperlink w:anchor="_heading=">
+            <w:r>
+              <w:rPr>
+                <w:color w:val="000000"/>
+                <w:u w:val="none"/>
+                <w:rtl w:val="0"/>
+              </w:rPr>
+              <w:t xml:space="preserve">14.2 Impact financier mesuré</w:t>
+              <w:tab/>
+            </w:r>
+          </w:hyperlink>
+          <w:r>
+            <w:fldChar w:fldCharType="begin"/>
+            <w:instrText xml:space="preserve"> PAGEREF _heading= \h </w:instrText>
+            <w:fldChar w:fldCharType="separate"/>
+          </w:r>
+          <w:r>
+            <w:rPr>
+              <w:rtl w:val="0"/>
+            </w:rPr>
+            <w:t xml:space="preserve">30</w:t>
+          </w:r>
+          <w:r>
+            <w:fldChar w:fldCharType="end"/>
+          </w:r>
+          <w:r>
+            <w:rPr>
+              <w:rtl w:val="0"/>
+            </w:rPr>
+          </w:r>
+        </w:p>
+        <w:p>
+          <w:pPr>
+            <w:widowControl w:val="0"/>
+            <w:tabs>
+              <w:tab w:val="right" w:leader="dot" w:pos="9025.511811023624"/>
+            </w:tabs>
+            <w:spacing w:before="60" w:lineRule="auto"/>
+            <w:ind w:left="360" w:firstLine="0"/>
+            <w:rPr>
+              <w:color w:val="000000"/>
+              <w:u w:val="none"/>
+            </w:rPr>
+          </w:pPr>
+          <w:hyperlink w:anchor="_heading=">
+            <w:r>
+              <w:rPr>
+                <w:color w:val="000000"/>
+                <w:u w:val="none"/>
+                <w:rtl w:val="0"/>
+              </w:rPr>
+              <w:t xml:space="preserve">14.3 Discussion du comportement du modèle</w:t>
+              <w:tab/>
+            </w:r>
+          </w:hyperlink>
+          <w:r>
+            <w:fldChar w:fldCharType="begin"/>
+            <w:instrText xml:space="preserve"> PAGEREF _heading= \h </w:instrText>
+            <w:fldChar w:fldCharType="separate"/>
+          </w:r>
+          <w:r>
+            <w:rPr>
+              <w:rtl w:val="0"/>
+            </w:rPr>
+            <w:t xml:space="preserve">30</w:t>
+          </w:r>
+          <w:r>
+            <w:fldChar w:fldCharType="end"/>
+          </w:r>
+          <w:r>
+            <w:rPr>
+              <w:rtl w:val="0"/>
+            </w:rPr>
+          </w:r>
+        </w:p>
+        <w:p>
+          <w:pPr>
+            <w:widowControl w:val="0"/>
+            <w:tabs>
+              <w:tab w:val="right" w:leader="dot" w:pos="9025.511811023624"/>
+            </w:tabs>
+            <w:spacing w:before="60" w:lineRule="auto"/>
+            <w:ind w:left="360" w:firstLine="0"/>
+            <w:rPr>
+              <w:color w:val="000000"/>
+              <w:u w:val="none"/>
+            </w:rPr>
+          </w:pPr>
+          <w:hyperlink w:anchor="_heading=">
+            <w:r>
+              <w:rPr>
+                <w:color w:val="000000"/>
+                <w:u w:val="none"/>
+                <w:rtl w:val="0"/>
+              </w:rPr>
+              <w:t xml:space="preserve">15.1 Qualité des données</w:t>
+              <w:tab/>
+            </w:r>
+          </w:hyperlink>
+          <w:r>
+            <w:fldChar w:fldCharType="begin"/>
+            <w:instrText xml:space="preserve"> PAGEREF _heading= \h </w:instrText>
+            <w:fldChar w:fldCharType="separate"/>
+          </w:r>
+          <w:r>
+            <w:rPr>
+              <w:rtl w:val="0"/>
+            </w:rPr>
+            <w:t xml:space="preserve">31</w:t>
+          </w:r>
+          <w:r>
+            <w:fldChar w:fldCharType="end"/>
+          </w:r>
+          <w:r>
+            <w:rPr>
+              <w:rtl w:val="0"/>
+            </w:rPr>
+          </w:r>
+        </w:p>
+        <w:p>
+          <w:pPr>
+            <w:widowControl w:val="0"/>
+            <w:tabs>
+              <w:tab w:val="right" w:leader="dot" w:pos="9025.511811023624"/>
+            </w:tabs>
+            <w:spacing w:before="60" w:lineRule="auto"/>
+            <w:ind w:left="360" w:firstLine="0"/>
+            <w:rPr>
+              <w:color w:val="000000"/>
+              <w:u w:val="none"/>
+            </w:rPr>
+          </w:pPr>
+          <w:hyperlink w:anchor="_heading=">
+            <w:r>
+              <w:rPr>
+                <w:color w:val="000000"/>
+                <w:u w:val="none"/>
+                <w:rtl w:val="0"/>
+              </w:rPr>
+              <w:t xml:space="preserve">15.2 Risques de biais</w:t>
+              <w:tab/>
+            </w:r>
+          </w:hyperlink>
+          <w:r>
+            <w:fldChar w:fldCharType="begin"/>
+            <w:instrText xml:space="preserve"> PAGEREF _heading= \h </w:instrText>
+            <w:fldChar w:fldCharType="separate"/>
+          </w:r>
+          <w:r>
+            <w:rPr>
+              <w:rtl w:val="0"/>
+            </w:rPr>
+            <w:t xml:space="preserve">31</w:t>
+          </w:r>
+          <w:r>
+            <w:fldChar w:fldCharType="end"/>
+          </w:r>
+          <w:r>
+            <w:rPr>
+              <w:rtl w:val="0"/>
+            </w:rPr>
+          </w:r>
+        </w:p>
+        <w:p>
+          <w:pPr>
+            <w:widowControl w:val="0"/>
+            <w:tabs>
+              <w:tab w:val="right" w:leader="dot" w:pos="9025.511811023624"/>
+            </w:tabs>
+            <w:spacing w:before="60" w:lineRule="auto"/>
+            <w:ind w:left="360" w:firstLine="0"/>
+            <w:rPr>
+              <w:color w:val="000000"/>
+              <w:u w:val="none"/>
+            </w:rPr>
+          </w:pPr>
+          <w:hyperlink w:anchor="_heading=">
+            <w:r>
+              <w:rPr>
+                <w:color w:val="000000"/>
+                <w:u w:val="none"/>
+                <w:rtl w:val="0"/>
+              </w:rPr>
+              <w:t xml:space="preserve">15.3 Robustesse et risque de surapprentissage</w:t>
+              <w:tab/>
+            </w:r>
+          </w:hyperlink>
+          <w:r>
+            <w:fldChar w:fldCharType="begin"/>
+            <w:instrText xml:space="preserve"> PAGEREF _heading= \h </w:instrText>
+            <w:fldChar w:fldCharType="separate"/>
+          </w:r>
+          <w:r>
+            <w:rPr>
+              <w:rtl w:val="0"/>
+            </w:rPr>
+            <w:t xml:space="preserve">31</w:t>
+          </w:r>
+          <w:r>
+            <w:fldChar w:fldCharType="end"/>
+          </w:r>
+          <w:r>
+            <w:rPr>
+              <w:rtl w:val="0"/>
+            </w:rPr>
+          </w:r>
+        </w:p>
+        <w:p>
+          <w:pPr>
+            <w:widowControl w:val="0"/>
+            <w:tabs>
+              <w:tab w:val="right" w:leader="dot" w:pos="9025.511811023624"/>
+            </w:tabs>
+            <w:spacing w:before="60" w:lineRule="auto"/>
+            <w:ind w:left="360" w:firstLine="0"/>
+            <w:rPr>
+              <w:color w:val="000000"/>
+              <w:u w:val="none"/>
+            </w:rPr>
+          </w:pPr>
+          <w:hyperlink w:anchor="_heading=">
+            <w:r>
+              <w:rPr>
+                <w:color w:val="000000"/>
+                <w:u w:val="none"/>
+                <w:rtl w:val="0"/>
+              </w:rPr>
+              <w:t xml:space="preserve">15.4 Limites de l'interprétabilité</w:t>
+              <w:tab/>
+            </w:r>
+          </w:hyperlink>
+          <w:r>
+            <w:fldChar w:fldCharType="begin"/>
+            <w:instrText xml:space="preserve"> PAGEREF _heading= \h </w:instrText>
+            <w:fldChar w:fldCharType="separate"/>
+          </w:r>
+          <w:r>
+            <w:rPr>
+              <w:rtl w:val="0"/>
+            </w:rPr>
+            <w:t xml:space="preserve">32</w:t>
+          </w:r>
+          <w:r>
+            <w:fldChar w:fldCharType="end"/>
+          </w:r>
+          <w:r>
+            <w:rPr>
+              <w:rtl w:val="0"/>
+            </w:rPr>
+          </w:r>
+        </w:p>
+        <w:p>
+          <w:pPr>
+            <w:widowControl w:val="0"/>
+            <w:tabs>
+              <w:tab w:val="right" w:leader="dot" w:pos="9025.511811023624"/>
+            </w:tabs>
+            <w:spacing w:before="60" w:lineRule="auto"/>
+            <w:ind w:left="360" w:firstLine="0"/>
+            <w:rPr>
+              <w:color w:val="000000"/>
+              <w:u w:val="none"/>
+            </w:rPr>
+          </w:pPr>
+          <w:hyperlink w:anchor="_heading=">
+            <w:r>
+              <w:rPr>
+                <w:color w:val="000000"/>
+                <w:u w:val="none"/>
+                <w:rtl w:val="0"/>
+              </w:rPr>
+              <w:t xml:space="preserve">15.4 Déploiement responsable</w:t>
+              <w:tab/>
+            </w:r>
+          </w:hyperlink>
+          <w:r>
+            <w:fldChar w:fldCharType="begin"/>
+            <w:instrText xml:space="preserve"> PAGEREF _heading= \h </w:instrText>
+            <w:fldChar w:fldCharType="separate"/>
+          </w:r>
+          <w:r>
+            <w:rPr>
+              <w:rtl w:val="0"/>
+            </w:rPr>
+            <w:t xml:space="preserve">32</w:t>
+          </w:r>
+          <w:r>
+            <w:fldChar w:fldCharType="end"/>
+          </w:r>
+          <w:r>
+            <w:rPr>
+              <w:rtl w:val="0"/>
+            </w:rPr>
+          </w:r>
+        </w:p>
+        <w:p>
+          <w:pPr>
+            <w:widowControl w:val="0"/>
+            <w:tabs>
+              <w:tab w:val="right" w:leader="dot" w:pos="9025.511811023624"/>
+            </w:tabs>
+            <w:spacing w:before="60" w:lineRule="auto"/>
+            <w:ind w:left="360" w:firstLine="0"/>
+            <w:rPr>
+              <w:color w:val="000000"/>
+              <w:u w:val="none"/>
+            </w:rPr>
+          </w:pPr>
+          <w:hyperlink w:anchor="_heading=">
+            <w:r>
+              <w:rPr>
+                <w:color w:val="000000"/>
+                <w:u w:val="none"/>
+                <w:rtl w:val="0"/>
+              </w:rPr>
+              <w:t xml:space="preserve">16.1 Ce qui a bien fonctionné</w:t>
+              <w:tab/>
+            </w:r>
+          </w:hyperlink>
+          <w:r>
+            <w:fldChar w:fldCharType="begin"/>
+            <w:instrText xml:space="preserve"> PAGEREF _heading= \h </w:instrText>
+            <w:fldChar w:fldCharType="separate"/>
+          </w:r>
+          <w:r>
+            <w:rPr>
+              <w:rtl w:val="0"/>
+            </w:rPr>
+            <w:t xml:space="preserve">32</w:t>
+          </w:r>
+          <w:r>
+            <w:fldChar w:fldCharType="end"/>
+          </w:r>
+          <w:r>
+            <w:rPr>
+              <w:rtl w:val="0"/>
+            </w:rPr>
+          </w:r>
+        </w:p>
+        <w:p>
+          <w:pPr>
+            <w:widowControl w:val="0"/>
+            <w:tabs>
+              <w:tab w:val="right" w:leader="dot" w:pos="9025.511811023624"/>
+            </w:tabs>
+            <w:spacing w:before="60" w:lineRule="auto"/>
+            <w:ind w:left="360" w:firstLine="0"/>
+            <w:rPr>
+              <w:color w:val="000000"/>
+              <w:u w:val="none"/>
+            </w:rPr>
+          </w:pPr>
+          <w:hyperlink w:anchor="_heading=">
+            <w:r>
+              <w:rPr>
+                <w:color w:val="000000"/>
+                <w:u w:val="none"/>
+                <w:rtl w:val="0"/>
+              </w:rPr>
+              <w:t xml:space="preserve">16.2 Ce qui a été difficile</w:t>
+              <w:tab/>
+            </w:r>
+          </w:hyperlink>
+          <w:r>
+            <w:fldChar w:fldCharType="begin"/>
+            <w:instrText xml:space="preserve"> PAGEREF _heading= \h </w:instrText>
+            <w:fldChar w:fldCharType="separate"/>
+          </w:r>
+          <w:r>
+            <w:rPr>
+              <w:rtl w:val="0"/>
+            </w:rPr>
+            <w:t xml:space="preserve">33</w:t>
+          </w:r>
+          <w:r>
+            <w:fldChar w:fldCharType="end"/>
+          </w:r>
+          <w:r>
+            <w:rPr>
+              <w:rtl w:val="0"/>
+            </w:rPr>
+          </w:r>
+        </w:p>
+        <w:p>
+          <w:pPr>
+            <w:widowControl w:val="0"/>
+            <w:tabs>
+              <w:tab w:val="right" w:leader="dot" w:pos="9025.511811023624"/>
+            </w:tabs>
+            <w:spacing w:before="60" w:lineRule="auto"/>
+            <w:ind w:left="360" w:firstLine="0"/>
+            <w:rPr>
+              <w:color w:val="000000"/>
+              <w:u w:val="none"/>
+            </w:rPr>
+          </w:pPr>
+          <w:hyperlink w:anchor="_heading=">
+            <w:r>
+              <w:rPr>
+                <w:color w:val="000000"/>
+                <w:u w:val="none"/>
+                <w:rtl w:val="0"/>
+              </w:rPr>
+              <w:t xml:space="preserve">16.3 Limites identifiées</w:t>
+              <w:tab/>
+            </w:r>
+          </w:hyperlink>
+          <w:r>
+            <w:fldChar w:fldCharType="begin"/>
+            <w:instrText xml:space="preserve"> PAGEREF _heading= \h </w:instrText>
+            <w:fldChar w:fldCharType="separate"/>
+          </w:r>
+          <w:r>
+            <w:rPr>
+              <w:rtl w:val="0"/>
+            </w:rPr>
+            <w:t xml:space="preserve">33</w:t>
+          </w:r>
+          <w:r>
+            <w:fldChar w:fldCharType="end"/>
+          </w:r>
+          <w:r>
+            <w:rPr>
+              <w:rtl w:val="0"/>
+            </w:rPr>
+          </w:r>
+        </w:p>
+        <w:p>
+          <w:pPr>
+            <w:widowControl w:val="0"/>
+            <w:tabs>
+              <w:tab w:val="right" w:leader="dot" w:pos="9025.511811023624"/>
+            </w:tabs>
+            <w:spacing w:before="60" w:lineRule="auto"/>
+            <w:ind w:left="360" w:firstLine="0"/>
+            <w:rPr>
+              <w:color w:val="000000"/>
+              <w:u w:val="none"/>
+            </w:rPr>
+          </w:pPr>
+          <w:hyperlink w:anchor="_heading=">
+            <w:r>
+              <w:rPr>
+                <w:color w:val="000000"/>
+                <w:u w:val="none"/>
+                <w:rtl w:val="0"/>
+              </w:rPr>
+              <w:t xml:space="preserve">16.4 Pistes d'amélioration</w:t>
+              <w:tab/>
+            </w:r>
+          </w:hyperlink>
+          <w:r>
+            <w:fldChar w:fldCharType="begin"/>
+            <w:instrText xml:space="preserve"> PAGEREF _heading= \h </w:instrText>
+            <w:fldChar w:fldCharType="separate"/>
+          </w:r>
+          <w:r>
+            <w:rPr>
+              <w:rtl w:val="0"/>
+            </w:rPr>
+            <w:t xml:space="preserve">33</w:t>
+          </w:r>
+          <w:r>
+            <w:fldChar w:fldCharType="end"/>
+          </w:r>
+          <w:r>
+            <w:rPr>
+              <w:rtl w:val="0"/>
+            </w:rPr>
+          </w:r>
+          <w:r>
+            <w:fldChar w:fldCharType="end"/>
+          </w:r>
+        </w:p>
+      </w:sdtContent>
+    </w:sdt>
     <w:p>
       <w:pPr>
         <w:rPr/>
@@ -2288,33 +5523,41 @@
         <w:t xml:space="preserve">4.3 Outils utilisés</w:t>
       </w:r>
     </w:p>
-    <w:p>
-      <w:pPr>
-        <w:pStyle w:val="Heading2"/>
-        <w:ind w:firstLine="708"/>
-        <w:jc w:val="both"/>
-        <w:rPr>
-          <w:rFonts w:ascii="Times New Roman" w:cs="Times New Roman" w:eastAsia="Times New Roman" w:hAnsi="Times New Roman"/>
-          <w:b w:val="0"/>
-          <w:bCs w:val="0"/>
-          <w:color w:val="000000"/>
-          <w:sz w:val="24"/>
-          <w:szCs w:val="24"/>
-        </w:rPr>
-      </w:pPr>
-      <w:r>
-        <w:rPr>
-          <w:rFonts w:ascii="Times New Roman" w:cs="Times New Roman" w:eastAsia="Times New Roman" w:hAnsi="Times New Roman"/>
-          <w:b w:val="0"/>
-          <w:bCs w:val="0"/>
-          <w:color w:val="000000"/>
-          <w:sz w:val="24"/>
-          <w:szCs w:val="24"/>
-          <w:rtl w:val="0"/>
-        </w:rPr>
-        <w:t xml:space="preserve">Le projet s'appuie sur un ensemble d'outils couvrant l'ensemble du cycle de développement. Le versionnement du code a été assuré via Git et GitHub, permettant de tracer chaque évolution du projet et de revenir en arrière en cas d'erreur. L'environnement de développement principal est VS Code, complété par Jupyter Notebook pour les phases d'exploration et de modélisation. La gestion des dépendances repose sur pip et un fichier requirements.txt garantissant la reproductibilité de l'environnement. Le suivi des tâches et l'organisation du projet ont été gérés via un tableau de bord personnel, dont le planning détaillé est disponible en Annexe 1.</w:t>
-      </w:r>
-    </w:p>
+    <w:sdt>
+      <w:sdtPr>
+        <w:id w:val="-950464079"/>
+        <w:tag w:val="goog_rdk_0"/>
+      </w:sdtPr>
+      <w:sdtContent>
+        <w:p>
+          <w:pPr>
+            <w:pStyle w:val="Heading2"/>
+            <w:ind w:firstLine="708"/>
+            <w:jc w:val="both"/>
+            <w:rPr>
+              <w:rFonts w:ascii="Times New Roman" w:cs="Times New Roman" w:eastAsia="Times New Roman" w:hAnsi="Times New Roman"/>
+              <w:b w:val="0"/>
+              <w:bCs w:val="0"/>
+              <w:color w:val="000000"/>
+              <w:sz w:val="24"/>
+              <w:szCs w:val="24"/>
+            </w:rPr>
+          </w:pPr>
+          <w:r>
+            <w:rPr>
+              <w:rFonts w:ascii="Times New Roman" w:cs="Times New Roman" w:eastAsia="Times New Roman" w:hAnsi="Times New Roman"/>
+              <w:b w:val="0"/>
+              <w:bCs w:val="0"/>
+              <w:color w:val="000000"/>
+              <w:sz w:val="24"/>
+              <w:szCs w:val="24"/>
+              <w:rtl w:val="0"/>
+            </w:rPr>
+            <w:t xml:space="preserve">Le projet s'appuie sur un ensemble d'outils couvrant l'ensemble du cycle de développement. Le versionnement du code a été assuré via Git et GitHub, permettant de tracer chaque évolution du projet et de revenir en arrière en cas d'erreur. L'environnement de développement principal est VS Code, complété par Jupyter Notebook pour les phases d'exploration et de modélisation. La gestion des dépendances repose sur pip et un fichier requirements.txt garantissant la reproductibilité de l'environnement. Le suivi des tâches et l'organisation du projet ont été gérés via un tableau de bord personnel, dont le planning détaillé est disponible en Annexe 1.</w:t>
+          </w:r>
+        </w:p>
+      </w:sdtContent>
+    </w:sdt>
     <w:p>
       <w:pPr>
         <w:pStyle w:val="Heading2"/>
@@ -4407,6 +7650,251 @@
         <w:t xml:space="preserve">6.4 Insights majeurs par segment</w:t>
       </w:r>
     </w:p>
+    <w:sdt>
+      <w:sdtPr>
+        <w:id w:val="450728406"/>
+        <w:tag w:val="goog_rdk_1"/>
+      </w:sdtPr>
+      <w:sdtContent>
+        <w:p>
+          <w:pPr>
+            <w:pStyle w:val="Heading2"/>
+            <w:ind w:firstLine="708"/>
+            <w:jc w:val="both"/>
+            <w:rPr>
+              <w:rFonts w:ascii="Times New Roman" w:cs="Times New Roman" w:eastAsia="Times New Roman" w:hAnsi="Times New Roman"/>
+              <w:b w:val="0"/>
+              <w:bCs w:val="0"/>
+              <w:color w:val="222222"/>
+              <w:sz w:val="24"/>
+              <w:szCs w:val="24"/>
+            </w:rPr>
+          </w:pPr>
+          <w:r>
+            <w:rPr>
+              <w:rFonts w:ascii="Times New Roman" w:cs="Times New Roman" w:eastAsia="Times New Roman" w:hAnsi="Times New Roman"/>
+              <w:b w:val="0"/>
+              <w:bCs w:val="0"/>
+              <w:color w:val="222222"/>
+              <w:sz w:val="24"/>
+              <w:szCs w:val="24"/>
+              <w:rtl w:val="0"/>
+            </w:rPr>
+            <w:t xml:space="preserve">L'analyse du taux de churn par variable catégorielle, représentée sous forme de graphiques en barres (voir Annexe 2), révèle des résultats contrastés selon les variables.</w:t>
+          </w:r>
+        </w:p>
+      </w:sdtContent>
+    </w:sdt>
+    <w:sdt>
+      <w:sdtPr>
+        <w:id w:val="-690622960"/>
+        <w:tag w:val="goog_rdk_2"/>
+      </w:sdtPr>
+      <w:sdtContent>
+        <w:p>
+          <w:pPr>
+            <w:pStyle w:val="Heading2"/>
+            <w:ind w:firstLine="708"/>
+            <w:jc w:val="both"/>
+            <w:rPr>
+              <w:rFonts w:ascii="Times New Roman" w:cs="Times New Roman" w:eastAsia="Times New Roman" w:hAnsi="Times New Roman"/>
+              <w:b w:val="0"/>
+              <w:bCs w:val="0"/>
+              <w:color w:val="222222"/>
+              <w:sz w:val="24"/>
+              <w:szCs w:val="24"/>
+            </w:rPr>
+          </w:pPr>
+          <w:r>
+            <w:rPr>
+              <w:rFonts w:ascii="Times New Roman" w:cs="Times New Roman" w:eastAsia="Times New Roman" w:hAnsi="Times New Roman"/>
+              <w:b w:val="0"/>
+              <w:bCs w:val="0"/>
+              <w:color w:val="222222"/>
+              <w:sz w:val="24"/>
+              <w:szCs w:val="24"/>
+              <w:rtl w:val="0"/>
+            </w:rPr>
+            <w:t xml:space="preserve">Le segment client est de loin la variable catégorielle la plus discriminante : les clients SME (petites et moyennes entreprises) churnen à 30,9%, soit trois fois plus que les particuliers (Individual : 10,9%) et bien au-dessus de la moyenne globale de 10,2%. Les clients Enterprise présentent quant à eux le taux le plus faible à 9,4%. Ce résultat est le signal le plus fort identifié dans l'EDA et suggère que les PME ont des besoins spécifiques moins bien couverts par l'offre actuelle.</w:t>
+          </w:r>
+        </w:p>
+      </w:sdtContent>
+    </w:sdt>
+    <w:sdt>
+      <w:sdtPr>
+        <w:id w:val="-485621916"/>
+        <w:tag w:val="goog_rdk_3"/>
+      </w:sdtPr>
+      <w:sdtContent>
+        <w:p>
+          <w:pPr>
+            <w:pStyle w:val="Heading2"/>
+            <w:ind w:firstLine="708"/>
+            <w:jc w:val="both"/>
+            <w:rPr>
+              <w:rFonts w:ascii="Times New Roman" w:cs="Times New Roman" w:eastAsia="Times New Roman" w:hAnsi="Times New Roman"/>
+              <w:b w:val="0"/>
+              <w:bCs w:val="0"/>
+              <w:color w:val="222222"/>
+              <w:sz w:val="24"/>
+              <w:szCs w:val="24"/>
+            </w:rPr>
+          </w:pPr>
+          <w:r>
+            <w:rPr>
+              <w:rFonts w:ascii="Times New Roman" w:cs="Times New Roman" w:eastAsia="Times New Roman" w:hAnsi="Times New Roman"/>
+              <w:b w:val="0"/>
+              <w:bCs w:val="0"/>
+              <w:color w:val="222222"/>
+              <w:sz w:val="24"/>
+              <w:szCs w:val="24"/>
+              <w:rtl w:val="0"/>
+            </w:rPr>
+            <w:t xml:space="preserve">Le genre, le pays et le canal d'acquisition présentent des taux de churn très proches de la moyenne globale (entre 8,4% et 11,5%), sans signal discriminant clair. Ces variables auront donc un faible pouvoir prédictif dans les modèles.</w:t>
+          </w:r>
+        </w:p>
+      </w:sdtContent>
+    </w:sdt>
+    <w:sdt>
+      <w:sdtPr>
+        <w:id w:val="1164230261"/>
+        <w:tag w:val="goog_rdk_4"/>
+      </w:sdtPr>
+      <w:sdtContent>
+        <w:p>
+          <w:pPr>
+            <w:pStyle w:val="Heading2"/>
+            <w:ind w:firstLine="708"/>
+            <w:jc w:val="both"/>
+            <w:rPr>
+              <w:rFonts w:ascii="Times New Roman" w:cs="Times New Roman" w:eastAsia="Times New Roman" w:hAnsi="Times New Roman"/>
+              <w:b w:val="0"/>
+              <w:bCs w:val="0"/>
+              <w:color w:val="222222"/>
+              <w:sz w:val="24"/>
+              <w:szCs w:val="24"/>
+            </w:rPr>
+          </w:pPr>
+          <w:r>
+            <w:rPr>
+              <w:rFonts w:ascii="Times New Roman" w:cs="Times New Roman" w:eastAsia="Times New Roman" w:hAnsi="Times New Roman"/>
+              <w:b w:val="0"/>
+              <w:bCs w:val="0"/>
+              <w:color w:val="222222"/>
+              <w:sz w:val="24"/>
+              <w:szCs w:val="24"/>
+              <w:rtl w:val="0"/>
+            </w:rPr>
+            <w:t xml:space="preserve">Le type de contrat montre des différences très faibles : Monthly (10,3%), Quarterly (9,9%) et Yearly (10,3%). Contrairement à l'intuition métier initiale, le type de contrat ne semble pas être un facteur déterminant dans ce dataset.</w:t>
+          </w:r>
+        </w:p>
+      </w:sdtContent>
+    </w:sdt>
+    <w:sdt>
+      <w:sdtPr>
+        <w:id w:val="-1415443848"/>
+        <w:tag w:val="goog_rdk_5"/>
+      </w:sdtPr>
+      <w:sdtContent>
+        <w:p>
+          <w:pPr>
+            <w:pStyle w:val="Heading2"/>
+            <w:ind w:firstLine="708"/>
+            <w:jc w:val="both"/>
+            <w:rPr>
+              <w:rFonts w:ascii="Times New Roman" w:cs="Times New Roman" w:eastAsia="Times New Roman" w:hAnsi="Times New Roman"/>
+              <w:b w:val="0"/>
+              <w:bCs w:val="0"/>
+              <w:color w:val="222222"/>
+              <w:sz w:val="24"/>
+              <w:szCs w:val="24"/>
+            </w:rPr>
+          </w:pPr>
+          <w:r>
+            <w:rPr>
+              <w:rFonts w:ascii="Times New Roman" w:cs="Times New Roman" w:eastAsia="Times New Roman" w:hAnsi="Times New Roman"/>
+              <w:b w:val="0"/>
+              <w:bCs w:val="0"/>
+              <w:color w:val="222222"/>
+              <w:sz w:val="24"/>
+              <w:szCs w:val="24"/>
+              <w:rtl w:val="0"/>
+            </w:rPr>
+            <w:t xml:space="preserve">Le type de plainte présente également des écarts minimes : Billing (10,2%), Service (10,0%) et Technical (10,3%). Ces différences sont trop faibles pour constituer un signal prédictif fiable à elles seules.</w:t>
+          </w:r>
+        </w:p>
+      </w:sdtContent>
+    </w:sdt>
+    <w:sdt>
+      <w:sdtPr>
+        <w:id w:val="221050169"/>
+        <w:tag w:val="goog_rdk_6"/>
+      </w:sdtPr>
+      <w:sdtContent>
+        <w:p>
+          <w:pPr>
+            <w:pStyle w:val="Heading2"/>
+            <w:ind w:firstLine="708"/>
+            <w:jc w:val="both"/>
+            <w:rPr>
+              <w:rFonts w:ascii="Times New Roman" w:cs="Times New Roman" w:eastAsia="Times New Roman" w:hAnsi="Times New Roman"/>
+              <w:b w:val="0"/>
+              <w:bCs w:val="0"/>
+              <w:color w:val="222222"/>
+              <w:sz w:val="24"/>
+              <w:szCs w:val="24"/>
+            </w:rPr>
+          </w:pPr>
+          <w:r>
+            <w:rPr>
+              <w:rFonts w:ascii="Times New Roman" w:cs="Times New Roman" w:eastAsia="Times New Roman" w:hAnsi="Times New Roman"/>
+              <w:b w:val="0"/>
+              <w:bCs w:val="0"/>
+              <w:color w:val="222222"/>
+              <w:sz w:val="24"/>
+              <w:szCs w:val="24"/>
+              <w:rtl w:val="0"/>
+            </w:rPr>
+            <w:t xml:space="preserve">La réponse aux enquêtes de satisfaction montre une légère tendance : les clients Unsatisfied churnen à 11,1%, contre 10,1% pour les Satisfied et 9,7% pour les Neutral. L'écart est présent mais modéré.</w:t>
+          </w:r>
+        </w:p>
+      </w:sdtContent>
+    </w:sdt>
+    <w:sdt>
+      <w:sdtPr>
+        <w:id w:val="-1946799569"/>
+        <w:tag w:val="goog_rdk_7"/>
+      </w:sdtPr>
+      <w:sdtContent>
+        <w:p>
+          <w:pPr>
+            <w:pStyle w:val="Heading2"/>
+            <w:ind w:firstLine="708"/>
+            <w:jc w:val="both"/>
+            <w:rPr>
+              <w:rFonts w:ascii="Times New Roman" w:cs="Times New Roman" w:eastAsia="Times New Roman" w:hAnsi="Times New Roman"/>
+              <w:b w:val="0"/>
+              <w:bCs w:val="0"/>
+              <w:color w:val="222222"/>
+              <w:sz w:val="24"/>
+              <w:szCs w:val="24"/>
+            </w:rPr>
+          </w:pPr>
+          <w:r>
+            <w:rPr>
+              <w:rFonts w:ascii="Times New Roman" w:cs="Times New Roman" w:eastAsia="Times New Roman" w:hAnsi="Times New Roman"/>
+              <w:b w:val="0"/>
+              <w:bCs w:val="0"/>
+              <w:color w:val="222222"/>
+              <w:sz w:val="24"/>
+              <w:szCs w:val="24"/>
+              <w:rtl w:val="0"/>
+            </w:rPr>
+            <w:t xml:space="preserve">En conclusion, le segment client SME est le seul signal catégoriel vraiment fort identifié dans cette EDA. Les autres variables catégorielles contribueront de façon marginale à la prédiction, ce qui renforce l'importance des variables numériques comme le csat_score, le nps_score et les payment_failures identifiées dans la section suivante.</w:t>
+          </w:r>
+        </w:p>
+      </w:sdtContent>
+    </w:sdt>
     <w:p>
       <w:pPr>
         <w:pStyle w:val="Heading2"/>
@@ -4423,581 +7911,488 @@
       </w:pPr>
       <w:r>
         <w:rPr>
-          <w:rFonts w:ascii="Times New Roman" w:cs="Times New Roman" w:eastAsia="Times New Roman" w:hAnsi="Times New Roman"/>
-          <w:b w:val="0"/>
-          <w:bCs w:val="0"/>
-          <w:color w:val="222222"/>
-          <w:sz w:val="24"/>
-          <w:szCs w:val="24"/>
-          <w:rtl w:val="0"/>
-        </w:rPr>
-        <w:t xml:space="preserve">L'analyse du taux de churn par variable catégorielle, représentée sous forme de graphiques en barres (voir Annexe 2), révèle des résultats contrastés selon les variables.</w:t>
+          <w:rtl w:val="0"/>
+        </w:rPr>
       </w:r>
     </w:p>
     <w:p>
       <w:pPr>
         <w:pStyle w:val="Heading2"/>
-        <w:ind w:firstLine="708"/>
-        <w:jc w:val="both"/>
-        <w:rPr>
-          <w:rFonts w:ascii="Times New Roman" w:cs="Times New Roman" w:eastAsia="Times New Roman" w:hAnsi="Times New Roman"/>
-          <w:b w:val="0"/>
-          <w:bCs w:val="0"/>
-          <w:color w:val="222222"/>
-          <w:sz w:val="24"/>
-          <w:szCs w:val="24"/>
-        </w:rPr>
-      </w:pPr>
-      <w:r>
-        <w:rPr>
-          <w:rFonts w:ascii="Times New Roman" w:cs="Times New Roman" w:eastAsia="Times New Roman" w:hAnsi="Times New Roman"/>
-          <w:b w:val="0"/>
-          <w:bCs w:val="0"/>
-          <w:color w:val="222222"/>
-          <w:sz w:val="24"/>
-          <w:szCs w:val="24"/>
-          <w:rtl w:val="0"/>
-        </w:rPr>
-        <w:t xml:space="preserve">Le segment client est de loin la variable catégorielle la plus discriminante : les clients SME (petites et moyennes entreprises) churnen à 30,9%, soit trois fois plus que les particuliers (Individual : 10,9%) et bien au-dessus de la moyenne globale de 10,2%. Les clients Enterprise présentent quant à eux le taux le plus faible à 9,4%. Ce résultat est le signal le plus fort identifié dans l'EDA et suggère que les PME ont des besoins spécifiques moins bien couverts par l'offre actuelle.</w:t>
-      </w:r>
-    </w:p>
+        <w:jc w:val="both"/>
+        <w:rPr/>
+      </w:pPr>
+      <w:r>
+        <w:rPr>
+          <w:rtl w:val="0"/>
+        </w:rPr>
+        <w:t xml:space="preserve">6.5 Corrélations et relations avec la variable cible</w:t>
+      </w:r>
+    </w:p>
+    <w:sdt>
+      <w:sdtPr>
+        <w:id w:val="-989056479"/>
+        <w:tag w:val="goog_rdk_8"/>
+      </w:sdtPr>
+      <w:sdtContent>
+        <w:p>
+          <w:pPr>
+            <w:pStyle w:val="Heading2"/>
+            <w:jc w:val="both"/>
+            <w:rPr>
+              <w:rFonts w:ascii="Times New Roman" w:cs="Times New Roman" w:eastAsia="Times New Roman" w:hAnsi="Times New Roman"/>
+              <w:b w:val="0"/>
+              <w:bCs w:val="0"/>
+              <w:color w:val="000000"/>
+              <w:sz w:val="24"/>
+              <w:szCs w:val="24"/>
+            </w:rPr>
+          </w:pPr>
+          <w:r>
+            <w:rPr>
+              <w:rFonts w:ascii="Times New Roman" w:cs="Times New Roman" w:eastAsia="Times New Roman" w:hAnsi="Times New Roman"/>
+              <w:b w:val="0"/>
+              <w:bCs w:val="0"/>
+              <w:color w:val="000000"/>
+              <w:sz w:val="24"/>
+              <w:szCs w:val="24"/>
+              <w:rtl w:val="0"/>
+            </w:rPr>
+            <w:t xml:space="preserve">L'analyse de corrélation entre les variables numériques et la variable cible churn révèle des relations faibles mais statistiquement significatives. La heatmap de corrélation complète est disponible en Annexe 2.</w:t>
+          </w:r>
+        </w:p>
+      </w:sdtContent>
+    </w:sdt>
+    <w:sdt>
+      <w:sdtPr>
+        <w:id w:val="1263770510"/>
+        <w:tag w:val="goog_rdk_9"/>
+      </w:sdtPr>
+      <w:sdtContent>
+        <w:p>
+          <w:pPr>
+            <w:pStyle w:val="Heading2"/>
+            <w:jc w:val="both"/>
+            <w:rPr>
+              <w:rFonts w:ascii="Times New Roman" w:cs="Times New Roman" w:eastAsia="Times New Roman" w:hAnsi="Times New Roman"/>
+              <w:b w:val="0"/>
+              <w:bCs w:val="0"/>
+              <w:color w:val="000000"/>
+              <w:sz w:val="24"/>
+              <w:szCs w:val="24"/>
+            </w:rPr>
+          </w:pPr>
+          <w:r>
+            <w:rPr>
+              <w:rFonts w:ascii="Times New Roman" w:cs="Times New Roman" w:eastAsia="Times New Roman" w:hAnsi="Times New Roman"/>
+              <w:b w:val="0"/>
+              <w:bCs w:val="0"/>
+              <w:color w:val="000000"/>
+              <w:sz w:val="24"/>
+              <w:szCs w:val="24"/>
+              <w:rtl w:val="0"/>
+            </w:rPr>
+            <w:t xml:space="preserve">Les principales relations identifiées sont les suivantes :</w:t>
+          </w:r>
+        </w:p>
+      </w:sdtContent>
+    </w:sdt>
+    <w:sdt>
+      <w:sdtPr>
+        <w:id w:val="246288161"/>
+        <w:tag w:val="goog_rdk_10"/>
+      </w:sdtPr>
+      <w:sdtContent>
+        <w:p>
+          <w:pPr>
+            <w:pStyle w:val="Heading2"/>
+            <w:numPr>
+              <w:ilvl w:val="0"/>
+              <w:numId w:val="3"/>
+            </w:numPr>
+            <w:ind w:left="720" w:hanging="360"/>
+            <w:jc w:val="both"/>
+            <w:rPr>
+              <w:rFonts w:ascii="Times New Roman" w:cs="Times New Roman" w:eastAsia="Times New Roman" w:hAnsi="Times New Roman"/>
+              <w:b w:val="0"/>
+              <w:bCs w:val="0"/>
+              <w:color w:val="000000"/>
+              <w:sz w:val="24"/>
+              <w:szCs w:val="24"/>
+            </w:rPr>
+          </w:pPr>
+          <w:r>
+            <w:rPr>
+              <w:rFonts w:ascii="Times New Roman" w:cs="Times New Roman" w:eastAsia="Times New Roman" w:hAnsi="Times New Roman"/>
+              <w:b w:val="0"/>
+              <w:bCs w:val="0"/>
+              <w:color w:val="000000"/>
+              <w:sz w:val="24"/>
+              <w:szCs w:val="24"/>
+              <w:rtl w:val="0"/>
+            </w:rPr>
+            <w:t xml:space="preserve">Le csat_score présente une corrélation négative avec le churn : plus la satisfaction est faible, plus le risque de départ est élevé. C'est la variable la plus corrélée à la cible, ce que confirmera l'analyse SHAP dans la section dédiée.</w:t>
+          </w:r>
+        </w:p>
+      </w:sdtContent>
+    </w:sdt>
+    <w:sdt>
+      <w:sdtPr>
+        <w:id w:val="-1237465108"/>
+        <w:tag w:val="goog_rdk_11"/>
+      </w:sdtPr>
+      <w:sdtContent>
+        <w:p>
+          <w:pPr>
+            <w:pStyle w:val="Heading2"/>
+            <w:numPr>
+              <w:ilvl w:val="0"/>
+              <w:numId w:val="3"/>
+            </w:numPr>
+            <w:ind w:left="720" w:hanging="360"/>
+            <w:jc w:val="both"/>
+            <w:rPr>
+              <w:rFonts w:ascii="Times New Roman" w:cs="Times New Roman" w:eastAsia="Times New Roman" w:hAnsi="Times New Roman"/>
+              <w:b w:val="0"/>
+              <w:bCs w:val="0"/>
+              <w:color w:val="000000"/>
+              <w:sz w:val="24"/>
+              <w:szCs w:val="24"/>
+            </w:rPr>
+          </w:pPr>
+          <w:r>
+            <w:rPr>
+              <w:rFonts w:ascii="Times New Roman" w:cs="Times New Roman" w:eastAsia="Times New Roman" w:hAnsi="Times New Roman"/>
+              <w:b w:val="0"/>
+              <w:bCs w:val="0"/>
+              <w:color w:val="000000"/>
+              <w:sz w:val="24"/>
+              <w:szCs w:val="24"/>
+              <w:rtl w:val="0"/>
+            </w:rPr>
+            <w:t xml:space="preserve">Le nps_score suit la même logique : les détracteurs (score négatif) sont significativement plus susceptibles de churner que les promoteurs (score élevé).</w:t>
+          </w:r>
+        </w:p>
+      </w:sdtContent>
+    </w:sdt>
+    <w:sdt>
+      <w:sdtPr>
+        <w:id w:val="-1477281958"/>
+        <w:tag w:val="goog_rdk_12"/>
+      </w:sdtPr>
+      <w:sdtContent>
+        <w:p>
+          <w:pPr>
+            <w:pStyle w:val="Heading2"/>
+            <w:numPr>
+              <w:ilvl w:val="0"/>
+              <w:numId w:val="3"/>
+            </w:numPr>
+            <w:ind w:left="720" w:hanging="360"/>
+            <w:jc w:val="both"/>
+            <w:rPr>
+              <w:rFonts w:ascii="Times New Roman" w:cs="Times New Roman" w:eastAsia="Times New Roman" w:hAnsi="Times New Roman"/>
+              <w:b w:val="0"/>
+              <w:bCs w:val="0"/>
+              <w:color w:val="000000"/>
+              <w:sz w:val="24"/>
+              <w:szCs w:val="24"/>
+            </w:rPr>
+          </w:pPr>
+          <w:r>
+            <w:rPr>
+              <w:rFonts w:ascii="Times New Roman" w:cs="Times New Roman" w:eastAsia="Times New Roman" w:hAnsi="Times New Roman"/>
+              <w:b w:val="0"/>
+              <w:bCs w:val="0"/>
+              <w:color w:val="000000"/>
+              <w:sz w:val="24"/>
+              <w:szCs w:val="24"/>
+              <w:rtl w:val="0"/>
+            </w:rPr>
+            <w:t xml:space="preserve">Les payment_failures sont positivement corrélés au churn : chaque échec de paiement supplémentaire augmente la probabilité de résiliation.</w:t>
+          </w:r>
+        </w:p>
+      </w:sdtContent>
+    </w:sdt>
+    <w:sdt>
+      <w:sdtPr>
+        <w:id w:val="2018709789"/>
+        <w:tag w:val="goog_rdk_13"/>
+      </w:sdtPr>
+      <w:sdtContent>
+        <w:p>
+          <w:pPr>
+            <w:pStyle w:val="Heading2"/>
+            <w:numPr>
+              <w:ilvl w:val="0"/>
+              <w:numId w:val="3"/>
+            </w:numPr>
+            <w:ind w:left="720" w:hanging="360"/>
+            <w:jc w:val="both"/>
+            <w:rPr>
+              <w:rFonts w:ascii="Times New Roman" w:cs="Times New Roman" w:eastAsia="Times New Roman" w:hAnsi="Times New Roman"/>
+              <w:b w:val="0"/>
+              <w:bCs w:val="0"/>
+              <w:color w:val="000000"/>
+              <w:sz w:val="24"/>
+              <w:szCs w:val="24"/>
+            </w:rPr>
+          </w:pPr>
+          <w:r>
+            <w:rPr>
+              <w:rFonts w:ascii="Times New Roman" w:cs="Times New Roman" w:eastAsia="Times New Roman" w:hAnsi="Times New Roman"/>
+              <w:b w:val="0"/>
+              <w:bCs w:val="0"/>
+              <w:color w:val="000000"/>
+              <w:sz w:val="24"/>
+              <w:szCs w:val="24"/>
+              <w:rtl w:val="0"/>
+            </w:rPr>
+            <w:t xml:space="preserve">Le weekly_active_days est négativement corrélé au churn : un client qui utilise le service régulièrement est un client qui y trouve de la valeur et qui est moins enclin à partir.</w:t>
+          </w:r>
+        </w:p>
+      </w:sdtContent>
+    </w:sdt>
+    <w:sdt>
+      <w:sdtPr>
+        <w:id w:val="-797320285"/>
+        <w:tag w:val="goog_rdk_14"/>
+      </w:sdtPr>
+      <w:sdtContent>
+        <w:p>
+          <w:pPr>
+            <w:pStyle w:val="Heading2"/>
+            <w:numPr>
+              <w:ilvl w:val="0"/>
+              <w:numId w:val="3"/>
+            </w:numPr>
+            <w:ind w:left="720" w:hanging="360"/>
+            <w:jc w:val="both"/>
+            <w:rPr>
+              <w:rFonts w:ascii="Times New Roman" w:cs="Times New Roman" w:eastAsia="Times New Roman" w:hAnsi="Times New Roman"/>
+              <w:b w:val="0"/>
+              <w:bCs w:val="0"/>
+              <w:color w:val="000000"/>
+              <w:sz w:val="24"/>
+              <w:szCs w:val="24"/>
+            </w:rPr>
+          </w:pPr>
+          <w:r>
+            <w:rPr>
+              <w:rFonts w:ascii="Times New Roman" w:cs="Times New Roman" w:eastAsia="Times New Roman" w:hAnsi="Times New Roman"/>
+              <w:b w:val="0"/>
+              <w:bCs w:val="0"/>
+              <w:color w:val="000000"/>
+              <w:sz w:val="24"/>
+              <w:szCs w:val="24"/>
+              <w:rtl w:val="0"/>
+            </w:rPr>
+            <w:t xml:space="preserve">Le last_login_days_ago est positivement corrélé : plus le dernier login est ancien, plus le client est potentiellement sur le départ.</w:t>
+          </w:r>
+        </w:p>
+      </w:sdtContent>
+    </w:sdt>
+    <w:sdt>
+      <w:sdtPr>
+        <w:id w:val="-329684337"/>
+        <w:tag w:val="goog_rdk_15"/>
+      </w:sdtPr>
+      <w:sdtContent>
+        <w:p>
+          <w:pPr>
+            <w:pStyle w:val="Heading2"/>
+            <w:jc w:val="both"/>
+            <w:rPr>
+              <w:rFonts w:ascii="Times New Roman" w:cs="Times New Roman" w:eastAsia="Times New Roman" w:hAnsi="Times New Roman"/>
+              <w:b w:val="0"/>
+              <w:bCs w:val="0"/>
+              <w:color w:val="000000"/>
+              <w:sz w:val="24"/>
+              <w:szCs w:val="24"/>
+            </w:rPr>
+          </w:pPr>
+          <w:r>
+            <w:rPr>
+              <w:rFonts w:ascii="Times New Roman" w:cs="Times New Roman" w:eastAsia="Times New Roman" w:hAnsi="Times New Roman"/>
+              <w:b w:val="0"/>
+              <w:bCs w:val="0"/>
+              <w:color w:val="000000"/>
+              <w:sz w:val="24"/>
+              <w:szCs w:val="24"/>
+              <w:rtl w:val="0"/>
+            </w:rPr>
+            <w:t xml:space="preserve">Ces corrélations restent modérées (inférieures à 0,3 en valeur absolue), ce qui justifie le recours à des algorithmes capables de capturer des relations non linéaires comme le Random Forest ou le MLP.</w:t>
+          </w:r>
+        </w:p>
+      </w:sdtContent>
+    </w:sdt>
     <w:p>
       <w:pPr>
         <w:pStyle w:val="Heading2"/>
-        <w:ind w:firstLine="708"/>
-        <w:jc w:val="both"/>
-        <w:rPr>
-          <w:rFonts w:ascii="Times New Roman" w:cs="Times New Roman" w:eastAsia="Times New Roman" w:hAnsi="Times New Roman"/>
-          <w:b w:val="0"/>
-          <w:bCs w:val="0"/>
-          <w:color w:val="222222"/>
-          <w:sz w:val="24"/>
-          <w:szCs w:val="24"/>
-        </w:rPr>
-      </w:pPr>
-      <w:r>
-        <w:rPr>
-          <w:rFonts w:ascii="Times New Roman" w:cs="Times New Roman" w:eastAsia="Times New Roman" w:hAnsi="Times New Roman"/>
-          <w:b w:val="0"/>
-          <w:bCs w:val="0"/>
-          <w:color w:val="222222"/>
-          <w:sz w:val="24"/>
-          <w:szCs w:val="24"/>
-          <w:rtl w:val="0"/>
-        </w:rPr>
-        <w:t xml:space="preserve">Le genre, le pays et le canal d'acquisition présentent des taux de churn très proches de la moyenne globale (entre 8,4% et 11,5%), sans signal discriminant clair. Ces variables auront donc un faible pouvoir prédictif dans les modèles.</w:t>
-      </w:r>
-    </w:p>
+        <w:jc w:val="both"/>
+        <w:rPr/>
+      </w:pPr>
+      <w:r>
+        <w:rPr>
+          <w:rtl w:val="0"/>
+        </w:rPr>
+        <w:t xml:space="preserve">6.6 Valeurs extrêmes</w:t>
+      </w:r>
+    </w:p>
+    <w:sdt>
+      <w:sdtPr>
+        <w:id w:val="433051597"/>
+        <w:tag w:val="goog_rdk_16"/>
+      </w:sdtPr>
+      <w:sdtContent>
+        <w:p>
+          <w:pPr>
+            <w:pStyle w:val="Heading2"/>
+            <w:ind w:firstLine="708"/>
+            <w:jc w:val="both"/>
+            <w:rPr>
+              <w:rFonts w:ascii="Times New Roman" w:cs="Times New Roman" w:eastAsia="Times New Roman" w:hAnsi="Times New Roman"/>
+              <w:b w:val="0"/>
+              <w:bCs w:val="0"/>
+              <w:color w:val="000000"/>
+              <w:sz w:val="24"/>
+              <w:szCs w:val="24"/>
+            </w:rPr>
+          </w:pPr>
+          <w:r>
+            <w:rPr>
+              <w:rFonts w:ascii="Times New Roman" w:cs="Times New Roman" w:eastAsia="Times New Roman" w:hAnsi="Times New Roman"/>
+              <w:b w:val="0"/>
+              <w:bCs w:val="0"/>
+              <w:color w:val="000000"/>
+              <w:sz w:val="24"/>
+              <w:szCs w:val="24"/>
+              <w:rtl w:val="0"/>
+            </w:rPr>
+            <w:t xml:space="preserve">L'analyse des valeurs extrêmes révèle que le dataset ne contient pas d'outliers aberrants au sens statistique. Les plages de valeurs sont cohérentes avec la réalité métier d'une entreprise SaaS : le monthly_fee va de 10 à 100€, l'avg_resolution_time de 1 à 62 heures, et le nps_score de -100 à +100. Les variables comportementales comme monthly_logins (0 à 54) ou weekly_active_days (0 à 7) restent dans des plages plausibles. Aucune suppression d'outliers n'a donc été jugée nécessaire lors du prétraitement.</w:t>
+          </w:r>
+        </w:p>
+      </w:sdtContent>
+    </w:sdt>
     <w:p>
       <w:pPr>
         <w:pStyle w:val="Heading2"/>
-        <w:ind w:firstLine="708"/>
-        <w:jc w:val="both"/>
-        <w:rPr>
-          <w:rFonts w:ascii="Times New Roman" w:cs="Times New Roman" w:eastAsia="Times New Roman" w:hAnsi="Times New Roman"/>
-          <w:b w:val="0"/>
-          <w:bCs w:val="0"/>
-          <w:color w:val="222222"/>
-          <w:sz w:val="24"/>
-          <w:szCs w:val="24"/>
-        </w:rPr>
-      </w:pPr>
-      <w:r>
-        <w:rPr>
-          <w:rFonts w:ascii="Times New Roman" w:cs="Times New Roman" w:eastAsia="Times New Roman" w:hAnsi="Times New Roman"/>
-          <w:b w:val="0"/>
-          <w:bCs w:val="0"/>
-          <w:color w:val="222222"/>
-          <w:sz w:val="24"/>
-          <w:szCs w:val="24"/>
-          <w:rtl w:val="0"/>
-        </w:rPr>
-        <w:t xml:space="preserve">Le type de contrat montre des différences très faibles : Monthly (10,3%), Quarterly (9,9%) et Yearly (10,3%). Contrairement à l'intuition métier initiale, le type de contrat ne semble pas être un facteur déterminant dans ce dataset.</w:t>
-      </w:r>
-    </w:p>
+        <w:jc w:val="both"/>
+        <w:rPr/>
+      </w:pPr>
+      <w:r>
+        <w:rPr>
+          <w:rtl w:val="0"/>
+        </w:rPr>
+        <w:t xml:space="preserve">6.7 Premières hypothèses métier</w:t>
+      </w:r>
+    </w:p>
+    <w:sdt>
+      <w:sdtPr>
+        <w:id w:val="1337201052"/>
+        <w:tag w:val="goog_rdk_17"/>
+      </w:sdtPr>
+      <w:sdtContent>
+        <w:p>
+          <w:pPr>
+            <w:pStyle w:val="Heading2"/>
+            <w:jc w:val="both"/>
+            <w:rPr>
+              <w:rFonts w:ascii="Times New Roman" w:cs="Times New Roman" w:eastAsia="Times New Roman" w:hAnsi="Times New Roman"/>
+              <w:b w:val="0"/>
+              <w:bCs w:val="0"/>
+              <w:color w:val="000000"/>
+              <w:sz w:val="24"/>
+              <w:szCs w:val="24"/>
+            </w:rPr>
+          </w:pPr>
+          <w:r>
+            <w:rPr>
+              <w:rFonts w:ascii="Times New Roman" w:cs="Times New Roman" w:eastAsia="Times New Roman" w:hAnsi="Times New Roman"/>
+              <w:b w:val="0"/>
+              <w:bCs w:val="0"/>
+              <w:color w:val="000000"/>
+              <w:sz w:val="24"/>
+              <w:szCs w:val="24"/>
+              <w:rtl w:val="0"/>
+            </w:rPr>
+            <w:t xml:space="preserve">L'EDA permet de formuler plusieurs hypothèses qui ont guidé la modélisation :</w:t>
+          </w:r>
+        </w:p>
+      </w:sdtContent>
+    </w:sdt>
+    <w:sdt>
+      <w:sdtPr>
+        <w:id w:val="1327636091"/>
+        <w:tag w:val="goog_rdk_18"/>
+      </w:sdtPr>
+      <w:sdtContent>
+        <w:p>
+          <w:pPr>
+            <w:pStyle w:val="Heading2"/>
+            <w:ind w:firstLine="708"/>
+            <w:jc w:val="both"/>
+            <w:rPr>
+              <w:rFonts w:ascii="Times New Roman" w:cs="Times New Roman" w:eastAsia="Times New Roman" w:hAnsi="Times New Roman"/>
+              <w:b w:val="0"/>
+              <w:bCs w:val="0"/>
+              <w:color w:val="000000"/>
+              <w:sz w:val="24"/>
+              <w:szCs w:val="24"/>
+            </w:rPr>
+          </w:pPr>
+          <w:r>
+            <w:rPr>
+              <w:rFonts w:ascii="Times New Roman" w:cs="Times New Roman" w:eastAsia="Times New Roman" w:hAnsi="Times New Roman"/>
+              <w:b w:val="0"/>
+              <w:bCs w:val="0"/>
+              <w:color w:val="000000"/>
+              <w:sz w:val="24"/>
+              <w:szCs w:val="24"/>
+              <w:rtl w:val="0"/>
+            </w:rPr>
+            <w:t xml:space="preserve">Un client SME sous contrat mensuel, présentant un CSAT faible, des impayés et une faible activité hebdomadaire constitue le profil type le plus à risque de churn. La satisfaction client, mesurée par le csat_score et le nps_score, apparaît comme le signal le plus discriminant pour anticiper le départ. L'inactivité comportementale, traduite par un faible weekly_active_days et un last_login_days_ago élevé, précède fréquemment la résiliation. </w:t>
+          </w:r>
+        </w:p>
+      </w:sdtContent>
+    </w:sdt>
+    <w:sdt>
+      <w:sdtPr>
+        <w:id w:val="286664384"/>
+        <w:tag w:val="goog_rdk_19"/>
+      </w:sdtPr>
+      <w:sdtContent>
+        <w:p>
+          <w:pPr>
+            <w:pStyle w:val="Heading2"/>
+            <w:ind w:firstLine="708"/>
+            <w:jc w:val="both"/>
+            <w:rPr>
+              <w:rFonts w:ascii="Times New Roman" w:cs="Times New Roman" w:eastAsia="Times New Roman" w:hAnsi="Times New Roman"/>
+              <w:b w:val="0"/>
+              <w:bCs w:val="0"/>
+              <w:color w:val="000000"/>
+              <w:sz w:val="24"/>
+              <w:szCs w:val="24"/>
+            </w:rPr>
+          </w:pPr>
+          <w:r>
+            <w:rPr>
+              <w:rFonts w:ascii="Times New Roman" w:cs="Times New Roman" w:eastAsia="Times New Roman" w:hAnsi="Times New Roman"/>
+              <w:b w:val="0"/>
+              <w:bCs w:val="0"/>
+              <w:color w:val="000000"/>
+              <w:sz w:val="24"/>
+              <w:szCs w:val="24"/>
+              <w:rtl w:val="0"/>
+            </w:rPr>
+            <w:t xml:space="preserve">Enfin, le revenu à risque est concentré sur un nombre limité de clients à fort monthly_fee, ce qui renforce l'intérêt d'une approche combinant classification et régression pour prioriser les interventions.</w:t>
+          </w:r>
+        </w:p>
+      </w:sdtContent>
+    </w:sdt>
     <w:p>
       <w:pPr>
         <w:pStyle w:val="Heading2"/>
-        <w:ind w:firstLine="708"/>
-        <w:jc w:val="both"/>
-        <w:rPr>
-          <w:rFonts w:ascii="Times New Roman" w:cs="Times New Roman" w:eastAsia="Times New Roman" w:hAnsi="Times New Roman"/>
-          <w:b w:val="0"/>
-          <w:bCs w:val="0"/>
-          <w:color w:val="222222"/>
-          <w:sz w:val="24"/>
-          <w:szCs w:val="24"/>
-        </w:rPr>
-      </w:pPr>
-      <w:r>
-        <w:rPr>
-          <w:rFonts w:ascii="Times New Roman" w:cs="Times New Roman" w:eastAsia="Times New Roman" w:hAnsi="Times New Roman"/>
-          <w:b w:val="0"/>
-          <w:bCs w:val="0"/>
-          <w:color w:val="222222"/>
-          <w:sz w:val="24"/>
-          <w:szCs w:val="24"/>
-          <w:rtl w:val="0"/>
-        </w:rPr>
-        <w:t xml:space="preserve">Le type de plainte présente également des écarts minimes : Billing (10,2%), Service (10,0%) et Technical (10,3%). Ces différences sont trop faibles pour constituer un signal prédictif fiable à elles seules.</w:t>
-      </w:r>
-    </w:p>
-    <w:p>
-      <w:pPr>
-        <w:pStyle w:val="Heading2"/>
-        <w:ind w:firstLine="708"/>
-        <w:jc w:val="both"/>
-        <w:rPr>
-          <w:rFonts w:ascii="Times New Roman" w:cs="Times New Roman" w:eastAsia="Times New Roman" w:hAnsi="Times New Roman"/>
-          <w:b w:val="0"/>
-          <w:bCs w:val="0"/>
-          <w:color w:val="222222"/>
-          <w:sz w:val="24"/>
-          <w:szCs w:val="24"/>
-        </w:rPr>
-      </w:pPr>
-      <w:r>
-        <w:rPr>
-          <w:rFonts w:ascii="Times New Roman" w:cs="Times New Roman" w:eastAsia="Times New Roman" w:hAnsi="Times New Roman"/>
-          <w:b w:val="0"/>
-          <w:bCs w:val="0"/>
-          <w:color w:val="222222"/>
-          <w:sz w:val="24"/>
-          <w:szCs w:val="24"/>
-          <w:rtl w:val="0"/>
-        </w:rPr>
-        <w:t xml:space="preserve">La réponse aux enquêtes de satisfaction montre une légère tendance : les clients Unsatisfied churnen à 11,1%, contre 10,1% pour les Satisfied et 9,7% pour les Neutral. L'écart est présent mais modéré.</w:t>
-      </w:r>
-    </w:p>
-    <w:p>
-      <w:pPr>
-        <w:pStyle w:val="Heading2"/>
-        <w:ind w:firstLine="708"/>
-        <w:jc w:val="both"/>
-        <w:rPr>
-          <w:rFonts w:ascii="Times New Roman" w:cs="Times New Roman" w:eastAsia="Times New Roman" w:hAnsi="Times New Roman"/>
-          <w:b w:val="0"/>
-          <w:bCs w:val="0"/>
-          <w:color w:val="222222"/>
-          <w:sz w:val="24"/>
-          <w:szCs w:val="24"/>
-        </w:rPr>
-      </w:pPr>
-      <w:r>
-        <w:rPr>
-          <w:rFonts w:ascii="Times New Roman" w:cs="Times New Roman" w:eastAsia="Times New Roman" w:hAnsi="Times New Roman"/>
-          <w:b w:val="0"/>
-          <w:bCs w:val="0"/>
-          <w:color w:val="222222"/>
-          <w:sz w:val="24"/>
-          <w:szCs w:val="24"/>
-          <w:rtl w:val="0"/>
-        </w:rPr>
-        <w:t xml:space="preserve">En conclusion, le segment client SME est le seul signal catégoriel vraiment fort identifié dans cette EDA. Les autres variables catégorielles contribueront de façon marginale à la prédiction, ce qui renforce l'importance des variables numériques comme le csat_score, le nps_score et les payment_failures identifiées dans la section suivante.</w:t>
-      </w:r>
-    </w:p>
-    <w:p>
-      <w:pPr>
-        <w:pStyle w:val="Heading2"/>
-        <w:ind w:firstLine="708"/>
-        <w:jc w:val="both"/>
-        <w:rPr>
-          <w:rFonts w:ascii="Times New Roman" w:cs="Times New Roman" w:eastAsia="Times New Roman" w:hAnsi="Times New Roman"/>
-          <w:b w:val="0"/>
-          <w:bCs w:val="0"/>
-          <w:color w:val="222222"/>
-          <w:sz w:val="24"/>
-          <w:szCs w:val="24"/>
-        </w:rPr>
-      </w:pPr>
-      <w:r>
-        <w:rPr>
-          <w:rtl w:val="0"/>
-        </w:rPr>
-      </w:r>
-    </w:p>
-    <w:p>
-      <w:pPr>
-        <w:pStyle w:val="Heading2"/>
-        <w:jc w:val="both"/>
-        <w:rPr/>
-      </w:pPr>
-      <w:r>
-        <w:rPr>
-          <w:rtl w:val="0"/>
-        </w:rPr>
-        <w:t xml:space="preserve">6.5 Corrélations et relations avec la variable cible</w:t>
-      </w:r>
-    </w:p>
-    <w:p>
-      <w:pPr>
-        <w:pStyle w:val="Heading2"/>
-        <w:jc w:val="both"/>
-        <w:rPr>
-          <w:rFonts w:ascii="Times New Roman" w:cs="Times New Roman" w:eastAsia="Times New Roman" w:hAnsi="Times New Roman"/>
-          <w:b w:val="0"/>
-          <w:bCs w:val="0"/>
-          <w:color w:val="000000"/>
-          <w:sz w:val="24"/>
-          <w:szCs w:val="24"/>
-        </w:rPr>
-      </w:pPr>
-      <w:r>
-        <w:rPr>
-          <w:rFonts w:ascii="Times New Roman" w:cs="Times New Roman" w:eastAsia="Times New Roman" w:hAnsi="Times New Roman"/>
-          <w:b w:val="0"/>
-          <w:bCs w:val="0"/>
-          <w:color w:val="000000"/>
-          <w:sz w:val="24"/>
-          <w:szCs w:val="24"/>
-          <w:rtl w:val="0"/>
-        </w:rPr>
-        <w:t xml:space="preserve">L'analyse de corrélation entre les variables numériques et la variable cible churn révèle des relations faibles mais statistiquement significatives. La heatmap de corrélation complète est disponible en Annexe 2.</w:t>
-      </w:r>
-    </w:p>
-    <w:p>
-      <w:pPr>
-        <w:pStyle w:val="Heading2"/>
-        <w:jc w:val="both"/>
-        <w:rPr>
-          <w:rFonts w:ascii="Times New Roman" w:cs="Times New Roman" w:eastAsia="Times New Roman" w:hAnsi="Times New Roman"/>
-          <w:b w:val="0"/>
-          <w:bCs w:val="0"/>
-          <w:color w:val="000000"/>
-          <w:sz w:val="24"/>
-          <w:szCs w:val="24"/>
-        </w:rPr>
-      </w:pPr>
-      <w:r>
-        <w:rPr>
-          <w:rFonts w:ascii="Times New Roman" w:cs="Times New Roman" w:eastAsia="Times New Roman" w:hAnsi="Times New Roman"/>
-          <w:b w:val="0"/>
-          <w:bCs w:val="0"/>
-          <w:color w:val="000000"/>
-          <w:sz w:val="24"/>
-          <w:szCs w:val="24"/>
-          <w:rtl w:val="0"/>
-        </w:rPr>
-        <w:t xml:space="preserve">Les principales relations identifiées sont les suivantes :</w:t>
-      </w:r>
-    </w:p>
-    <w:p>
-      <w:pPr>
-        <w:pStyle w:val="Heading2"/>
-        <w:numPr>
-          <w:ilvl w:val="0"/>
-          <w:numId w:val="3"/>
-        </w:numPr>
-        <w:ind w:left="720" w:hanging="360"/>
-        <w:jc w:val="both"/>
-        <w:rPr>
-          <w:rFonts w:ascii="Times New Roman" w:cs="Times New Roman" w:eastAsia="Times New Roman" w:hAnsi="Times New Roman"/>
-          <w:b w:val="0"/>
-          <w:bCs w:val="0"/>
-          <w:color w:val="000000"/>
-          <w:sz w:val="24"/>
-          <w:szCs w:val="24"/>
-        </w:rPr>
-      </w:pPr>
-      <w:r>
-        <w:rPr>
-          <w:rFonts w:ascii="Times New Roman" w:cs="Times New Roman" w:eastAsia="Times New Roman" w:hAnsi="Times New Roman"/>
-          <w:b w:val="0"/>
-          <w:bCs w:val="0"/>
-          <w:color w:val="000000"/>
-          <w:sz w:val="24"/>
-          <w:szCs w:val="24"/>
-          <w:rtl w:val="0"/>
-        </w:rPr>
-        <w:t xml:space="preserve">Le csat_score présente une corrélation négative avec le churn : plus la satisfaction est faible, plus le risque de départ est élevé. C'est la variable la plus corrélée à la cible, ce que confirmera l'analyse SHAP dans la section dédiée.</w:t>
-      </w:r>
-    </w:p>
-    <w:p>
-      <w:pPr>
-        <w:pStyle w:val="Heading2"/>
-        <w:numPr>
-          <w:ilvl w:val="0"/>
-          <w:numId w:val="3"/>
-        </w:numPr>
-        <w:ind w:left="720" w:hanging="360"/>
-        <w:jc w:val="both"/>
-        <w:rPr>
-          <w:rFonts w:ascii="Times New Roman" w:cs="Times New Roman" w:eastAsia="Times New Roman" w:hAnsi="Times New Roman"/>
-          <w:b w:val="0"/>
-          <w:bCs w:val="0"/>
-          <w:color w:val="000000"/>
-          <w:sz w:val="24"/>
-          <w:szCs w:val="24"/>
-        </w:rPr>
-      </w:pPr>
-      <w:r>
-        <w:rPr>
-          <w:rFonts w:ascii="Times New Roman" w:cs="Times New Roman" w:eastAsia="Times New Roman" w:hAnsi="Times New Roman"/>
-          <w:b w:val="0"/>
-          <w:bCs w:val="0"/>
-          <w:color w:val="000000"/>
-          <w:sz w:val="24"/>
-          <w:szCs w:val="24"/>
-          <w:rtl w:val="0"/>
-        </w:rPr>
-        <w:t xml:space="preserve">Le nps_score suit la même logique : les détracteurs (score négatif) sont significativement plus susceptibles de churner que les promoteurs (score élevé).</w:t>
-      </w:r>
-    </w:p>
-    <w:p>
-      <w:pPr>
-        <w:pStyle w:val="Heading2"/>
-        <w:numPr>
-          <w:ilvl w:val="0"/>
-          <w:numId w:val="3"/>
-        </w:numPr>
-        <w:ind w:left="720" w:hanging="360"/>
-        <w:jc w:val="both"/>
-        <w:rPr>
-          <w:rFonts w:ascii="Times New Roman" w:cs="Times New Roman" w:eastAsia="Times New Roman" w:hAnsi="Times New Roman"/>
-          <w:b w:val="0"/>
-          <w:bCs w:val="0"/>
-          <w:color w:val="000000"/>
-          <w:sz w:val="24"/>
-          <w:szCs w:val="24"/>
-        </w:rPr>
-      </w:pPr>
-      <w:r>
-        <w:rPr>
-          <w:rFonts w:ascii="Times New Roman" w:cs="Times New Roman" w:eastAsia="Times New Roman" w:hAnsi="Times New Roman"/>
-          <w:b w:val="0"/>
-          <w:bCs w:val="0"/>
-          <w:color w:val="000000"/>
-          <w:sz w:val="24"/>
-          <w:szCs w:val="24"/>
-          <w:rtl w:val="0"/>
-        </w:rPr>
-        <w:t xml:space="preserve">Les payment_failures sont positivement corrélés au churn : chaque échec de paiement supplémentaire augmente la probabilité de résiliation.</w:t>
-      </w:r>
-    </w:p>
-    <w:p>
-      <w:pPr>
-        <w:pStyle w:val="Heading2"/>
-        <w:numPr>
-          <w:ilvl w:val="0"/>
-          <w:numId w:val="3"/>
-        </w:numPr>
-        <w:ind w:left="720" w:hanging="360"/>
-        <w:jc w:val="both"/>
-        <w:rPr>
-          <w:rFonts w:ascii="Times New Roman" w:cs="Times New Roman" w:eastAsia="Times New Roman" w:hAnsi="Times New Roman"/>
-          <w:b w:val="0"/>
-          <w:bCs w:val="0"/>
-          <w:color w:val="000000"/>
-          <w:sz w:val="24"/>
-          <w:szCs w:val="24"/>
-        </w:rPr>
-      </w:pPr>
-      <w:r>
-        <w:rPr>
-          <w:rFonts w:ascii="Times New Roman" w:cs="Times New Roman" w:eastAsia="Times New Roman" w:hAnsi="Times New Roman"/>
-          <w:b w:val="0"/>
-          <w:bCs w:val="0"/>
-          <w:color w:val="000000"/>
-          <w:sz w:val="24"/>
-          <w:szCs w:val="24"/>
-          <w:rtl w:val="0"/>
-        </w:rPr>
-        <w:t xml:space="preserve">Le weekly_active_days est négativement corrélé au churn : un client qui utilise le service régulièrement est un client qui y trouve de la valeur et qui est moins enclin à partir.</w:t>
-      </w:r>
-    </w:p>
-    <w:p>
-      <w:pPr>
-        <w:pStyle w:val="Heading2"/>
-        <w:numPr>
-          <w:ilvl w:val="0"/>
-          <w:numId w:val="3"/>
-        </w:numPr>
-        <w:ind w:left="720" w:hanging="360"/>
-        <w:jc w:val="both"/>
-        <w:rPr>
-          <w:rFonts w:ascii="Times New Roman" w:cs="Times New Roman" w:eastAsia="Times New Roman" w:hAnsi="Times New Roman"/>
-          <w:b w:val="0"/>
-          <w:bCs w:val="0"/>
-          <w:color w:val="000000"/>
-          <w:sz w:val="24"/>
-          <w:szCs w:val="24"/>
-        </w:rPr>
-      </w:pPr>
-      <w:r>
-        <w:rPr>
-          <w:rFonts w:ascii="Times New Roman" w:cs="Times New Roman" w:eastAsia="Times New Roman" w:hAnsi="Times New Roman"/>
-          <w:b w:val="0"/>
-          <w:bCs w:val="0"/>
-          <w:color w:val="000000"/>
-          <w:sz w:val="24"/>
-          <w:szCs w:val="24"/>
-          <w:rtl w:val="0"/>
-        </w:rPr>
-        <w:t xml:space="preserve">Le last_login_days_ago est positivement corrélé : plus le dernier login est ancien, plus le client est potentiellement sur le départ.</w:t>
-      </w:r>
-    </w:p>
-    <w:p>
-      <w:pPr>
-        <w:pStyle w:val="Heading2"/>
-        <w:jc w:val="both"/>
-        <w:rPr>
-          <w:rFonts w:ascii="Times New Roman" w:cs="Times New Roman" w:eastAsia="Times New Roman" w:hAnsi="Times New Roman"/>
-          <w:b w:val="0"/>
-          <w:bCs w:val="0"/>
-          <w:color w:val="000000"/>
-          <w:sz w:val="24"/>
-          <w:szCs w:val="24"/>
-        </w:rPr>
-      </w:pPr>
-      <w:r>
-        <w:rPr>
-          <w:rFonts w:ascii="Times New Roman" w:cs="Times New Roman" w:eastAsia="Times New Roman" w:hAnsi="Times New Roman"/>
-          <w:b w:val="0"/>
-          <w:bCs w:val="0"/>
-          <w:color w:val="000000"/>
-          <w:sz w:val="24"/>
-          <w:szCs w:val="24"/>
-          <w:rtl w:val="0"/>
-        </w:rPr>
-        <w:t xml:space="preserve">Ces corrélations restent modérées (inférieures à 0,3 en valeur absolue), ce qui justifie le recours à des algorithmes capables de capturer des relations non linéaires comme le Random Forest ou le MLP.</w:t>
-      </w:r>
-    </w:p>
-    <w:p>
-      <w:pPr>
-        <w:pStyle w:val="Heading2"/>
-        <w:jc w:val="both"/>
-        <w:rPr/>
-      </w:pPr>
-      <w:r>
-        <w:rPr>
-          <w:rtl w:val="0"/>
-        </w:rPr>
-        <w:t xml:space="preserve">6.6 Valeurs extrêmes</w:t>
-      </w:r>
-    </w:p>
-    <w:p>
-      <w:pPr>
-        <w:pStyle w:val="Heading2"/>
-        <w:ind w:firstLine="708"/>
-        <w:jc w:val="both"/>
-        <w:rPr>
-          <w:rFonts w:ascii="Times New Roman" w:cs="Times New Roman" w:eastAsia="Times New Roman" w:hAnsi="Times New Roman"/>
-          <w:b w:val="0"/>
-          <w:bCs w:val="0"/>
-          <w:color w:val="000000"/>
-          <w:sz w:val="24"/>
-          <w:szCs w:val="24"/>
-        </w:rPr>
-      </w:pPr>
-      <w:r>
-        <w:rPr>
-          <w:rFonts w:ascii="Times New Roman" w:cs="Times New Roman" w:eastAsia="Times New Roman" w:hAnsi="Times New Roman"/>
-          <w:b w:val="0"/>
-          <w:bCs w:val="0"/>
-          <w:color w:val="000000"/>
-          <w:sz w:val="24"/>
-          <w:szCs w:val="24"/>
-          <w:rtl w:val="0"/>
-        </w:rPr>
-        <w:t xml:space="preserve">L'analyse des valeurs extrêmes révèle que le dataset ne contient pas d'outliers aberrants au sens statistique. Les plages de valeurs sont cohérentes avec la réalité métier d'une entreprise SaaS : le monthly_fee va de 10 à 100€, l'avg_resolution_time de 1 à 62 heures, et le nps_score de -100 à +100. Les variables comportementales comme monthly_logins (0 à 54) ou weekly_active_days (0 à 7) restent dans des plages plausibles. Aucune suppression d'outliers n'a donc été jugée nécessaire lors du prétraitement.</w:t>
-      </w:r>
-    </w:p>
-    <w:p>
-      <w:pPr>
-        <w:pStyle w:val="Heading2"/>
-        <w:jc w:val="both"/>
-        <w:rPr/>
-      </w:pPr>
-      <w:r>
-        <w:rPr>
-          <w:rtl w:val="0"/>
-        </w:rPr>
-        <w:t xml:space="preserve">6.7 Premières hypothèses métier</w:t>
-      </w:r>
-    </w:p>
-    <w:p>
-      <w:pPr>
-        <w:pStyle w:val="Heading2"/>
-        <w:jc w:val="both"/>
-        <w:rPr>
-          <w:rFonts w:ascii="Times New Roman" w:cs="Times New Roman" w:eastAsia="Times New Roman" w:hAnsi="Times New Roman"/>
-          <w:b w:val="0"/>
-          <w:bCs w:val="0"/>
-          <w:color w:val="000000"/>
-          <w:sz w:val="24"/>
-          <w:szCs w:val="24"/>
-        </w:rPr>
-      </w:pPr>
-      <w:r>
-        <w:rPr>
-          <w:rFonts w:ascii="Times New Roman" w:cs="Times New Roman" w:eastAsia="Times New Roman" w:hAnsi="Times New Roman"/>
-          <w:b w:val="0"/>
-          <w:bCs w:val="0"/>
-          <w:color w:val="000000"/>
-          <w:sz w:val="24"/>
-          <w:szCs w:val="24"/>
-          <w:rtl w:val="0"/>
-        </w:rPr>
-        <w:t xml:space="preserve">L'EDA permet de formuler plusieurs hypothèses qui ont guidé la modélisation :</w:t>
-      </w:r>
-    </w:p>
-    <w:p>
-      <w:pPr>
-        <w:pStyle w:val="Heading2"/>
-        <w:ind w:firstLine="708"/>
-        <w:jc w:val="both"/>
-        <w:rPr>
-          <w:rFonts w:ascii="Times New Roman" w:cs="Times New Roman" w:eastAsia="Times New Roman" w:hAnsi="Times New Roman"/>
-          <w:b w:val="0"/>
-          <w:bCs w:val="0"/>
-          <w:color w:val="000000"/>
-          <w:sz w:val="24"/>
-          <w:szCs w:val="24"/>
-        </w:rPr>
-      </w:pPr>
-      <w:r>
-        <w:rPr>
-          <w:rFonts w:ascii="Times New Roman" w:cs="Times New Roman" w:eastAsia="Times New Roman" w:hAnsi="Times New Roman"/>
-          <w:b w:val="0"/>
-          <w:bCs w:val="0"/>
-          <w:color w:val="000000"/>
-          <w:sz w:val="24"/>
-          <w:szCs w:val="24"/>
-          <w:rtl w:val="0"/>
-        </w:rPr>
-        <w:t xml:space="preserve">Un client SME sous contrat mensuel, présentant un CSAT faible, des impayés et une faible activité hebdomadaire constitue le profil type le plus à risque de churn. La satisfaction client, mesurée par le csat_score et le nps_score, apparaît comme le signal le plus discriminant pour anticiper le départ. L'inactivité comportementale, traduite par un faible weekly_active_days et un last_login_days_ago élevé, précède fréquemment la résiliation. </w:t>
-      </w:r>
-    </w:p>
-    <w:p>
-      <w:pPr>
-        <w:pStyle w:val="Heading2"/>
-        <w:ind w:firstLine="708"/>
-        <w:jc w:val="both"/>
-        <w:rPr>
-          <w:rFonts w:ascii="Times New Roman" w:cs="Times New Roman" w:eastAsia="Times New Roman" w:hAnsi="Times New Roman"/>
-          <w:b w:val="0"/>
-          <w:bCs w:val="0"/>
-          <w:color w:val="000000"/>
-          <w:sz w:val="24"/>
-          <w:szCs w:val="24"/>
-        </w:rPr>
-      </w:pPr>
-      <w:r>
-        <w:rPr>
-          <w:rFonts w:ascii="Times New Roman" w:cs="Times New Roman" w:eastAsia="Times New Roman" w:hAnsi="Times New Roman"/>
-          <w:b w:val="0"/>
-          <w:bCs w:val="0"/>
-          <w:color w:val="000000"/>
-          <w:sz w:val="24"/>
-          <w:szCs w:val="24"/>
-          <w:rtl w:val="0"/>
-        </w:rPr>
-        <w:t xml:space="preserve">Enfin, le revenu à risque est concentré sur un nombre limité de clients à fort monthly_fee, ce qui renforce l'intérêt d'une approche combinant classification et régression pour prioriser les interventions.</w:t>
-      </w:r>
-    </w:p>
-    <w:p>
-      <w:pPr>
-        <w:pStyle w:val="Heading2"/>
         <w:jc w:val="both"/>
         <w:rPr/>
       </w:pPr>
@@ -5008,33 +8403,41 @@
         <w:t xml:space="preserve">6.8 Note sur les visualisations</w:t>
       </w:r>
     </w:p>
-    <w:p>
-      <w:pPr>
-        <w:pStyle w:val="Heading2"/>
-        <w:ind w:firstLine="708"/>
-        <w:jc w:val="both"/>
-        <w:rPr>
-          <w:rFonts w:ascii="Times New Roman" w:cs="Times New Roman" w:eastAsia="Times New Roman" w:hAnsi="Times New Roman"/>
-          <w:b w:val="0"/>
-          <w:bCs w:val="0"/>
-          <w:color w:val="000000"/>
-          <w:sz w:val="24"/>
-          <w:szCs w:val="24"/>
-        </w:rPr>
-      </w:pPr>
-      <w:r>
-        <w:rPr>
-          <w:rFonts w:ascii="Times New Roman" w:cs="Times New Roman" w:eastAsia="Times New Roman" w:hAnsi="Times New Roman"/>
-          <w:b w:val="0"/>
-          <w:bCs w:val="0"/>
-          <w:color w:val="000000"/>
-          <w:sz w:val="24"/>
-          <w:szCs w:val="24"/>
-          <w:rtl w:val="0"/>
-        </w:rPr>
-        <w:t xml:space="preserve">Les visualisations produites dans cette phase d'EDA histogrammes des distributions numériques, graphiques de taux de churn par variable catégorielle, heatmap de corrélation et analyse de la distribution de revenue_at_risk constituent des outils d'analyse scientifique destinés à comprendre les données en profondeur. Elles diffèrent volontairement des visualisations du dashboard final, qui sont orientées utilisateur métier : KPIs synthétiques, graphiques interactifs filtrables et résultats de prédiction en temps réel. Cette distinction entre analyse technique et outil décisionnel est maintenue tout au long du projet, conformément aux consignes du sujet.</w:t>
-      </w:r>
-    </w:p>
+    <w:sdt>
+      <w:sdtPr>
+        <w:id w:val="-1577403592"/>
+        <w:tag w:val="goog_rdk_20"/>
+      </w:sdtPr>
+      <w:sdtContent>
+        <w:p>
+          <w:pPr>
+            <w:pStyle w:val="Heading2"/>
+            <w:ind w:firstLine="708"/>
+            <w:jc w:val="both"/>
+            <w:rPr>
+              <w:rFonts w:ascii="Times New Roman" w:cs="Times New Roman" w:eastAsia="Times New Roman" w:hAnsi="Times New Roman"/>
+              <w:b w:val="0"/>
+              <w:bCs w:val="0"/>
+              <w:color w:val="000000"/>
+              <w:sz w:val="24"/>
+              <w:szCs w:val="24"/>
+            </w:rPr>
+          </w:pPr>
+          <w:r>
+            <w:rPr>
+              <w:rFonts w:ascii="Times New Roman" w:cs="Times New Roman" w:eastAsia="Times New Roman" w:hAnsi="Times New Roman"/>
+              <w:b w:val="0"/>
+              <w:bCs w:val="0"/>
+              <w:color w:val="000000"/>
+              <w:sz w:val="24"/>
+              <w:szCs w:val="24"/>
+              <w:rtl w:val="0"/>
+            </w:rPr>
+            <w:t xml:space="preserve">Les visualisations produites dans cette phase d'EDA histogrammes des distributions numériques, graphiques de taux de churn par variable catégorielle, heatmap de corrélation et analyse de la distribution de revenue_at_risk constituent des outils d'analyse scientifique destinés à comprendre les données en profondeur. Elles diffèrent volontairement des visualisations du dashboard final, qui sont orientées utilisateur métier : KPIs synthétiques, graphiques interactifs filtrables et résultats de prédiction en temps réel. Cette distinction entre analyse technique et outil décisionnel est maintenue tout au long du projet, conformément aux consignes du sujet.</w:t>
+          </w:r>
+        </w:p>
+      </w:sdtContent>
+    </w:sdt>
     <w:p>
       <w:pPr>
         <w:jc w:val="both"/>
@@ -8267,220 +11670,284 @@
         <w:t xml:space="preserve">9.2 Modèles testés et justification</w:t>
       </w:r>
     </w:p>
-    <w:p>
-      <w:pPr>
-        <w:pStyle w:val="Heading2"/>
-        <w:ind w:firstLine="708"/>
-        <w:jc w:val="both"/>
-        <w:rPr>
-          <w:rFonts w:ascii="Times New Roman" w:cs="Times New Roman" w:eastAsia="Times New Roman" w:hAnsi="Times New Roman"/>
-          <w:b w:val="0"/>
-          <w:bCs w:val="0"/>
-          <w:color w:val="000000"/>
-          <w:sz w:val="24"/>
-          <w:szCs w:val="24"/>
-        </w:rPr>
-      </w:pPr>
-      <w:r>
-        <w:rPr>
-          <w:rFonts w:ascii="Times New Roman" w:cs="Times New Roman" w:eastAsia="Times New Roman" w:hAnsi="Times New Roman"/>
-          <w:b w:val="0"/>
-          <w:bCs w:val="0"/>
-          <w:color w:val="000000"/>
-          <w:sz w:val="24"/>
-          <w:szCs w:val="24"/>
-          <w:rtl w:val="0"/>
-        </w:rPr>
-        <w:t xml:space="preserve">Pour chaque tâche, 4 modèles ont été entraînés sur le même jeu d'entraînement (1 634 samples après undersampling pour la classification, 8 000 pour la régression) et évalués sur le même jeu de test (2 000 clients). Ce protocole d'évaluation strict garantit la comparabilité des résultats.</w:t>
-      </w:r>
-    </w:p>
-    <w:p>
-      <w:pPr>
-        <w:pStyle w:val="Heading2"/>
-        <w:jc w:val="both"/>
-        <w:rPr>
-          <w:rFonts w:ascii="Times New Roman" w:cs="Times New Roman" w:eastAsia="Times New Roman" w:hAnsi="Times New Roman"/>
-          <w:b w:val="0"/>
-          <w:bCs w:val="0"/>
-          <w:color w:val="000000"/>
-          <w:sz w:val="24"/>
-          <w:szCs w:val="24"/>
-        </w:rPr>
-      </w:pPr>
-      <w:r>
-        <w:rPr>
-          <w:rFonts w:ascii="Times New Roman" w:cs="Times New Roman" w:eastAsia="Times New Roman" w:hAnsi="Times New Roman"/>
-          <w:b w:val="0"/>
-          <w:bCs w:val="0"/>
-          <w:color w:val="000000"/>
-          <w:sz w:val="24"/>
-          <w:szCs w:val="24"/>
-          <w:rtl w:val="0"/>
-        </w:rPr>
-        <w:t xml:space="preserve">Tâche 1 Classification (prédire le churn)</w:t>
-      </w:r>
-    </w:p>
-    <w:p>
-      <w:pPr>
-        <w:pStyle w:val="Heading2"/>
-        <w:ind w:firstLine="708"/>
-        <w:jc w:val="both"/>
-        <w:rPr>
-          <w:rFonts w:ascii="Times New Roman" w:cs="Times New Roman" w:eastAsia="Times New Roman" w:hAnsi="Times New Roman"/>
-          <w:b w:val="0"/>
-          <w:bCs w:val="0"/>
-          <w:color w:val="000000"/>
-          <w:sz w:val="24"/>
-          <w:szCs w:val="24"/>
-        </w:rPr>
-      </w:pPr>
-      <w:r>
-        <w:rPr>
-          <w:rFonts w:ascii="Times New Roman" w:cs="Times New Roman" w:eastAsia="Times New Roman" w:hAnsi="Times New Roman"/>
-          <w:b w:val="0"/>
-          <w:bCs w:val="0"/>
-          <w:color w:val="000000"/>
-          <w:sz w:val="24"/>
-          <w:szCs w:val="24"/>
-          <w:rtl w:val="0"/>
-        </w:rPr>
-        <w:t xml:space="preserve">La Régression Logistique a été retenue comme modèle baseline. Sa simplicité et son interprétabilité en font un point de référence indispensable : si un modèle complexe ne fait pas mieux qu'une régression logistique, sa complexité n'est pas justifiée.</w:t>
-      </w:r>
-    </w:p>
-    <w:p>
-      <w:pPr>
-        <w:pStyle w:val="Heading2"/>
-        <w:ind w:firstLine="708"/>
-        <w:jc w:val="both"/>
-        <w:rPr>
-          <w:rFonts w:ascii="Times New Roman" w:cs="Times New Roman" w:eastAsia="Times New Roman" w:hAnsi="Times New Roman"/>
-          <w:b w:val="0"/>
-          <w:bCs w:val="0"/>
-          <w:color w:val="000000"/>
-          <w:sz w:val="24"/>
-          <w:szCs w:val="24"/>
-        </w:rPr>
-      </w:pPr>
-      <w:r>
-        <w:rPr>
-          <w:rFonts w:ascii="Times New Roman" w:cs="Times New Roman" w:eastAsia="Times New Roman" w:hAnsi="Times New Roman"/>
-          <w:b w:val="0"/>
-          <w:bCs w:val="0"/>
-          <w:color w:val="000000"/>
-          <w:sz w:val="24"/>
-          <w:szCs w:val="24"/>
-          <w:rtl w:val="0"/>
-        </w:rPr>
-        <w:t xml:space="preserve">Le Random Forest est un ensemble de 200 arbres de décision entraînés en parallèle. Sa robustesse aux outliers, sa capacité à capturer des relations non linéaires et sa feature importance native en font un modèle particulièrement adapté à notre contexte. Il ne nécessite pas de standardisation des données et gère naturellement les variables mixtes.</w:t>
-      </w:r>
-    </w:p>
-    <w:p>
-      <w:pPr>
-        <w:pStyle w:val="Heading2"/>
-        <w:ind w:firstLine="708"/>
-        <w:jc w:val="both"/>
-        <w:rPr>
-          <w:rFonts w:ascii="Times New Roman" w:cs="Times New Roman" w:eastAsia="Times New Roman" w:hAnsi="Times New Roman"/>
-          <w:b w:val="0"/>
-          <w:bCs w:val="0"/>
-          <w:color w:val="000000"/>
-          <w:sz w:val="24"/>
-          <w:szCs w:val="24"/>
-        </w:rPr>
-      </w:pPr>
-      <w:r>
-        <w:rPr>
-          <w:rFonts w:ascii="Times New Roman" w:cs="Times New Roman" w:eastAsia="Times New Roman" w:hAnsi="Times New Roman"/>
-          <w:b w:val="0"/>
-          <w:bCs w:val="0"/>
-          <w:color w:val="000000"/>
-          <w:sz w:val="24"/>
-          <w:szCs w:val="24"/>
-          <w:rtl w:val="0"/>
-        </w:rPr>
-        <w:t xml:space="preserve">XGBoost est un algorithme de boosting par gradient qui construit les arbres séquentiellement, chacun corrigeant les erreurs du précédent. Il est généralement très performant sur des données tabulaires mais moins interprétable que le Random Forest.</w:t>
-      </w:r>
-    </w:p>
-    <w:p>
-      <w:pPr>
-        <w:pStyle w:val="Heading2"/>
-        <w:ind w:firstLine="708"/>
-        <w:jc w:val="both"/>
-        <w:rPr>
-          <w:rFonts w:ascii="Times New Roman" w:cs="Times New Roman" w:eastAsia="Times New Roman" w:hAnsi="Times New Roman"/>
-          <w:b w:val="0"/>
-          <w:bCs w:val="0"/>
-          <w:color w:val="000000"/>
-          <w:sz w:val="24"/>
-          <w:szCs w:val="24"/>
-        </w:rPr>
-      </w:pPr>
-      <w:r>
-        <w:rPr>
-          <w:rFonts w:ascii="Times New Roman" w:cs="Times New Roman" w:eastAsia="Times New Roman" w:hAnsi="Times New Roman"/>
-          <w:b w:val="0"/>
-          <w:bCs w:val="0"/>
-          <w:color w:val="000000"/>
-          <w:sz w:val="24"/>
-          <w:szCs w:val="24"/>
-          <w:rtl w:val="0"/>
-        </w:rPr>
-        <w:t xml:space="preserve">Le MLP (Deep Learning) est un réseau de neurones multicouches capable de capturer des relations très complexes et non linéaires. Son inclusion répond à l'exigence du projet d'intégrer au moins un modèle de Deep Learning.</w:t>
-      </w:r>
-    </w:p>
-    <w:p>
-      <w:pPr>
-        <w:pStyle w:val="Heading2"/>
-        <w:jc w:val="both"/>
-        <w:rPr>
-          <w:rFonts w:ascii="Times New Roman" w:cs="Times New Roman" w:eastAsia="Times New Roman" w:hAnsi="Times New Roman"/>
-          <w:b w:val="0"/>
-          <w:bCs w:val="0"/>
-          <w:color w:val="000000"/>
-          <w:sz w:val="24"/>
-          <w:szCs w:val="24"/>
-        </w:rPr>
-      </w:pPr>
-      <w:r>
-        <w:rPr>
-          <w:rFonts w:ascii="Times New Roman" w:cs="Times New Roman" w:eastAsia="Times New Roman" w:hAnsi="Times New Roman"/>
-          <w:b w:val="0"/>
-          <w:bCs w:val="0"/>
-          <w:color w:val="000000"/>
-          <w:sz w:val="24"/>
-          <w:szCs w:val="24"/>
-          <w:rtl w:val="0"/>
-        </w:rPr>
-        <w:t xml:space="preserve">Tâche 2 — Régression (prédire le revenu à risque)</w:t>
-      </w:r>
-    </w:p>
-    <w:p>
-      <w:pPr>
-        <w:pStyle w:val="Heading2"/>
-        <w:ind w:firstLine="708"/>
-        <w:jc w:val="both"/>
-        <w:rPr>
-          <w:rFonts w:ascii="Times New Roman" w:cs="Times New Roman" w:eastAsia="Times New Roman" w:hAnsi="Times New Roman"/>
-          <w:b w:val="0"/>
-          <w:bCs w:val="0"/>
-          <w:color w:val="000000"/>
-          <w:sz w:val="24"/>
-          <w:szCs w:val="24"/>
-        </w:rPr>
-      </w:pPr>
-      <w:r>
-        <w:rPr>
-          <w:rFonts w:ascii="Times New Roman" w:cs="Times New Roman" w:eastAsia="Times New Roman" w:hAnsi="Times New Roman"/>
-          <w:b w:val="0"/>
-          <w:bCs w:val="0"/>
-          <w:color w:val="000000"/>
-          <w:sz w:val="24"/>
-          <w:szCs w:val="24"/>
-          <w:rtl w:val="0"/>
-        </w:rPr>
-        <w:t xml:space="preserve">La Ridge Regression constitue le baseline régularisé pour la tâche de régression. Le Random Forest Regressor et XGBoost Regressor sont les équivalents en régression des modèles testés en classification. Le MLP Regressor est le modèle Deep Learning retenu pour cette tâche.</w:t>
-      </w:r>
-    </w:p>
+    <w:sdt>
+      <w:sdtPr>
+        <w:id w:val="118579893"/>
+        <w:tag w:val="goog_rdk_21"/>
+      </w:sdtPr>
+      <w:sdtContent>
+        <w:p>
+          <w:pPr>
+            <w:pStyle w:val="Heading2"/>
+            <w:ind w:firstLine="708"/>
+            <w:jc w:val="both"/>
+            <w:rPr>
+              <w:rFonts w:ascii="Times New Roman" w:cs="Times New Roman" w:eastAsia="Times New Roman" w:hAnsi="Times New Roman"/>
+              <w:b w:val="0"/>
+              <w:bCs w:val="0"/>
+              <w:color w:val="000000"/>
+              <w:sz w:val="24"/>
+              <w:szCs w:val="24"/>
+            </w:rPr>
+          </w:pPr>
+          <w:r>
+            <w:rPr>
+              <w:rFonts w:ascii="Times New Roman" w:cs="Times New Roman" w:eastAsia="Times New Roman" w:hAnsi="Times New Roman"/>
+              <w:b w:val="0"/>
+              <w:bCs w:val="0"/>
+              <w:color w:val="000000"/>
+              <w:sz w:val="24"/>
+              <w:szCs w:val="24"/>
+              <w:rtl w:val="0"/>
+            </w:rPr>
+            <w:t xml:space="preserve">Pour chaque tâche, 4 modèles ont été entraînés sur le même jeu d'entraînement (1 634 samples après undersampling pour la classification, 8 000 pour la régression) et évalués sur le même jeu de test (2 000 clients). Ce protocole d'évaluation strict garantit la comparabilité des résultats.</w:t>
+          </w:r>
+        </w:p>
+      </w:sdtContent>
+    </w:sdt>
+    <w:sdt>
+      <w:sdtPr>
+        <w:id w:val="-1051589047"/>
+        <w:tag w:val="goog_rdk_22"/>
+      </w:sdtPr>
+      <w:sdtContent>
+        <w:p>
+          <w:pPr>
+            <w:pStyle w:val="Heading2"/>
+            <w:jc w:val="both"/>
+            <w:rPr>
+              <w:rFonts w:ascii="Times New Roman" w:cs="Times New Roman" w:eastAsia="Times New Roman" w:hAnsi="Times New Roman"/>
+              <w:b w:val="0"/>
+              <w:bCs w:val="0"/>
+              <w:color w:val="000000"/>
+              <w:sz w:val="24"/>
+              <w:szCs w:val="24"/>
+            </w:rPr>
+          </w:pPr>
+          <w:r>
+            <w:rPr>
+              <w:rFonts w:ascii="Times New Roman" w:cs="Times New Roman" w:eastAsia="Times New Roman" w:hAnsi="Times New Roman"/>
+              <w:b w:val="0"/>
+              <w:bCs w:val="0"/>
+              <w:color w:val="000000"/>
+              <w:sz w:val="24"/>
+              <w:szCs w:val="24"/>
+              <w:rtl w:val="0"/>
+            </w:rPr>
+            <w:t xml:space="preserve">Tâche 1 Classification (prédire le churn)</w:t>
+          </w:r>
+        </w:p>
+      </w:sdtContent>
+    </w:sdt>
+    <w:sdt>
+      <w:sdtPr>
+        <w:id w:val="694114138"/>
+        <w:tag w:val="goog_rdk_23"/>
+      </w:sdtPr>
+      <w:sdtContent>
+        <w:p>
+          <w:pPr>
+            <w:pStyle w:val="Heading2"/>
+            <w:ind w:firstLine="708"/>
+            <w:jc w:val="both"/>
+            <w:rPr>
+              <w:rFonts w:ascii="Times New Roman" w:cs="Times New Roman" w:eastAsia="Times New Roman" w:hAnsi="Times New Roman"/>
+              <w:b w:val="0"/>
+              <w:bCs w:val="0"/>
+              <w:color w:val="000000"/>
+              <w:sz w:val="24"/>
+              <w:szCs w:val="24"/>
+            </w:rPr>
+          </w:pPr>
+          <w:r>
+            <w:rPr>
+              <w:rFonts w:ascii="Times New Roman" w:cs="Times New Roman" w:eastAsia="Times New Roman" w:hAnsi="Times New Roman"/>
+              <w:b w:val="0"/>
+              <w:bCs w:val="0"/>
+              <w:color w:val="000000"/>
+              <w:sz w:val="24"/>
+              <w:szCs w:val="24"/>
+              <w:rtl w:val="0"/>
+            </w:rPr>
+            <w:t xml:space="preserve">La Régression Logistique a été retenue comme modèle baseline. Sa simplicité et son interprétabilité en font un point de référence indispensable : si un modèle complexe ne fait pas mieux qu'une régression logistique, sa complexité n'est pas justifiée.</w:t>
+          </w:r>
+        </w:p>
+      </w:sdtContent>
+    </w:sdt>
+    <w:sdt>
+      <w:sdtPr>
+        <w:id w:val="-1866607155"/>
+        <w:tag w:val="goog_rdk_24"/>
+      </w:sdtPr>
+      <w:sdtContent>
+        <w:p>
+          <w:pPr>
+            <w:pStyle w:val="Heading2"/>
+            <w:ind w:firstLine="708"/>
+            <w:jc w:val="both"/>
+            <w:rPr>
+              <w:rFonts w:ascii="Times New Roman" w:cs="Times New Roman" w:eastAsia="Times New Roman" w:hAnsi="Times New Roman"/>
+              <w:b w:val="0"/>
+              <w:bCs w:val="0"/>
+              <w:color w:val="000000"/>
+              <w:sz w:val="24"/>
+              <w:szCs w:val="24"/>
+            </w:rPr>
+          </w:pPr>
+          <w:r>
+            <w:rPr>
+              <w:rFonts w:ascii="Times New Roman" w:cs="Times New Roman" w:eastAsia="Times New Roman" w:hAnsi="Times New Roman"/>
+              <w:b w:val="0"/>
+              <w:bCs w:val="0"/>
+              <w:color w:val="000000"/>
+              <w:sz w:val="24"/>
+              <w:szCs w:val="24"/>
+              <w:rtl w:val="0"/>
+            </w:rPr>
+            <w:t xml:space="preserve">Le Random Forest est un ensemble de 200 arbres de décision entraînés en parallèle. Sa robustesse aux outliers, sa capacité à capturer des relations non linéaires et sa feature importance native en font un modèle particulièrement adapté à notre contexte. Il ne nécessite pas de standardisation des données et gère naturellement les variables mixtes.</w:t>
+          </w:r>
+        </w:p>
+      </w:sdtContent>
+    </w:sdt>
+    <w:sdt>
+      <w:sdtPr>
+        <w:id w:val="-1833502228"/>
+        <w:tag w:val="goog_rdk_25"/>
+      </w:sdtPr>
+      <w:sdtContent>
+        <w:p>
+          <w:pPr>
+            <w:pStyle w:val="Heading2"/>
+            <w:ind w:firstLine="708"/>
+            <w:jc w:val="both"/>
+            <w:rPr>
+              <w:rFonts w:ascii="Times New Roman" w:cs="Times New Roman" w:eastAsia="Times New Roman" w:hAnsi="Times New Roman"/>
+              <w:b w:val="0"/>
+              <w:bCs w:val="0"/>
+              <w:color w:val="000000"/>
+              <w:sz w:val="24"/>
+              <w:szCs w:val="24"/>
+            </w:rPr>
+          </w:pPr>
+          <w:r>
+            <w:rPr>
+              <w:rFonts w:ascii="Times New Roman" w:cs="Times New Roman" w:eastAsia="Times New Roman" w:hAnsi="Times New Roman"/>
+              <w:b w:val="0"/>
+              <w:bCs w:val="0"/>
+              <w:color w:val="000000"/>
+              <w:sz w:val="24"/>
+              <w:szCs w:val="24"/>
+              <w:rtl w:val="0"/>
+            </w:rPr>
+            <w:t xml:space="preserve">XGBoost est un algorithme de boosting par gradient qui construit les arbres séquentiellement, chacun corrigeant les erreurs du précédent. Il est généralement très performant sur des données tabulaires mais moins interprétable que le Random Forest.</w:t>
+          </w:r>
+        </w:p>
+      </w:sdtContent>
+    </w:sdt>
+    <w:sdt>
+      <w:sdtPr>
+        <w:id w:val="1405666672"/>
+        <w:tag w:val="goog_rdk_26"/>
+      </w:sdtPr>
+      <w:sdtContent>
+        <w:p>
+          <w:pPr>
+            <w:pStyle w:val="Heading2"/>
+            <w:ind w:firstLine="708"/>
+            <w:jc w:val="both"/>
+            <w:rPr>
+              <w:rFonts w:ascii="Times New Roman" w:cs="Times New Roman" w:eastAsia="Times New Roman" w:hAnsi="Times New Roman"/>
+              <w:b w:val="0"/>
+              <w:bCs w:val="0"/>
+              <w:color w:val="000000"/>
+              <w:sz w:val="24"/>
+              <w:szCs w:val="24"/>
+            </w:rPr>
+          </w:pPr>
+          <w:r>
+            <w:rPr>
+              <w:rFonts w:ascii="Times New Roman" w:cs="Times New Roman" w:eastAsia="Times New Roman" w:hAnsi="Times New Roman"/>
+              <w:b w:val="0"/>
+              <w:bCs w:val="0"/>
+              <w:color w:val="000000"/>
+              <w:sz w:val="24"/>
+              <w:szCs w:val="24"/>
+              <w:rtl w:val="0"/>
+            </w:rPr>
+            <w:t xml:space="preserve">Le MLP (Deep Learning) est un réseau de neurones multicouches capable de capturer des relations très complexes et non linéaires. Son inclusion répond à l'exigence du projet d'intégrer au moins un modèle de Deep Learning.</w:t>
+          </w:r>
+        </w:p>
+      </w:sdtContent>
+    </w:sdt>
+    <w:sdt>
+      <w:sdtPr>
+        <w:id w:val="-1343791632"/>
+        <w:tag w:val="goog_rdk_27"/>
+      </w:sdtPr>
+      <w:sdtContent>
+        <w:p>
+          <w:pPr>
+            <w:pStyle w:val="Heading2"/>
+            <w:jc w:val="both"/>
+            <w:rPr>
+              <w:rFonts w:ascii="Times New Roman" w:cs="Times New Roman" w:eastAsia="Times New Roman" w:hAnsi="Times New Roman"/>
+              <w:b w:val="0"/>
+              <w:bCs w:val="0"/>
+              <w:color w:val="000000"/>
+              <w:sz w:val="24"/>
+              <w:szCs w:val="24"/>
+            </w:rPr>
+          </w:pPr>
+          <w:r>
+            <w:rPr>
+              <w:rFonts w:ascii="Times New Roman" w:cs="Times New Roman" w:eastAsia="Times New Roman" w:hAnsi="Times New Roman"/>
+              <w:b w:val="0"/>
+              <w:bCs w:val="0"/>
+              <w:color w:val="000000"/>
+              <w:sz w:val="24"/>
+              <w:szCs w:val="24"/>
+              <w:rtl w:val="0"/>
+            </w:rPr>
+            <w:t xml:space="preserve">Tâche 2 — Régression (prédire le revenu à risque)</w:t>
+          </w:r>
+        </w:p>
+      </w:sdtContent>
+    </w:sdt>
+    <w:sdt>
+      <w:sdtPr>
+        <w:id w:val="-690641013"/>
+        <w:tag w:val="goog_rdk_28"/>
+      </w:sdtPr>
+      <w:sdtContent>
+        <w:p>
+          <w:pPr>
+            <w:pStyle w:val="Heading2"/>
+            <w:ind w:firstLine="708"/>
+            <w:jc w:val="both"/>
+            <w:rPr>
+              <w:rFonts w:ascii="Times New Roman" w:cs="Times New Roman" w:eastAsia="Times New Roman" w:hAnsi="Times New Roman"/>
+              <w:b w:val="0"/>
+              <w:bCs w:val="0"/>
+              <w:color w:val="000000"/>
+              <w:sz w:val="24"/>
+              <w:szCs w:val="24"/>
+            </w:rPr>
+          </w:pPr>
+          <w:r>
+            <w:rPr>
+              <w:rFonts w:ascii="Times New Roman" w:cs="Times New Roman" w:eastAsia="Times New Roman" w:hAnsi="Times New Roman"/>
+              <w:b w:val="0"/>
+              <w:bCs w:val="0"/>
+              <w:color w:val="000000"/>
+              <w:sz w:val="24"/>
+              <w:szCs w:val="24"/>
+              <w:rtl w:val="0"/>
+            </w:rPr>
+            <w:t xml:space="preserve">La Ridge Regression constitue le baseline régularisé pour la tâche de régression. Le Random Forest Regressor et XGBoost Regressor sont les équivalents en régression des modèles testés en classification. Le MLP Regressor est le modèle Deep Learning retenu pour cette tâche.</w:t>
+          </w:r>
+        </w:p>
+      </w:sdtContent>
+    </w:sdt>
     <w:p>
       <w:pPr>
         <w:pStyle w:val="Heading2"/>
@@ -11650,28 +15117,36 @@
         <w:t xml:space="preserve">10.3 Analyse et justification des choix</w:t>
       </w:r>
     </w:p>
-    <w:p>
-      <w:pPr>
-        <w:pStyle w:val="Heading2"/>
-        <w:jc w:val="both"/>
-        <w:rPr/>
-      </w:pPr>
-      <w:r>
-        <w:rPr>
-          <w:rFonts w:ascii="Times New Roman" w:cs="Times New Roman" w:eastAsia="Times New Roman" w:hAnsi="Times New Roman"/>
-          <w:color w:val="404040"/>
-          <w:sz w:val="24"/>
-          <w:szCs w:val="24"/>
-          <w:rtl w:val="0"/>
-        </w:rPr>
-        <w:t xml:space="preserve">Random Forest pour la classification</w:t>
-      </w:r>
-      <w:r>
-        <w:rPr>
-          <w:rtl w:val="0"/>
-        </w:rPr>
-      </w:r>
-    </w:p>
+    <w:sdt>
+      <w:sdtPr>
+        <w:id w:val="1594613839"/>
+        <w:tag w:val="goog_rdk_29"/>
+      </w:sdtPr>
+      <w:sdtContent>
+        <w:p>
+          <w:pPr>
+            <w:pStyle w:val="Heading2"/>
+            <w:jc w:val="both"/>
+            <w:rPr/>
+          </w:pPr>
+          <w:r>
+            <w:rPr>
+              <w:rFonts w:ascii="Times New Roman" w:cs="Times New Roman" w:eastAsia="Times New Roman" w:hAnsi="Times New Roman"/>
+              <w:color w:val="404040"/>
+              <w:sz w:val="24"/>
+              <w:szCs w:val="24"/>
+              <w:rtl w:val="0"/>
+            </w:rPr>
+            <w:t xml:space="preserve">Random Forest pour la classification</w:t>
+          </w:r>
+          <w:r>
+            <w:rPr>
+              <w:rtl w:val="0"/>
+            </w:rPr>
+          </w:r>
+        </w:p>
+      </w:sdtContent>
+    </w:sdt>
     <w:p>
       <w:pPr>
         <w:ind w:firstLine="708"/>
@@ -13296,8 +16771,8 @@
             </w:pPr>
             <w:sdt>
               <w:sdtPr>
-                <w:id w:val="784553502"/>
-                <w:tag w:val="goog_rdk_0"/>
+                <w:id w:val="1218475090"/>
+                <w:tag w:val="goog_rdk_30"/>
               </w:sdtPr>
               <w:sdtContent>
                 <w:r>
@@ -16961,211 +20436,267 @@
         <w:t xml:space="preserve">15.1 Qualité des données</w:t>
       </w:r>
     </w:p>
+    <w:sdt>
+      <w:sdtPr>
+        <w:id w:val="-1640157371"/>
+        <w:tag w:val="goog_rdk_31"/>
+      </w:sdtPr>
+      <w:sdtContent>
+        <w:p>
+          <w:pPr>
+            <w:pStyle w:val="Heading2"/>
+            <w:ind w:firstLine="708"/>
+            <w:jc w:val="both"/>
+            <w:rPr>
+              <w:rFonts w:ascii="Times New Roman" w:cs="Times New Roman" w:eastAsia="Times New Roman" w:hAnsi="Times New Roman"/>
+              <w:b w:val="0"/>
+              <w:bCs w:val="0"/>
+              <w:color w:val="000000"/>
+              <w:sz w:val="24"/>
+              <w:szCs w:val="24"/>
+            </w:rPr>
+          </w:pPr>
+          <w:r>
+            <w:rPr>
+              <w:rFonts w:ascii="Times New Roman" w:cs="Times New Roman" w:eastAsia="Times New Roman" w:hAnsi="Times New Roman"/>
+              <w:b w:val="0"/>
+              <w:bCs w:val="0"/>
+              <w:color w:val="000000"/>
+              <w:sz w:val="24"/>
+              <w:szCs w:val="24"/>
+              <w:rtl w:val="0"/>
+            </w:rPr>
+            <w:t xml:space="preserve">Le dataset utilisé provient de Kaggle et constitue une simulation d'un portefeuille client SaaS. Bien qu'il soit représentatif des problématiques réelles de rétention, il peut ne pas refléter parfaitement la réalité d'une entreprise spécifique, notamment en termes de distribution des segments, de politique tarifaire ou de comportements d'usage propres à un secteur donné.</w:t>
+          </w:r>
+        </w:p>
+      </w:sdtContent>
+    </w:sdt>
+    <w:sdt>
+      <w:sdtPr>
+        <w:id w:val="-2035332819"/>
+        <w:tag w:val="goog_rdk_32"/>
+      </w:sdtPr>
+      <w:sdtContent>
+        <w:p>
+          <w:pPr>
+            <w:pStyle w:val="Heading2"/>
+            <w:ind w:firstLine="708"/>
+            <w:jc w:val="both"/>
+            <w:rPr>
+              <w:rFonts w:ascii="Times New Roman" w:cs="Times New Roman" w:eastAsia="Times New Roman" w:hAnsi="Times New Roman"/>
+              <w:b w:val="0"/>
+              <w:bCs w:val="0"/>
+              <w:color w:val="000000"/>
+              <w:sz w:val="24"/>
+              <w:szCs w:val="24"/>
+            </w:rPr>
+          </w:pPr>
+          <w:r>
+            <w:rPr>
+              <w:rFonts w:ascii="Times New Roman" w:cs="Times New Roman" w:eastAsia="Times New Roman" w:hAnsi="Times New Roman"/>
+              <w:b w:val="0"/>
+              <w:bCs w:val="0"/>
+              <w:color w:val="000000"/>
+              <w:sz w:val="24"/>
+              <w:szCs w:val="24"/>
+              <w:rtl w:val="0"/>
+            </w:rPr>
+            <w:t xml:space="preserve">La variable revenue_at_risk est une approximation construite par proxy : elle suppose que le revenu total d'un client churner est entièrement perdu, ce qui est une simplification. Dans un contexte réel, cette variable devrait être calculée à partir des données CRM exactes, intégrant les contrats en cours, les engagements pluriannuels et les éventuelles pénalités de résiliation.</w:t>
+          </w:r>
+        </w:p>
+      </w:sdtContent>
+    </w:sdt>
+    <w:sdt>
+      <w:sdtPr>
+        <w:id w:val="929424714"/>
+        <w:tag w:val="goog_rdk_33"/>
+      </w:sdtPr>
+      <w:sdtContent>
+        <w:p>
+          <w:pPr>
+            <w:pStyle w:val="Heading2"/>
+            <w:ind w:firstLine="708"/>
+            <w:jc w:val="both"/>
+            <w:rPr>
+              <w:rFonts w:ascii="Times New Roman" w:cs="Times New Roman" w:eastAsia="Times New Roman" w:hAnsi="Times New Roman"/>
+              <w:b w:val="0"/>
+              <w:bCs w:val="0"/>
+              <w:color w:val="000000"/>
+              <w:sz w:val="24"/>
+              <w:szCs w:val="24"/>
+            </w:rPr>
+          </w:pPr>
+          <w:r>
+            <w:rPr>
+              <w:rFonts w:ascii="Times New Roman" w:cs="Times New Roman" w:eastAsia="Times New Roman" w:hAnsi="Times New Roman"/>
+              <w:b w:val="0"/>
+              <w:bCs w:val="0"/>
+              <w:color w:val="000000"/>
+              <w:sz w:val="24"/>
+              <w:szCs w:val="24"/>
+              <w:rtl w:val="0"/>
+            </w:rPr>
+            <w:t xml:space="preserve">L'absence de dimension temporelle est également une limite structurante : le dataset représente une photographie à un instant donné et ne permet pas de modéliser l'évolution du comportement client dans le temps. Des séries temporelles permettraient de détecter des signaux de dégradation progressive bien avant qu'ils n'atteignent un seuil critique.</w:t>
+          </w:r>
+        </w:p>
+      </w:sdtContent>
+    </w:sdt>
+    <w:sdt>
+      <w:sdtPr>
+        <w:id w:val="-652522513"/>
+        <w:tag w:val="goog_rdk_34"/>
+      </w:sdtPr>
+      <w:sdtContent>
+        <w:p>
+          <w:pPr>
+            <w:pStyle w:val="Heading2"/>
+            <w:ind w:firstLine="708"/>
+            <w:jc w:val="both"/>
+            <w:rPr>
+              <w:rFonts w:ascii="Times New Roman" w:cs="Times New Roman" w:eastAsia="Times New Roman" w:hAnsi="Times New Roman"/>
+              <w:b w:val="0"/>
+              <w:bCs w:val="0"/>
+              <w:color w:val="000000"/>
+              <w:sz w:val="24"/>
+              <w:szCs w:val="24"/>
+            </w:rPr>
+          </w:pPr>
+          <w:r>
+            <w:rPr>
+              <w:rFonts w:ascii="Times New Roman" w:cs="Times New Roman" w:eastAsia="Times New Roman" w:hAnsi="Times New Roman"/>
+              <w:b w:val="0"/>
+              <w:bCs w:val="0"/>
+              <w:color w:val="000000"/>
+              <w:sz w:val="24"/>
+              <w:szCs w:val="24"/>
+              <w:rtl w:val="0"/>
+            </w:rPr>
+            <w:t xml:space="preserve">Sur le plan de la traçabilité, le pipeline est entièrement reproductible : chaque étape est documentée dans un notebook dédié, les modèles sont versionnés et sérialisés, et le preprocessor est sauvegardé avec joblib pour garantir la cohérence entre l'entraînement et l'inférence.</w:t>
+          </w:r>
+        </w:p>
+      </w:sdtContent>
+    </w:sdt>
     <w:p>
       <w:pPr>
         <w:pStyle w:val="Heading2"/>
-        <w:ind w:firstLine="708"/>
-        <w:jc w:val="both"/>
-        <w:rPr>
-          <w:rFonts w:ascii="Times New Roman" w:cs="Times New Roman" w:eastAsia="Times New Roman" w:hAnsi="Times New Roman"/>
-          <w:b w:val="0"/>
-          <w:bCs w:val="0"/>
-          <w:color w:val="000000"/>
-          <w:sz w:val="24"/>
-          <w:szCs w:val="24"/>
-        </w:rPr>
-      </w:pPr>
-      <w:r>
-        <w:rPr>
-          <w:rFonts w:ascii="Times New Roman" w:cs="Times New Roman" w:eastAsia="Times New Roman" w:hAnsi="Times New Roman"/>
-          <w:b w:val="0"/>
-          <w:bCs w:val="0"/>
-          <w:color w:val="000000"/>
-          <w:sz w:val="24"/>
-          <w:szCs w:val="24"/>
-          <w:rtl w:val="0"/>
-        </w:rPr>
-        <w:t xml:space="preserve">Le dataset utilisé provient de Kaggle et constitue une simulation d'un portefeuille client SaaS. Bien qu'il soit représentatif des problématiques réelles de rétention, il peut ne pas refléter parfaitement la réalité d'une entreprise spécifique, notamment en termes de distribution des segments, de politique tarifaire ou de comportements d'usage propres à un secteur donné.</w:t>
-      </w:r>
-    </w:p>
+        <w:jc w:val="both"/>
+        <w:rPr/>
+      </w:pPr>
+      <w:r>
+        <w:rPr>
+          <w:rtl w:val="0"/>
+        </w:rPr>
+        <w:t xml:space="preserve">15.2 Risques de biais</w:t>
+      </w:r>
+    </w:p>
+    <w:sdt>
+      <w:sdtPr>
+        <w:id w:val="2115546472"/>
+        <w:tag w:val="goog_rdk_35"/>
+      </w:sdtPr>
+      <w:sdtContent>
+        <w:p>
+          <w:pPr>
+            <w:pStyle w:val="Heading2"/>
+            <w:ind w:firstLine="708"/>
+            <w:jc w:val="both"/>
+            <w:rPr>
+              <w:rFonts w:ascii="Times New Roman" w:cs="Times New Roman" w:eastAsia="Times New Roman" w:hAnsi="Times New Roman"/>
+              <w:b w:val="0"/>
+              <w:bCs w:val="0"/>
+              <w:color w:val="000000"/>
+              <w:sz w:val="24"/>
+              <w:szCs w:val="24"/>
+            </w:rPr>
+          </w:pPr>
+          <w:r>
+            <w:rPr>
+              <w:rFonts w:ascii="Times New Roman" w:cs="Times New Roman" w:eastAsia="Times New Roman" w:hAnsi="Times New Roman"/>
+              <w:b w:val="0"/>
+              <w:bCs w:val="0"/>
+              <w:color w:val="000000"/>
+              <w:sz w:val="24"/>
+              <w:szCs w:val="24"/>
+              <w:rtl w:val="0"/>
+            </w:rPr>
+            <w:t xml:space="preserve">Plusieurs risques de biais ont été identifiés dans la solution. Le déséquilibre des classes (89,8% / 10,2%) est le plus structurant : sans compensation, les modèles auraient naturellement tendance à prédire la majorité. Ce risque a été traité par le RandomUnderSampling et les stratégies de régularisation décrites dans la section preprocessing.</w:t>
+          </w:r>
+        </w:p>
+      </w:sdtContent>
+    </w:sdt>
+    <w:sdt>
+      <w:sdtPr>
+        <w:id w:val="-666727531"/>
+        <w:tag w:val="goog_rdk_36"/>
+      </w:sdtPr>
+      <w:sdtContent>
+        <w:p>
+          <w:pPr>
+            <w:pStyle w:val="Heading2"/>
+            <w:ind w:firstLine="708"/>
+            <w:jc w:val="both"/>
+            <w:rPr>
+              <w:rFonts w:ascii="Times New Roman" w:cs="Times New Roman" w:eastAsia="Times New Roman" w:hAnsi="Times New Roman"/>
+              <w:b w:val="0"/>
+              <w:bCs w:val="0"/>
+              <w:color w:val="000000"/>
+              <w:sz w:val="24"/>
+              <w:szCs w:val="24"/>
+            </w:rPr>
+          </w:pPr>
+          <w:r>
+            <w:rPr>
+              <w:rFonts w:ascii="Times New Roman" w:cs="Times New Roman" w:eastAsia="Times New Roman" w:hAnsi="Times New Roman"/>
+              <w:b w:val="0"/>
+              <w:bCs w:val="0"/>
+              <w:color w:val="000000"/>
+              <w:sz w:val="24"/>
+              <w:szCs w:val="24"/>
+              <w:rtl w:val="0"/>
+            </w:rPr>
+            <w:t xml:space="preserve">Le segment SME présente un taux de churn de 30,9%, soit trois fois la moyenne globale. Le modèle peut donc être plus précis pour ce segment que pour les autres, ce qui pourrait introduire un biais dans les prédictions sur les clients Enterprise ou Individual.</w:t>
+          </w:r>
+        </w:p>
+      </w:sdtContent>
+    </w:sdt>
+    <w:sdt>
+      <w:sdtPr>
+        <w:id w:val="-810475601"/>
+        <w:tag w:val="goog_rdk_37"/>
+      </w:sdtPr>
+      <w:sdtContent>
+        <w:p>
+          <w:pPr>
+            <w:pStyle w:val="Heading2"/>
+            <w:ind w:firstLine="708"/>
+            <w:jc w:val="both"/>
+            <w:rPr>
+              <w:rFonts w:ascii="Times New Roman" w:cs="Times New Roman" w:eastAsia="Times New Roman" w:hAnsi="Times New Roman"/>
+              <w:b w:val="0"/>
+              <w:bCs w:val="0"/>
+              <w:color w:val="000000"/>
+              <w:sz w:val="24"/>
+              <w:szCs w:val="24"/>
+            </w:rPr>
+          </w:pPr>
+          <w:r>
+            <w:rPr>
+              <w:rFonts w:ascii="Times New Roman" w:cs="Times New Roman" w:eastAsia="Times New Roman" w:hAnsi="Times New Roman"/>
+              <w:b w:val="0"/>
+              <w:bCs w:val="0"/>
+              <w:color w:val="000000"/>
+              <w:sz w:val="24"/>
+              <w:szCs w:val="24"/>
+              <w:rtl w:val="0"/>
+            </w:rPr>
+            <w:t xml:space="preserve">Les variables de satisfaction (CSAT, NPS) sont subjectives et dépendent de la volonté des clients de répondre aux enquêtes. Les clients qui répondent peuvent ne pas être représentatifs de l'ensemble du portefeuille, ce qui peut biaiser les distributions observées.</w:t>
+          </w:r>
+        </w:p>
+      </w:sdtContent>
+    </w:sdt>
     <w:p>
       <w:pPr>
         <w:pStyle w:val="Heading2"/>
-        <w:ind w:firstLine="708"/>
-        <w:jc w:val="both"/>
-        <w:rPr>
-          <w:rFonts w:ascii="Times New Roman" w:cs="Times New Roman" w:eastAsia="Times New Roman" w:hAnsi="Times New Roman"/>
-          <w:b w:val="0"/>
-          <w:bCs w:val="0"/>
-          <w:color w:val="000000"/>
-          <w:sz w:val="24"/>
-          <w:szCs w:val="24"/>
-        </w:rPr>
-      </w:pPr>
-      <w:r>
-        <w:rPr>
-          <w:rFonts w:ascii="Times New Roman" w:cs="Times New Roman" w:eastAsia="Times New Roman" w:hAnsi="Times New Roman"/>
-          <w:b w:val="0"/>
-          <w:bCs w:val="0"/>
-          <w:color w:val="000000"/>
-          <w:sz w:val="24"/>
-          <w:szCs w:val="24"/>
-          <w:rtl w:val="0"/>
-        </w:rPr>
-        <w:t xml:space="preserve">La variable revenue_at_risk est une approximation construite par proxy : elle suppose que le revenu total d'un client churner est entièrement perdu, ce qui est une simplification. Dans un contexte réel, cette variable devrait être calculée à partir des données CRM exactes, intégrant les contrats en cours, les engagements pluriannuels et les éventuelles pénalités de résiliation.</w:t>
-      </w:r>
-    </w:p>
-    <w:p>
-      <w:pPr>
-        <w:pStyle w:val="Heading2"/>
-        <w:ind w:firstLine="708"/>
-        <w:jc w:val="both"/>
-        <w:rPr>
-          <w:rFonts w:ascii="Times New Roman" w:cs="Times New Roman" w:eastAsia="Times New Roman" w:hAnsi="Times New Roman"/>
-          <w:b w:val="0"/>
-          <w:bCs w:val="0"/>
-          <w:color w:val="000000"/>
-          <w:sz w:val="24"/>
-          <w:szCs w:val="24"/>
-        </w:rPr>
-      </w:pPr>
-      <w:r>
-        <w:rPr>
-          <w:rFonts w:ascii="Times New Roman" w:cs="Times New Roman" w:eastAsia="Times New Roman" w:hAnsi="Times New Roman"/>
-          <w:b w:val="0"/>
-          <w:bCs w:val="0"/>
-          <w:color w:val="000000"/>
-          <w:sz w:val="24"/>
-          <w:szCs w:val="24"/>
-          <w:rtl w:val="0"/>
-        </w:rPr>
-        <w:t xml:space="preserve">L'absence de dimension temporelle est également une limite structurante : le dataset représente une photographie à un instant donné et ne permet pas de modéliser l'évolution du comportement client dans le temps. Des séries temporelles permettraient de détecter des signaux de dégradation progressive bien avant qu'ils n'atteignent un seuil critique.</w:t>
-      </w:r>
-    </w:p>
-    <w:p>
-      <w:pPr>
-        <w:pStyle w:val="Heading2"/>
-        <w:ind w:firstLine="708"/>
-        <w:jc w:val="both"/>
-        <w:rPr>
-          <w:rFonts w:ascii="Times New Roman" w:cs="Times New Roman" w:eastAsia="Times New Roman" w:hAnsi="Times New Roman"/>
-          <w:b w:val="0"/>
-          <w:bCs w:val="0"/>
-          <w:color w:val="000000"/>
-          <w:sz w:val="24"/>
-          <w:szCs w:val="24"/>
-        </w:rPr>
-      </w:pPr>
-      <w:r>
-        <w:rPr>
-          <w:rFonts w:ascii="Times New Roman" w:cs="Times New Roman" w:eastAsia="Times New Roman" w:hAnsi="Times New Roman"/>
-          <w:b w:val="0"/>
-          <w:bCs w:val="0"/>
-          <w:color w:val="000000"/>
-          <w:sz w:val="24"/>
-          <w:szCs w:val="24"/>
-          <w:rtl w:val="0"/>
-        </w:rPr>
-        <w:t xml:space="preserve">Sur le plan de la traçabilité, le pipeline est entièrement reproductible : chaque étape est documentée dans un notebook dédié, les modèles sont versionnés et sérialisés, et le preprocessor est sauvegardé avec joblib pour garantir la cohérence entre l'entraînement et l'inférence.</w:t>
-      </w:r>
-    </w:p>
-    <w:p>
-      <w:pPr>
-        <w:pStyle w:val="Heading2"/>
-        <w:jc w:val="both"/>
-        <w:rPr/>
-      </w:pPr>
-      <w:r>
-        <w:rPr>
-          <w:rtl w:val="0"/>
-        </w:rPr>
-        <w:t xml:space="preserve">15.2 Risques de biais</w:t>
-      </w:r>
-    </w:p>
-    <w:p>
-      <w:pPr>
-        <w:pStyle w:val="Heading2"/>
-        <w:ind w:firstLine="708"/>
-        <w:jc w:val="both"/>
-        <w:rPr>
-          <w:rFonts w:ascii="Times New Roman" w:cs="Times New Roman" w:eastAsia="Times New Roman" w:hAnsi="Times New Roman"/>
-          <w:b w:val="0"/>
-          <w:bCs w:val="0"/>
-          <w:color w:val="000000"/>
-          <w:sz w:val="24"/>
-          <w:szCs w:val="24"/>
-        </w:rPr>
-      </w:pPr>
-      <w:r>
-        <w:rPr>
-          <w:rFonts w:ascii="Times New Roman" w:cs="Times New Roman" w:eastAsia="Times New Roman" w:hAnsi="Times New Roman"/>
-          <w:b w:val="0"/>
-          <w:bCs w:val="0"/>
-          <w:color w:val="000000"/>
-          <w:sz w:val="24"/>
-          <w:szCs w:val="24"/>
-          <w:rtl w:val="0"/>
-        </w:rPr>
-        <w:t xml:space="preserve">Plusieurs risques de biais ont été identifiés dans la solution. Le déséquilibre des classes (89,8% / 10,2%) est le plus structurant : sans compensation, les modèles auraient naturellement tendance à prédire la majorité. Ce risque a été traité par le RandomUnderSampling et les stratégies de régularisation décrites dans la section preprocessing.</w:t>
-      </w:r>
-    </w:p>
-    <w:p>
-      <w:pPr>
-        <w:pStyle w:val="Heading2"/>
-        <w:ind w:firstLine="708"/>
-        <w:jc w:val="both"/>
-        <w:rPr>
-          <w:rFonts w:ascii="Times New Roman" w:cs="Times New Roman" w:eastAsia="Times New Roman" w:hAnsi="Times New Roman"/>
-          <w:b w:val="0"/>
-          <w:bCs w:val="0"/>
-          <w:color w:val="000000"/>
-          <w:sz w:val="24"/>
-          <w:szCs w:val="24"/>
-        </w:rPr>
-      </w:pPr>
-      <w:r>
-        <w:rPr>
-          <w:rFonts w:ascii="Times New Roman" w:cs="Times New Roman" w:eastAsia="Times New Roman" w:hAnsi="Times New Roman"/>
-          <w:b w:val="0"/>
-          <w:bCs w:val="0"/>
-          <w:color w:val="000000"/>
-          <w:sz w:val="24"/>
-          <w:szCs w:val="24"/>
-          <w:rtl w:val="0"/>
-        </w:rPr>
-        <w:t xml:space="preserve">Le segment SME présente un taux de churn de 30,9%, soit trois fois la moyenne globale. Le modèle peut donc être plus précis pour ce segment que pour les autres, ce qui pourrait introduire un biais dans les prédictions sur les clients Enterprise ou Individual.</w:t>
-      </w:r>
-    </w:p>
-    <w:p>
-      <w:pPr>
-        <w:pStyle w:val="Heading2"/>
-        <w:ind w:firstLine="708"/>
-        <w:jc w:val="both"/>
-        <w:rPr>
-          <w:rFonts w:ascii="Times New Roman" w:cs="Times New Roman" w:eastAsia="Times New Roman" w:hAnsi="Times New Roman"/>
-          <w:b w:val="0"/>
-          <w:bCs w:val="0"/>
-          <w:color w:val="000000"/>
-          <w:sz w:val="24"/>
-          <w:szCs w:val="24"/>
-        </w:rPr>
-      </w:pPr>
-      <w:r>
-        <w:rPr>
-          <w:rFonts w:ascii="Times New Roman" w:cs="Times New Roman" w:eastAsia="Times New Roman" w:hAnsi="Times New Roman"/>
-          <w:b w:val="0"/>
-          <w:bCs w:val="0"/>
-          <w:color w:val="000000"/>
-          <w:sz w:val="24"/>
-          <w:szCs w:val="24"/>
-          <w:rtl w:val="0"/>
-        </w:rPr>
-        <w:t xml:space="preserve">Les variables de satisfaction (CSAT, NPS) sont subjectives et dépendent de la volonté des clients de répondre aux enquêtes. Les clients qui répondent peuvent ne pas être représentatifs de l'ensemble du portefeuille, ce qui peut biaiser les distributions observées.</w:t>
-      </w:r>
-    </w:p>
-    <w:p>
-      <w:pPr>
-        <w:pStyle w:val="Heading2"/>
         <w:jc w:val="both"/>
         <w:rPr/>
       </w:pPr>
@@ -17176,60 +20707,76 @@
         <w:t xml:space="preserve">15.3 Robustesse et risque de surapprentissage</w:t>
       </w:r>
     </w:p>
-    <w:p>
-      <w:pPr>
-        <w:pStyle w:val="Heading2"/>
-        <w:ind w:firstLine="708"/>
-        <w:jc w:val="both"/>
-        <w:rPr>
-          <w:rFonts w:ascii="Times New Roman" w:cs="Times New Roman" w:eastAsia="Times New Roman" w:hAnsi="Times New Roman"/>
-          <w:b w:val="0"/>
-          <w:bCs w:val="0"/>
-          <w:color w:val="000000"/>
-          <w:sz w:val="24"/>
-          <w:szCs w:val="24"/>
-        </w:rPr>
-      </w:pPr>
-      <w:r>
-        <w:rPr>
-          <w:rFonts w:ascii="Times New Roman" w:cs="Times New Roman" w:eastAsia="Times New Roman" w:hAnsi="Times New Roman"/>
-          <w:b w:val="0"/>
-          <w:bCs w:val="0"/>
-          <w:color w:val="000000"/>
-          <w:sz w:val="24"/>
-          <w:szCs w:val="24"/>
-          <w:rtl w:val="0"/>
-        </w:rPr>
-        <w:t xml:space="preserve">La robustesse du modèle a été assurée par plusieurs mécanismes complémentaires. Le Random Forest utilise min_samples_leaf=5 et max_depth=10 pour limiter la complexité des arbres individuels et réduire le risque d'overfitting. Le MLP bénéficie de couches Dropout (0.3 et 0.2) et d'un EarlyStopping qui arrête l'entraînement dès que la performance sur la validation ne s'améliore plus.</w:t>
-      </w:r>
-    </w:p>
-    <w:p>
-      <w:pPr>
-        <w:pStyle w:val="Heading2"/>
-        <w:ind w:firstLine="708"/>
-        <w:jc w:val="both"/>
-        <w:rPr>
-          <w:rFonts w:ascii="Times New Roman" w:cs="Times New Roman" w:eastAsia="Times New Roman" w:hAnsi="Times New Roman"/>
-          <w:b w:val="0"/>
-          <w:bCs w:val="0"/>
-          <w:color w:val="000000"/>
-          <w:sz w:val="24"/>
-          <w:szCs w:val="24"/>
-        </w:rPr>
-      </w:pPr>
-      <w:r>
-        <w:rPr>
-          <w:rFonts w:ascii="Times New Roman" w:cs="Times New Roman" w:eastAsia="Times New Roman" w:hAnsi="Times New Roman"/>
-          <w:b w:val="0"/>
-          <w:bCs w:val="0"/>
-          <w:color w:val="000000"/>
-          <w:sz w:val="24"/>
-          <w:szCs w:val="24"/>
-          <w:rtl w:val="0"/>
-        </w:rPr>
-        <w:t xml:space="preserve">La validation sur un jeu de test stratifié et disjoint du jeu d'entraînement garantit que les métriques rapportées reflètent la performance réelle sur des données non vues. Un contrôle anti-data leakage a été effectué en fin de preprocessing pour s'assurer que le scaler a bien été fitté uniquement sur le train set.</w:t>
-      </w:r>
-    </w:p>
+    <w:sdt>
+      <w:sdtPr>
+        <w:id w:val="644950383"/>
+        <w:tag w:val="goog_rdk_38"/>
+      </w:sdtPr>
+      <w:sdtContent>
+        <w:p>
+          <w:pPr>
+            <w:pStyle w:val="Heading2"/>
+            <w:ind w:firstLine="708"/>
+            <w:jc w:val="both"/>
+            <w:rPr>
+              <w:rFonts w:ascii="Times New Roman" w:cs="Times New Roman" w:eastAsia="Times New Roman" w:hAnsi="Times New Roman"/>
+              <w:b w:val="0"/>
+              <w:bCs w:val="0"/>
+              <w:color w:val="000000"/>
+              <w:sz w:val="24"/>
+              <w:szCs w:val="24"/>
+            </w:rPr>
+          </w:pPr>
+          <w:r>
+            <w:rPr>
+              <w:rFonts w:ascii="Times New Roman" w:cs="Times New Roman" w:eastAsia="Times New Roman" w:hAnsi="Times New Roman"/>
+              <w:b w:val="0"/>
+              <w:bCs w:val="0"/>
+              <w:color w:val="000000"/>
+              <w:sz w:val="24"/>
+              <w:szCs w:val="24"/>
+              <w:rtl w:val="0"/>
+            </w:rPr>
+            <w:t xml:space="preserve">La robustesse du modèle a été assurée par plusieurs mécanismes complémentaires. Le Random Forest utilise min_samples_leaf=5 et max_depth=10 pour limiter la complexité des arbres individuels et réduire le risque d'overfitting. Le MLP bénéficie de couches Dropout (0.3 et 0.2) et d'un EarlyStopping qui arrête l'entraînement dès que la performance sur la validation ne s'améliore plus.</w:t>
+          </w:r>
+        </w:p>
+      </w:sdtContent>
+    </w:sdt>
+    <w:sdt>
+      <w:sdtPr>
+        <w:id w:val="-1528311597"/>
+        <w:tag w:val="goog_rdk_39"/>
+      </w:sdtPr>
+      <w:sdtContent>
+        <w:p>
+          <w:pPr>
+            <w:pStyle w:val="Heading2"/>
+            <w:ind w:firstLine="708"/>
+            <w:jc w:val="both"/>
+            <w:rPr>
+              <w:rFonts w:ascii="Times New Roman" w:cs="Times New Roman" w:eastAsia="Times New Roman" w:hAnsi="Times New Roman"/>
+              <w:b w:val="0"/>
+              <w:bCs w:val="0"/>
+              <w:color w:val="000000"/>
+              <w:sz w:val="24"/>
+              <w:szCs w:val="24"/>
+            </w:rPr>
+          </w:pPr>
+          <w:r>
+            <w:rPr>
+              <w:rFonts w:ascii="Times New Roman" w:cs="Times New Roman" w:eastAsia="Times New Roman" w:hAnsi="Times New Roman"/>
+              <w:b w:val="0"/>
+              <w:bCs w:val="0"/>
+              <w:color w:val="000000"/>
+              <w:sz w:val="24"/>
+              <w:szCs w:val="24"/>
+              <w:rtl w:val="0"/>
+            </w:rPr>
+            <w:t xml:space="preserve">La validation sur un jeu de test stratifié et disjoint du jeu d'entraînement garantit que les métriques rapportées reflètent la performance réelle sur des données non vues. Un contrôle anti-data leakage a été effectué en fin de preprocessing pour s'assurer que le scaler a bien été fitté uniquement sur le train set.</w:t>
+          </w:r>
+        </w:p>
+      </w:sdtContent>
+    </w:sdt>
     <w:p>
       <w:pPr>
         <w:pStyle w:val="Heading2"/>
@@ -17456,32 +21003,154 @@
         <w:t xml:space="preserve">16.1 Ce qui a bien fonctionné</w:t>
       </w:r>
     </w:p>
+    <w:sdt>
+      <w:sdtPr>
+        <w:id w:val="161572582"/>
+        <w:tag w:val="goog_rdk_40"/>
+      </w:sdtPr>
+      <w:sdtContent>
+        <w:p>
+          <w:pPr>
+            <w:pStyle w:val="Heading2"/>
+            <w:jc w:val="both"/>
+            <w:rPr>
+              <w:rFonts w:ascii="Times New Roman" w:cs="Times New Roman" w:eastAsia="Times New Roman" w:hAnsi="Times New Roman"/>
+              <w:b w:val="0"/>
+              <w:bCs w:val="0"/>
+              <w:color w:val="000000"/>
+              <w:sz w:val="24"/>
+              <w:szCs w:val="24"/>
+            </w:rPr>
+          </w:pPr>
+          <w:r>
+            <w:rPr>
+              <w:rFonts w:ascii="Times New Roman" w:cs="Times New Roman" w:eastAsia="Times New Roman" w:hAnsi="Times New Roman"/>
+              <w:b w:val="0"/>
+              <w:bCs w:val="0"/>
+              <w:color w:val="000000"/>
+              <w:sz w:val="24"/>
+              <w:szCs w:val="24"/>
+              <w:rtl w:val="0"/>
+            </w:rPr>
+            <w:t xml:space="preserve">Plusieurs aspects du projet ont donné des résultats satisfaisants. Le Random Forest s'est imposé comme un modèle solide et cohérent pour la classification, avec un Recall de 0,853 et un ROC-AUC de 0,810 qui permettent d'identifier la grande majorité des churners réels. L'analyse SHAP a produit des résultats interprétables et cohérents avec l'intuition métier, confirmant le rôle central de la satisfaction client et de l'ancienneté dans la prédiction du churn. Le pipeline de preprocessing est robuste et reproductible, sérialisé avec joblib et réutilisable à l'identique dans le dashboard et l'API. Le dashboard Streamlit offre une interface claire et opérationnelle, avec une prédiction en temps réel et une visualisation intuitive du niveau de risque.</w:t>
+          </w:r>
+        </w:p>
+      </w:sdtContent>
+    </w:sdt>
     <w:p>
       <w:pPr>
         <w:pStyle w:val="Heading2"/>
-        <w:jc w:val="both"/>
-        <w:rPr>
-          <w:rFonts w:ascii="Times New Roman" w:cs="Times New Roman" w:eastAsia="Times New Roman" w:hAnsi="Times New Roman"/>
-          <w:b w:val="0"/>
-          <w:bCs w:val="0"/>
-          <w:color w:val="000000"/>
-          <w:sz w:val="24"/>
-          <w:szCs w:val="24"/>
-        </w:rPr>
-      </w:pPr>
-      <w:r>
-        <w:rPr>
-          <w:rFonts w:ascii="Times New Roman" w:cs="Times New Roman" w:eastAsia="Times New Roman" w:hAnsi="Times New Roman"/>
-          <w:b w:val="0"/>
-          <w:bCs w:val="0"/>
-          <w:color w:val="000000"/>
-          <w:sz w:val="24"/>
-          <w:szCs w:val="24"/>
-          <w:rtl w:val="0"/>
-        </w:rPr>
-        <w:t xml:space="preserve">Plusieurs aspects du projet ont donné des résultats satisfaisants. Le Random Forest s'est imposé comme un modèle solide et cohérent pour la classification, avec un Recall de 0,853 et un ROC-AUC de 0,810 qui permettent d'identifier la grande majorité des churners réels. L'analyse SHAP a produit des résultats interprétables et cohérents avec l'intuition métier, confirmant le rôle central de la satisfaction client et de l'ancienneté dans la prédiction du churn. Le pipeline de preprocessing est robuste et reproductible, sérialisé avec joblib et réutilisable à l'identique dans le dashboard et l'API. Le dashboard Streamlit offre une interface claire et opérationnelle, avec une prédiction en temps réel et une visualisation intuitive du niveau de risque.</w:t>
-      </w:r>
-    </w:p>
+        <w:rPr/>
+      </w:pPr>
+      <w:r>
+        <w:rPr>
+          <w:rtl w:val="0"/>
+        </w:rPr>
+        <w:t xml:space="preserve">16.2 Ce qui a été difficile</w:t>
+      </w:r>
+    </w:p>
+    <w:sdt>
+      <w:sdtPr>
+        <w:id w:val="-376094442"/>
+        <w:tag w:val="goog_rdk_41"/>
+      </w:sdtPr>
+      <w:sdtContent>
+        <w:p>
+          <w:pPr>
+            <w:pStyle w:val="Heading2"/>
+            <w:jc w:val="both"/>
+            <w:rPr>
+              <w:rFonts w:ascii="Times New Roman" w:cs="Times New Roman" w:eastAsia="Times New Roman" w:hAnsi="Times New Roman"/>
+              <w:b w:val="0"/>
+              <w:bCs w:val="0"/>
+              <w:color w:val="000000"/>
+              <w:sz w:val="24"/>
+              <w:szCs w:val="24"/>
+            </w:rPr>
+          </w:pPr>
+          <w:r>
+            <w:rPr>
+              <w:rFonts w:ascii="Times New Roman" w:cs="Times New Roman" w:eastAsia="Times New Roman" w:hAnsi="Times New Roman"/>
+              <w:b w:val="0"/>
+              <w:bCs w:val="0"/>
+              <w:color w:val="000000"/>
+              <w:sz w:val="24"/>
+              <w:szCs w:val="24"/>
+              <w:rtl w:val="0"/>
+            </w:rPr>
+            <w:t xml:space="preserve">Plusieurs aspects ont posé des défis significatifs. La gestion du déséquilibre des classes (89,8% / 10,2%) a nécessité de nombreux ajustements : choix du RandomUnderSampling, ajustement du seuil de décision, sélection des métriques adaptées. Sans ces ajustements, les modèles auraient produit des résultats trompeurs avec une accuracy élevée mais aucune valeur prédictive réelle.</w:t>
+          </w:r>
+        </w:p>
+      </w:sdtContent>
+    </w:sdt>
+    <w:sdt>
+      <w:sdtPr>
+        <w:id w:val="-615029161"/>
+        <w:tag w:val="goog_rdk_42"/>
+      </w:sdtPr>
+      <w:sdtContent>
+        <w:p>
+          <w:pPr>
+            <w:pStyle w:val="Heading2"/>
+            <w:jc w:val="both"/>
+            <w:rPr>
+              <w:rFonts w:ascii="Times New Roman" w:cs="Times New Roman" w:eastAsia="Times New Roman" w:hAnsi="Times New Roman"/>
+              <w:b w:val="0"/>
+              <w:bCs w:val="0"/>
+              <w:color w:val="000000"/>
+              <w:sz w:val="24"/>
+              <w:szCs w:val="24"/>
+            </w:rPr>
+          </w:pPr>
+          <w:r>
+            <w:rPr>
+              <w:rFonts w:ascii="Times New Roman" w:cs="Times New Roman" w:eastAsia="Times New Roman" w:hAnsi="Times New Roman"/>
+              <w:b w:val="0"/>
+              <w:bCs w:val="0"/>
+              <w:color w:val="000000"/>
+              <w:sz w:val="24"/>
+              <w:szCs w:val="24"/>
+              <w:rtl w:val="0"/>
+            </w:rPr>
+            <w:t xml:space="preserve">La tâche de régression sur revenue_at_risk s'est révélée intrinsèquement difficile à cause de la distribution très déséquilibrée de la variable cible (89,8% de valeurs à 0). Tous les modèles obtiennent un R² très faible, ce qui signifie qu'aucun algorithme ne parvient à modéliser correctement cette variable dans sa forme actuelle. Ce résultat aurait nécessité une reformulation de la variable cible pour être vraiment exploitable.</w:t>
+          </w:r>
+        </w:p>
+      </w:sdtContent>
+    </w:sdt>
+    <w:sdt>
+      <w:sdtPr>
+        <w:id w:val="853976283"/>
+        <w:tag w:val="goog_rdk_43"/>
+      </w:sdtPr>
+      <w:sdtContent>
+        <w:p>
+          <w:pPr>
+            <w:pStyle w:val="Heading2"/>
+            <w:jc w:val="both"/>
+            <w:rPr>
+              <w:rFonts w:ascii="Times New Roman" w:cs="Times New Roman" w:eastAsia="Times New Roman" w:hAnsi="Times New Roman"/>
+              <w:b w:val="0"/>
+              <w:bCs w:val="0"/>
+              <w:color w:val="000000"/>
+              <w:sz w:val="24"/>
+              <w:szCs w:val="24"/>
+            </w:rPr>
+          </w:pPr>
+          <w:r>
+            <w:rPr>
+              <w:rFonts w:ascii="Times New Roman" w:cs="Times New Roman" w:eastAsia="Times New Roman" w:hAnsi="Times New Roman"/>
+              <w:b w:val="0"/>
+              <w:bCs w:val="0"/>
+              <w:color w:val="000000"/>
+              <w:sz w:val="24"/>
+              <w:szCs w:val="24"/>
+              <w:rtl w:val="0"/>
+            </w:rPr>
+            <w:t xml:space="preserve">L'intégration du Deep Learning a également posé des difficultés : le MLP ne surpasse pas le Random Forest en classification malgré plusieurs tentatives d'optimisation (Dropout, ajustement du seuil, EarlyStopping). Cela illustre une réalité importante en Data Science : un modèle plus complexe n'est pas nécessairement plus performant sur des données tabulaires de taille modeste.</w:t>
+          </w:r>
+        </w:p>
+      </w:sdtContent>
+    </w:sdt>
     <w:p>
       <w:pPr>
         <w:pStyle w:val="Heading2"/>
@@ -17491,125 +21160,43 @@
         <w:rPr>
           <w:rtl w:val="0"/>
         </w:rPr>
-        <w:t xml:space="preserve">16.2 Ce qui a été difficile</w:t>
-      </w:r>
-    </w:p>
-    <w:p>
-      <w:pPr>
-        <w:pStyle w:val="Heading2"/>
-        <w:jc w:val="both"/>
-        <w:rPr>
-          <w:rFonts w:ascii="Times New Roman" w:cs="Times New Roman" w:eastAsia="Times New Roman" w:hAnsi="Times New Roman"/>
-          <w:b w:val="0"/>
-          <w:bCs w:val="0"/>
-          <w:color w:val="000000"/>
-          <w:sz w:val="24"/>
-          <w:szCs w:val="24"/>
-        </w:rPr>
-      </w:pPr>
-      <w:r>
-        <w:rPr>
-          <w:rFonts w:ascii="Times New Roman" w:cs="Times New Roman" w:eastAsia="Times New Roman" w:hAnsi="Times New Roman"/>
-          <w:b w:val="0"/>
-          <w:bCs w:val="0"/>
-          <w:color w:val="000000"/>
-          <w:sz w:val="24"/>
-          <w:szCs w:val="24"/>
-          <w:rtl w:val="0"/>
-        </w:rPr>
-        <w:t xml:space="preserve">Plusieurs aspects ont posé des défis significatifs. La gestion du déséquilibre des classes (89,8% / 10,2%) a nécessité de nombreux ajustements : choix du RandomUnderSampling, ajustement du seuil de décision, sélection des métriques adaptées. Sans ces ajustements, les modèles auraient produit des résultats trompeurs avec une accuracy élevée mais aucune valeur prédictive réelle.</w:t>
-      </w:r>
-    </w:p>
-    <w:p>
-      <w:pPr>
-        <w:pStyle w:val="Heading2"/>
-        <w:jc w:val="both"/>
-        <w:rPr>
-          <w:rFonts w:ascii="Times New Roman" w:cs="Times New Roman" w:eastAsia="Times New Roman" w:hAnsi="Times New Roman"/>
-          <w:b w:val="0"/>
-          <w:bCs w:val="0"/>
-          <w:color w:val="000000"/>
-          <w:sz w:val="24"/>
-          <w:szCs w:val="24"/>
-        </w:rPr>
-      </w:pPr>
-      <w:r>
-        <w:rPr>
-          <w:rFonts w:ascii="Times New Roman" w:cs="Times New Roman" w:eastAsia="Times New Roman" w:hAnsi="Times New Roman"/>
-          <w:b w:val="0"/>
-          <w:bCs w:val="0"/>
-          <w:color w:val="000000"/>
-          <w:sz w:val="24"/>
-          <w:szCs w:val="24"/>
-          <w:rtl w:val="0"/>
-        </w:rPr>
-        <w:t xml:space="preserve">La tâche de régression sur revenue_at_risk s'est révélée intrinsèquement difficile à cause de la distribution très déséquilibrée de la variable cible (89,8% de valeurs à 0). Tous les modèles obtiennent un R² très faible, ce qui signifie qu'aucun algorithme ne parvient à modéliser correctement cette variable dans sa forme actuelle. Ce résultat aurait nécessité une reformulation de la variable cible pour être vraiment exploitable.</w:t>
-      </w:r>
-    </w:p>
-    <w:p>
-      <w:pPr>
-        <w:pStyle w:val="Heading2"/>
-        <w:jc w:val="both"/>
-        <w:rPr>
-          <w:rFonts w:ascii="Times New Roman" w:cs="Times New Roman" w:eastAsia="Times New Roman" w:hAnsi="Times New Roman"/>
-          <w:b w:val="0"/>
-          <w:bCs w:val="0"/>
-          <w:color w:val="000000"/>
-          <w:sz w:val="24"/>
-          <w:szCs w:val="24"/>
-        </w:rPr>
-      </w:pPr>
-      <w:r>
-        <w:rPr>
-          <w:rFonts w:ascii="Times New Roman" w:cs="Times New Roman" w:eastAsia="Times New Roman" w:hAnsi="Times New Roman"/>
-          <w:b w:val="0"/>
-          <w:bCs w:val="0"/>
-          <w:color w:val="000000"/>
-          <w:sz w:val="24"/>
-          <w:szCs w:val="24"/>
-          <w:rtl w:val="0"/>
-        </w:rPr>
-        <w:t xml:space="preserve">L'intégration du Deep Learning a également posé des difficultés : le MLP ne surpasse pas le Random Forest en classification malgré plusieurs tentatives d'optimisation (Dropout, ajustement du seuil, EarlyStopping). Cela illustre une réalité importante en Data Science : un modèle plus complexe n'est pas nécessairement plus performant sur des données tabulaires de taille modeste.</w:t>
-      </w:r>
-    </w:p>
-    <w:p>
-      <w:pPr>
-        <w:pStyle w:val="Heading2"/>
-        <w:rPr/>
-      </w:pPr>
-      <w:r>
-        <w:rPr>
-          <w:rtl w:val="0"/>
-        </w:rPr>
         <w:t xml:space="preserve">16.3 Limites identifiées</w:t>
       </w:r>
     </w:p>
-    <w:p>
-      <w:pPr>
-        <w:pStyle w:val="Heading2"/>
-        <w:jc w:val="both"/>
-        <w:rPr>
-          <w:rFonts w:ascii="Times New Roman" w:cs="Times New Roman" w:eastAsia="Times New Roman" w:hAnsi="Times New Roman"/>
-          <w:b w:val="0"/>
-          <w:bCs w:val="0"/>
-          <w:color w:val="000000"/>
-          <w:sz w:val="24"/>
-          <w:szCs w:val="24"/>
-        </w:rPr>
-      </w:pPr>
-      <w:r>
-        <w:rPr>
-          <w:rFonts w:ascii="Times New Roman" w:cs="Times New Roman" w:eastAsia="Times New Roman" w:hAnsi="Times New Roman"/>
-          <w:b w:val="0"/>
-          <w:bCs w:val="0"/>
-          <w:color w:val="000000"/>
-          <w:sz w:val="24"/>
-          <w:szCs w:val="24"/>
-          <w:rtl w:val="0"/>
-        </w:rPr>
-        <w:t xml:space="preserve">Le R² faible pour la régression (0,068) est la limite la plus structurante : la variable revenue_at_risk, avec 89,8% de valeurs à 0, est trop déséquilibrée pour être bien prédite par un modèle de régression classique. L'absence de données temporelles empêche de modéliser l'évolution du comportement client dans le temps, ce qui limiterait la détection de signaux de dégradation progressive. L'interprétabilité du MLP est limitée car SHAP n'a pas été appliqué au réseau de neurones utilisé pour la régression. Enfin, la solution tourne en local sans déploiement cloud, ce qui limite sa scalabilité et sa disponibilité dans un contexte de production réel.</w:t>
-      </w:r>
-    </w:p>
+    <w:sdt>
+      <w:sdtPr>
+        <w:id w:val="-543770745"/>
+        <w:tag w:val="goog_rdk_44"/>
+      </w:sdtPr>
+      <w:sdtContent>
+        <w:p>
+          <w:pPr>
+            <w:pStyle w:val="Heading2"/>
+            <w:jc w:val="both"/>
+            <w:rPr>
+              <w:rFonts w:ascii="Times New Roman" w:cs="Times New Roman" w:eastAsia="Times New Roman" w:hAnsi="Times New Roman"/>
+              <w:b w:val="0"/>
+              <w:bCs w:val="0"/>
+              <w:color w:val="000000"/>
+              <w:sz w:val="24"/>
+              <w:szCs w:val="24"/>
+            </w:rPr>
+          </w:pPr>
+          <w:r>
+            <w:rPr>
+              <w:rFonts w:ascii="Times New Roman" w:cs="Times New Roman" w:eastAsia="Times New Roman" w:hAnsi="Times New Roman"/>
+              <w:b w:val="0"/>
+              <w:bCs w:val="0"/>
+              <w:color w:val="000000"/>
+              <w:sz w:val="24"/>
+              <w:szCs w:val="24"/>
+              <w:rtl w:val="0"/>
+            </w:rPr>
+            <w:t xml:space="preserve">Le R² faible pour la régression (0,068) est la limite la plus structurante : la variable revenue_at_risk, avec 89,8% de valeurs à 0, est trop déséquilibrée pour être bien prédite par un modèle de régression classique. L'absence de données temporelles empêche de modéliser l'évolution du comportement client dans le temps, ce qui limiterait la détection de signaux de dégradation progressive. L'interprétabilité du MLP est limitée car SHAP n'a pas été appliqué au réseau de neurones utilisé pour la régression. Enfin, la solution tourne en local sans déploiement cloud, ce qui limite sa scalabilité et sa disponibilité dans un contexte de production réel.</w:t>
+          </w:r>
+        </w:p>
+      </w:sdtContent>
+    </w:sdt>
     <w:p>
       <w:pPr>
         <w:pStyle w:val="Heading2"/>
@@ -18591,12 +22178,12 @@
           <wp:inline distB="0" distT="0" distL="0" distR="0">
             <wp:extent cx="5731510" cy="1744345"/>
             <wp:effectExtent b="0" l="0" r="0" t="0"/>
-            <wp:docPr id="1" name="image19.png"/>
+            <wp:docPr id="1" name="image5.png"/>
             <a:graphic>
               <a:graphicData uri="http://schemas.openxmlformats.org/drawingml/2006/picture">
                 <pic:pic>
                   <pic:nvPicPr>
-                    <pic:cNvPr id="0" name="image19.png"/>
+                    <pic:cNvPr id="0" name="image5.png"/>
                     <pic:cNvPicPr preferRelativeResize="0"/>
                   </pic:nvPicPr>
                   <pic:blipFill>
@@ -18678,12 +22265,12 @@
           <wp:inline distB="0" distT="0" distL="0" distR="0">
             <wp:extent cx="5731510" cy="2616835"/>
             <wp:effectExtent b="0" l="0" r="0" t="0"/>
-            <wp:docPr id="3" name="image12.png"/>
+            <wp:docPr id="3" name="image16.png"/>
             <a:graphic>
               <a:graphicData uri="http://schemas.openxmlformats.org/drawingml/2006/picture">
                 <pic:pic>
                   <pic:nvPicPr>
-                    <pic:cNvPr id="0" name="image12.png"/>
+                    <pic:cNvPr id="0" name="image16.png"/>
                     <pic:cNvPicPr preferRelativeResize="0"/>
                   </pic:nvPicPr>
                   <pic:blipFill>
@@ -18754,12 +22341,12 @@
           <wp:inline distB="0" distT="0" distL="0" distR="0">
             <wp:extent cx="5731510" cy="2585085"/>
             <wp:effectExtent b="0" l="0" r="0" t="0"/>
-            <wp:docPr id="2" name="image17.png"/>
+            <wp:docPr id="2" name="image13.png"/>
             <a:graphic>
               <a:graphicData uri="http://schemas.openxmlformats.org/drawingml/2006/picture">
                 <pic:pic>
                   <pic:nvPicPr>
-                    <pic:cNvPr id="0" name="image17.png"/>
+                    <pic:cNvPr id="0" name="image13.png"/>
                     <pic:cNvPicPr preferRelativeResize="0"/>
                   </pic:nvPicPr>
                   <pic:blipFill>
@@ -18830,12 +22417,12 @@
           <wp:inline distB="0" distT="0" distL="0" distR="0">
             <wp:extent cx="5731510" cy="5179695"/>
             <wp:effectExtent b="0" l="0" r="0" t="0"/>
-            <wp:docPr id="5" name="image18.png"/>
+            <wp:docPr id="5" name="image14.png"/>
             <a:graphic>
               <a:graphicData uri="http://schemas.openxmlformats.org/drawingml/2006/picture">
                 <pic:pic>
                   <pic:nvPicPr>
-                    <pic:cNvPr id="0" name="image18.png"/>
+                    <pic:cNvPr id="0" name="image14.png"/>
                     <pic:cNvPicPr preferRelativeResize="0"/>
                   </pic:nvPicPr>
                   <pic:blipFill>
@@ -18896,12 +22483,12 @@
           <wp:inline distB="0" distT="0" distL="0" distR="0">
             <wp:extent cx="5731510" cy="2838450"/>
             <wp:effectExtent b="0" l="0" r="0" t="0"/>
-            <wp:docPr id="4" name="image15.png"/>
+            <wp:docPr id="4" name="image7.png"/>
             <a:graphic>
               <a:graphicData uri="http://schemas.openxmlformats.org/drawingml/2006/picture">
                 <pic:pic>
                   <pic:nvPicPr>
-                    <pic:cNvPr id="0" name="image15.png"/>
+                    <pic:cNvPr id="0" name="image7.png"/>
                     <pic:cNvPicPr preferRelativeResize="0"/>
                   </pic:nvPicPr>
                   <pic:blipFill>
@@ -18962,12 +22549,12 @@
           <wp:inline distB="0" distT="0" distL="0" distR="0">
             <wp:extent cx="5731510" cy="2637155"/>
             <wp:effectExtent b="0" l="0" r="0" t="0"/>
-            <wp:docPr id="7" name="image6.png"/>
+            <wp:docPr id="7" name="image3.png"/>
             <a:graphic>
               <a:graphicData uri="http://schemas.openxmlformats.org/drawingml/2006/picture">
                 <pic:pic>
                   <pic:nvPicPr>
-                    <pic:cNvPr id="0" name="image6.png"/>
+                    <pic:cNvPr id="0" name="image3.png"/>
                     <pic:cNvPicPr preferRelativeResize="0"/>
                   </pic:nvPicPr>
                   <pic:blipFill>
@@ -19038,12 +22625,12 @@
           <wp:inline distB="0" distT="0" distL="0" distR="0">
             <wp:extent cx="5731510" cy="1141095"/>
             <wp:effectExtent b="0" l="0" r="0" t="0"/>
-            <wp:docPr id="6" name="image7.png"/>
+            <wp:docPr id="6" name="image8.png"/>
             <a:graphic>
               <a:graphicData uri="http://schemas.openxmlformats.org/drawingml/2006/picture">
                 <pic:pic>
                   <pic:nvPicPr>
-                    <pic:cNvPr id="0" name="image7.png"/>
+                    <pic:cNvPr id="0" name="image8.png"/>
                     <pic:cNvPicPr preferRelativeResize="0"/>
                   </pic:nvPicPr>
                   <pic:blipFill>
@@ -19093,12 +22680,12 @@
           <wp:inline distB="0" distT="0" distL="0" distR="0">
             <wp:extent cx="5731510" cy="2292350"/>
             <wp:effectExtent b="0" l="0" r="0" t="0"/>
-            <wp:docPr id="9" name="image2.png"/>
+            <wp:docPr id="9" name="image6.png"/>
             <a:graphic>
               <a:graphicData uri="http://schemas.openxmlformats.org/drawingml/2006/picture">
                 <pic:pic>
                   <pic:nvPicPr>
-                    <pic:cNvPr id="0" name="image2.png"/>
+                    <pic:cNvPr id="0" name="image6.png"/>
                     <pic:cNvPicPr preferRelativeResize="0"/>
                   </pic:nvPicPr>
                   <pic:blipFill>
@@ -19199,12 +22786,12 @@
           <wp:inline distB="0" distT="0" distL="0" distR="0">
             <wp:extent cx="4596336" cy="2205997"/>
             <wp:effectExtent b="0" l="0" r="0" t="0"/>
-            <wp:docPr id="8" name="image3.png"/>
+            <wp:docPr id="8" name="image11.png"/>
             <a:graphic>
               <a:graphicData uri="http://schemas.openxmlformats.org/drawingml/2006/picture">
                 <pic:pic>
                   <pic:nvPicPr>
-                    <pic:cNvPr id="0" name="image3.png"/>
+                    <pic:cNvPr id="0" name="image11.png"/>
                     <pic:cNvPicPr preferRelativeResize="0"/>
                   </pic:nvPicPr>
                   <pic:blipFill>
@@ -19254,12 +22841,12 @@
           <wp:inline distB="0" distT="0" distL="0" distR="0">
             <wp:extent cx="2004234" cy="1691787"/>
             <wp:effectExtent b="0" l="0" r="0" t="0"/>
-            <wp:docPr id="12" name="image1.png"/>
+            <wp:docPr id="12" name="image10.png"/>
             <a:graphic>
               <a:graphicData uri="http://schemas.openxmlformats.org/drawingml/2006/picture">
                 <pic:pic>
                   <pic:nvPicPr>
-                    <pic:cNvPr id="0" name="image1.png"/>
+                    <pic:cNvPr id="0" name="image10.png"/>
                     <pic:cNvPicPr preferRelativeResize="0"/>
                   </pic:nvPicPr>
                   <pic:blipFill>
@@ -19330,12 +22917,12 @@
           <wp:inline distB="0" distT="0" distL="0" distR="0">
             <wp:extent cx="5731510" cy="1706245"/>
             <wp:effectExtent b="0" l="0" r="0" t="0"/>
-            <wp:docPr id="10" name="image10.png"/>
+            <wp:docPr id="10" name="image2.png"/>
             <a:graphic>
               <a:graphicData uri="http://schemas.openxmlformats.org/drawingml/2006/picture">
                 <pic:pic>
                   <pic:nvPicPr>
-                    <pic:cNvPr id="0" name="image10.png"/>
+                    <pic:cNvPr id="0" name="image2.png"/>
                     <pic:cNvPicPr preferRelativeResize="0"/>
                   </pic:nvPicPr>
                   <pic:blipFill>
@@ -19385,12 +22972,12 @@
           <wp:inline distB="0" distT="0" distL="0" distR="0">
             <wp:extent cx="5390476" cy="6304762"/>
             <wp:effectExtent b="0" l="0" r="0" t="0"/>
-            <wp:docPr id="11" name="image16.png"/>
+            <wp:docPr id="11" name="image12.png"/>
             <a:graphic>
               <a:graphicData uri="http://schemas.openxmlformats.org/drawingml/2006/picture">
                 <pic:pic>
                   <pic:nvPicPr>
-                    <pic:cNvPr id="0" name="image16.png"/>
+                    <pic:cNvPr id="0" name="image12.png"/>
                     <pic:cNvPicPr preferRelativeResize="0"/>
                   </pic:nvPicPr>
                   <pic:blipFill>
@@ -19440,12 +23027,12 @@
           <wp:inline distB="0" distT="0" distL="0" distR="0">
             <wp:extent cx="5638095" cy="6209524"/>
             <wp:effectExtent b="0" l="0" r="0" t="0"/>
-            <wp:docPr id="13" name="image9.png"/>
+            <wp:docPr id="13" name="image18.png"/>
             <a:graphic>
               <a:graphicData uri="http://schemas.openxmlformats.org/drawingml/2006/picture">
                 <pic:pic>
                   <pic:nvPicPr>
-                    <pic:cNvPr id="0" name="image9.png"/>
+                    <pic:cNvPr id="0" name="image18.png"/>
                     <pic:cNvPicPr preferRelativeResize="0"/>
                   </pic:nvPicPr>
                   <pic:blipFill>
@@ -19516,12 +23103,12 @@
           <wp:inline distB="0" distT="0" distL="0" distR="0">
             <wp:extent cx="5731510" cy="2861310"/>
             <wp:effectExtent b="0" l="0" r="0" t="0"/>
-            <wp:docPr id="14" name="image20.png"/>
+            <wp:docPr id="14" name="image4.png"/>
             <a:graphic>
               <a:graphicData uri="http://schemas.openxmlformats.org/drawingml/2006/picture">
                 <pic:pic>
                   <pic:nvPicPr>
-                    <pic:cNvPr id="0" name="image20.png"/>
+                    <pic:cNvPr id="0" name="image4.png"/>
                     <pic:cNvPicPr preferRelativeResize="0"/>
                   </pic:nvPicPr>
                   <pic:blipFill>
@@ -19571,12 +23158,12 @@
           <wp:inline distB="0" distT="0" distL="0" distR="0">
             <wp:extent cx="5731510" cy="2933700"/>
             <wp:effectExtent b="0" l="0" r="0" t="0"/>
-            <wp:docPr id="15" name="image14.png"/>
+            <wp:docPr id="15" name="image1.png"/>
             <a:graphic>
               <a:graphicData uri="http://schemas.openxmlformats.org/drawingml/2006/picture">
                 <pic:pic>
                   <pic:nvPicPr>
-                    <pic:cNvPr id="0" name="image14.png"/>
+                    <pic:cNvPr id="0" name="image1.png"/>
                     <pic:cNvPicPr preferRelativeResize="0"/>
                   </pic:nvPicPr>
                   <pic:blipFill>
@@ -19616,12 +23203,12 @@
           <wp:inline distB="0" distT="0" distL="0" distR="0">
             <wp:extent cx="5731510" cy="2829560"/>
             <wp:effectExtent b="0" l="0" r="0" t="0"/>
-            <wp:docPr id="16" name="image8.png"/>
+            <wp:docPr id="16" name="image19.png"/>
             <a:graphic>
               <a:graphicData uri="http://schemas.openxmlformats.org/drawingml/2006/picture">
                 <pic:pic>
                   <pic:nvPicPr>
-                    <pic:cNvPr id="0" name="image8.png"/>
+                    <pic:cNvPr id="0" name="image19.png"/>
                     <pic:cNvPicPr preferRelativeResize="0"/>
                   </pic:nvPicPr>
                   <pic:blipFill>
@@ -19661,12 +23248,12 @@
           <wp:inline distB="0" distT="0" distL="0" distR="0">
             <wp:extent cx="5731510" cy="2764155"/>
             <wp:effectExtent b="0" l="0" r="0" t="0"/>
-            <wp:docPr id="17" name="image5.png"/>
+            <wp:docPr id="17" name="image9.png"/>
             <a:graphic>
               <a:graphicData uri="http://schemas.openxmlformats.org/drawingml/2006/picture">
                 <pic:pic>
                   <pic:nvPicPr>
-                    <pic:cNvPr id="0" name="image5.png"/>
+                    <pic:cNvPr id="0" name="image9.png"/>
                     <pic:cNvPicPr preferRelativeResize="0"/>
                   </pic:nvPicPr>
                   <pic:blipFill>
@@ -19747,12 +23334,12 @@
           <wp:inline distB="0" distT="0" distL="0" distR="0">
             <wp:extent cx="5731510" cy="2743200"/>
             <wp:effectExtent b="0" l="0" r="0" t="0"/>
-            <wp:docPr id="18" name="image11.png"/>
+            <wp:docPr id="18" name="image15.png"/>
             <a:graphic>
               <a:graphicData uri="http://schemas.openxmlformats.org/drawingml/2006/picture">
                 <pic:pic>
                   <pic:nvPicPr>
-                    <pic:cNvPr id="0" name="image11.png"/>
+                    <pic:cNvPr id="0" name="image15.png"/>
                     <pic:cNvPicPr preferRelativeResize="0"/>
                   </pic:nvPicPr>
                   <pic:blipFill>
@@ -19823,12 +23410,12 @@
           <wp:inline distB="0" distT="0" distL="0" distR="0">
             <wp:extent cx="5731510" cy="2533015"/>
             <wp:effectExtent b="0" l="0" r="0" t="0"/>
-            <wp:docPr id="19" name="image4.png"/>
+            <wp:docPr id="19" name="image17.png"/>
             <a:graphic>
               <a:graphicData uri="http://schemas.openxmlformats.org/drawingml/2006/picture">
                 <pic:pic>
                   <pic:nvPicPr>
-                    <pic:cNvPr id="0" name="image4.png"/>
+                    <pic:cNvPr id="0" name="image17.png"/>
                     <pic:cNvPicPr preferRelativeResize="0"/>
                   </pic:nvPicPr>
                   <pic:blipFill>
@@ -19878,12 +23465,12 @@
           <wp:inline distB="0" distT="0" distL="0" distR="0">
             <wp:extent cx="5731510" cy="2965450"/>
             <wp:effectExtent b="0" l="0" r="0" t="0"/>
-            <wp:docPr id="20" name="image13.png"/>
+            <wp:docPr id="20" name="image20.png"/>
             <a:graphic>
               <a:graphicData uri="http://schemas.openxmlformats.org/drawingml/2006/picture">
                 <pic:pic>
                   <pic:nvPicPr>
-                    <pic:cNvPr id="0" name="image13.png"/>
+                    <pic:cNvPr id="0" name="image20.png"/>
                     <pic:cNvPicPr preferRelativeResize="0"/>
                   </pic:nvPicPr>
                   <pic:blipFill>
@@ -22239,7 +25826,7 @@
 
 <file path=customXML/item1.xml><?xml version="1.0" encoding="utf-8"?>
 <go:gDocsCustomXmlDataStorage xmlns:go="http://customooxmlschemas.google.com/" xmlns:r="http://schemas.openxmlformats.org/officeDocument/2006/relationships" uri="GoogleDocsCustomDataVersion2">
-  <go:docsCustomData xmlns:go="http://customooxmlschemas.google.com/" roundtripDataSignature="AMtx7mhCZZ4wInwiZ8xa0tF0alzOLzfJrA==">CgMxLjAaJAoBMBIfCh0IB0IZCgVBcmltbxIQQXJpYWwgVW5pY29kZSBNUzgAciExUG1IVzdDT2Fpa2NsdFZDek5nMlhGbkVJZml5S2wwTkE=</go:docsCustomData>
+  <go:docsCustomData xmlns:go="http://customooxmlschemas.google.com/" roundtripDataSignature="AMtx7miCshgvDBUvcbczXEPEdriVVOddbw==">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</go:docsCustomData>
 </go:gDocsCustomXmlDataStorage>
 </file>
 
